--- a/doc/02-系统设计文档.docx
+++ b/doc/02-系统设计文档.docx
@@ -47,7 +47,7 @@
           <w:color w:val="000000"/>
           <w:sz w:val="20"/>
         </w:rPr>
-        <w:t>文档版本: V1.0   编写日期: 2026-07-03</w:t>
+        <w:t>文档版本: V2.0   编写日期: 2026-07-05</w:t>
       </w:r>
     </w:p>
     <w:p>
@@ -91,7 +91,7 @@
       <w:r>
         <w:drawing>
           <wp:inline xmlns:a="http://schemas.openxmlformats.org/drawingml/2006/main" xmlns:pic="http://schemas.openxmlformats.org/drawingml/2006/picture">
-            <wp:extent cx="5400000" cy="3500639"/>
+            <wp:extent cx="5400000" cy="3632521"/>
             <wp:docPr id="1" name="Picture 1"/>
             <wp:cNvGraphicFramePr>
               <a:graphicFrameLocks noChangeAspect="1"/>
@@ -112,7 +112,7 @@
                   <pic:spPr>
                     <a:xfrm>
                       <a:off x="0" y="0"/>
-                      <a:ext cx="5400000" cy="3500639"/>
+                      <a:ext cx="5400000" cy="3632521"/>
                     </a:xfrm>
                     <a:prstGeom prst="rect"/>
                   </pic:spPr>
@@ -198,7 +198,7 @@
       <w:tr>
         <w:tc>
           <w:tcPr>
-            <w:tcW w:type="dxa" w:w="1984"/>
+            <w:tcW w:type="dxa" w:w="1701"/>
             <w:shd w:val="clear" w:color="auto" w:fill="D9E2F3"/>
             <w:vAlign w:val="center"/>
           </w:tcPr>
@@ -222,7 +222,7 @@
         </w:tc>
         <w:tc>
           <w:tcPr>
-            <w:tcW w:type="dxa" w:w="850"/>
+            <w:tcW w:type="dxa" w:w="737"/>
             <w:shd w:val="clear" w:color="auto" w:fill="D9E2F3"/>
             <w:vAlign w:val="center"/>
           </w:tcPr>
@@ -246,7 +246,7 @@
         </w:tc>
         <w:tc>
           <w:tcPr>
-            <w:tcW w:type="dxa" w:w="1417"/>
+            <w:tcW w:type="dxa" w:w="1134"/>
             <w:shd w:val="clear" w:color="auto" w:fill="D9E2F3"/>
             <w:vAlign w:val="center"/>
           </w:tcPr>
@@ -270,7 +270,7 @@
         </w:tc>
         <w:tc>
           <w:tcPr>
-            <w:tcW w:type="dxa" w:w="2551"/>
+            <w:tcW w:type="dxa" w:w="3118"/>
             <w:shd w:val="clear" w:color="auto" w:fill="D9E2F3"/>
             <w:vAlign w:val="center"/>
           </w:tcPr>
@@ -294,7 +294,7 @@
         </w:tc>
         <w:tc>
           <w:tcPr>
-            <w:tcW w:type="dxa" w:w="2268"/>
+            <w:tcW w:type="dxa" w:w="2551"/>
             <w:shd w:val="clear" w:color="auto" w:fill="D9E2F3"/>
             <w:vAlign w:val="center"/>
           </w:tcPr>
@@ -320,7 +320,7 @@
       <w:tr>
         <w:tc>
           <w:tcPr>
-            <w:tcW w:type="dxa" w:w="1984"/>
+            <w:tcW w:type="dxa" w:w="1701"/>
             <w:vAlign w:val="center"/>
           </w:tcPr>
           <w:p>
@@ -343,7 +343,7 @@
         </w:tc>
         <w:tc>
           <w:tcPr>
-            <w:tcW w:type="dxa" w:w="850"/>
+            <w:tcW w:type="dxa" w:w="737"/>
             <w:vAlign w:val="center"/>
           </w:tcPr>
           <w:p>
@@ -366,7 +366,7 @@
         </w:tc>
         <w:tc>
           <w:tcPr>
-            <w:tcW w:type="dxa" w:w="1417"/>
+            <w:tcW w:type="dxa" w:w="1134"/>
             <w:vAlign w:val="center"/>
           </w:tcPr>
           <w:p>
@@ -389,6 +389,29 @@
         </w:tc>
         <w:tc>
           <w:tcPr>
+            <w:tcW w:type="dxa" w:w="3118"/>
+            <w:vAlign w:val="center"/>
+          </w:tcPr>
+          <w:p>
+            <w:pPr>
+              <w:spacing w:before="0" w:after="0" w:line="288" w:lineRule="auto"/>
+              <w:jc w:val="left"/>
+            </w:pPr>
+            <w:r/>
+            <w:r>
+              <w:rPr>
+                <w:rFonts w:ascii="Times New Roman" w:hAnsi="Times New Roman" w:eastAsia="宋体" w:cs="Times New Roman"/>
+                <w:b w:val="0"/>
+                <w:i w:val="0"/>
+                <w:color w:val="000000"/>
+                <w:sz w:val="20"/>
+              </w:rPr>
+              <w:t>注册/登录/鉴权 + 用户管理 (/admin/user/**)</w:t>
+            </w:r>
+          </w:p>
+        </w:tc>
+        <w:tc>
+          <w:tcPr>
             <w:tcW w:type="dxa" w:w="2551"/>
             <w:vAlign w:val="center"/>
           </w:tcPr>
@@ -406,30 +429,7 @@
                 <w:color w:val="000000"/>
                 <w:sz w:val="20"/>
               </w:rPr>
-              <w:t>注册/登录/鉴权</w:t>
-            </w:r>
-          </w:p>
-        </w:tc>
-        <w:tc>
-          <w:tcPr>
-            <w:tcW w:type="dxa" w:w="2268"/>
-            <w:vAlign w:val="center"/>
-          </w:tcPr>
-          <w:p>
-            <w:pPr>
-              <w:spacing w:before="0" w:after="0" w:line="288" w:lineRule="auto"/>
-              <w:jc w:val="left"/>
-            </w:pPr>
-            <w:r/>
-            <w:r>
-              <w:rPr>
-                <w:rFonts w:ascii="Times New Roman" w:hAnsi="Times New Roman" w:eastAsia="宋体" w:cs="Times New Roman"/>
-                <w:b w:val="0"/>
-                <w:i w:val="0"/>
-                <w:color w:val="000000"/>
-                <w:sz w:val="20"/>
-              </w:rPr>
-              <w:t>BCrypt + JWT</w:t>
+              <w:t>BCrypt + JWT + RBAC</w:t>
             </w:r>
           </w:p>
         </w:tc>
@@ -437,7 +437,7 @@
       <w:tr>
         <w:tc>
           <w:tcPr>
-            <w:tcW w:type="dxa" w:w="1984"/>
+            <w:tcW w:type="dxa" w:w="1701"/>
             <w:vAlign w:val="center"/>
           </w:tcPr>
           <w:p>
@@ -460,7 +460,7 @@
         </w:tc>
         <w:tc>
           <w:tcPr>
-            <w:tcW w:type="dxa" w:w="850"/>
+            <w:tcW w:type="dxa" w:w="737"/>
             <w:vAlign w:val="center"/>
           </w:tcPr>
           <w:p>
@@ -483,7 +483,7 @@
         </w:tc>
         <w:tc>
           <w:tcPr>
-            <w:tcW w:type="dxa" w:w="1417"/>
+            <w:tcW w:type="dxa" w:w="1134"/>
             <w:vAlign w:val="center"/>
           </w:tcPr>
           <w:p>
@@ -506,6 +506,29 @@
         </w:tc>
         <w:tc>
           <w:tcPr>
+            <w:tcW w:type="dxa" w:w="3118"/>
+            <w:vAlign w:val="center"/>
+          </w:tcPr>
+          <w:p>
+            <w:pPr>
+              <w:spacing w:before="0" w:after="0" w:line="288" w:lineRule="auto"/>
+              <w:jc w:val="left"/>
+            </w:pPr>
+            <w:r/>
+            <w:r>
+              <w:rPr>
+                <w:rFonts w:ascii="Times New Roman" w:hAnsi="Times New Roman" w:eastAsia="宋体" w:cs="Times New Roman"/>
+                <w:b w:val="0"/>
+                <w:i w:val="0"/>
+                <w:color w:val="000000"/>
+                <w:sz w:val="20"/>
+              </w:rPr>
+              <w:t>商品 CRUD + 分页 + 商品管理 + MQ 消费者</w:t>
+            </w:r>
+          </w:p>
+        </w:tc>
+        <w:tc>
+          <w:tcPr>
             <w:tcW w:type="dxa" w:w="2551"/>
             <w:vAlign w:val="center"/>
           </w:tcPr>
@@ -523,30 +546,7 @@
                 <w:color w:val="000000"/>
                 <w:sz w:val="20"/>
               </w:rPr>
-              <w:t>商品 CRUD + 分页</w:t>
-            </w:r>
-          </w:p>
-        </w:tc>
-        <w:tc>
-          <w:tcPr>
-            <w:tcW w:type="dxa" w:w="2268"/>
-            <w:vAlign w:val="center"/>
-          </w:tcPr>
-          <w:p>
-            <w:pPr>
-              <w:spacing w:before="0" w:after="0" w:line="288" w:lineRule="auto"/>
-              <w:jc w:val="left"/>
-            </w:pPr>
-            <w:r/>
-            <w:r>
-              <w:rPr>
-                <w:rFonts w:ascii="Times New Roman" w:hAnsi="Times New Roman" w:eastAsia="宋体" w:cs="Times New Roman"/>
-                <w:b w:val="0"/>
-                <w:i w:val="0"/>
-                <w:color w:val="000000"/>
-                <w:sz w:val="20"/>
-              </w:rPr>
-              <w:t>MyBatis Plus + @RefreshScope</w:t>
+              <w:t>MyBatis Plus + @RefreshScope + Spring AMQP</w:t>
             </w:r>
           </w:p>
         </w:tc>
@@ -554,7 +554,7 @@
       <w:tr>
         <w:tc>
           <w:tcPr>
-            <w:tcW w:type="dxa" w:w="1984"/>
+            <w:tcW w:type="dxa" w:w="1701"/>
             <w:vAlign w:val="center"/>
           </w:tcPr>
           <w:p>
@@ -577,7 +577,7 @@
         </w:tc>
         <w:tc>
           <w:tcPr>
-            <w:tcW w:type="dxa" w:w="850"/>
+            <w:tcW w:type="dxa" w:w="737"/>
             <w:vAlign w:val="center"/>
           </w:tcPr>
           <w:p>
@@ -600,7 +600,7 @@
         </w:tc>
         <w:tc>
           <w:tcPr>
-            <w:tcW w:type="dxa" w:w="1417"/>
+            <w:tcW w:type="dxa" w:w="1134"/>
             <w:vAlign w:val="center"/>
           </w:tcPr>
           <w:p>
@@ -623,6 +623,29 @@
         </w:tc>
         <w:tc>
           <w:tcPr>
+            <w:tcW w:type="dxa" w:w="3118"/>
+            <w:vAlign w:val="center"/>
+          </w:tcPr>
+          <w:p>
+            <w:pPr>
+              <w:spacing w:before="0" w:after="0" w:line="288" w:lineRule="auto"/>
+              <w:jc w:val="left"/>
+            </w:pPr>
+            <w:r/>
+            <w:r>
+              <w:rPr>
+                <w:rFonts w:ascii="Times New Roman" w:hAnsi="Times New Roman" w:eastAsia="宋体" w:cs="Times New Roman"/>
+                <w:b w:val="0"/>
+                <w:i w:val="0"/>
+                <w:color w:val="000000"/>
+                <w:sz w:val="20"/>
+              </w:rPr>
+              <w:t>订单全生命周期 + 订单管理 + MQ 生产者</w:t>
+            </w:r>
+          </w:p>
+        </w:tc>
+        <w:tc>
+          <w:tcPr>
             <w:tcW w:type="dxa" w:w="2551"/>
             <w:vAlign w:val="center"/>
           </w:tcPr>
@@ -640,30 +663,7 @@
                 <w:color w:val="000000"/>
                 <w:sz w:val="20"/>
               </w:rPr>
-              <w:t>订单全生命周期</w:t>
-            </w:r>
-          </w:p>
-        </w:tc>
-        <w:tc>
-          <w:tcPr>
-            <w:tcW w:type="dxa" w:w="2268"/>
-            <w:vAlign w:val="center"/>
-          </w:tcPr>
-          <w:p>
-            <w:pPr>
-              <w:spacing w:before="0" w:after="0" w:line="288" w:lineRule="auto"/>
-              <w:jc w:val="left"/>
-            </w:pPr>
-            <w:r/>
-            <w:r>
-              <w:rPr>
-                <w:rFonts w:ascii="Times New Roman" w:hAnsi="Times New Roman" w:eastAsia="宋体" w:cs="Times New Roman"/>
-                <w:b w:val="0"/>
-                <w:i w:val="0"/>
-                <w:color w:val="000000"/>
-                <w:sz w:val="20"/>
-              </w:rPr>
-              <w:t>OpenFeign + Sentinel Fallback</w:t>
+              <w:t>OpenFeign + Sentinel Fallback + RabbitTemplate</w:t>
             </w:r>
           </w:p>
         </w:tc>
@@ -671,7 +671,7 @@
       <w:tr>
         <w:tc>
           <w:tcPr>
-            <w:tcW w:type="dxa" w:w="1984"/>
+            <w:tcW w:type="dxa" w:w="1701"/>
             <w:vAlign w:val="center"/>
           </w:tcPr>
           <w:p>
@@ -694,7 +694,7 @@
         </w:tc>
         <w:tc>
           <w:tcPr>
-            <w:tcW w:type="dxa" w:w="850"/>
+            <w:tcW w:type="dxa" w:w="737"/>
             <w:vAlign w:val="center"/>
           </w:tcPr>
           <w:p>
@@ -717,7 +717,7 @@
         </w:tc>
         <w:tc>
           <w:tcPr>
-            <w:tcW w:type="dxa" w:w="1417"/>
+            <w:tcW w:type="dxa" w:w="1134"/>
             <w:vAlign w:val="center"/>
           </w:tcPr>
           <w:p>
@@ -740,7 +740,7 @@
         </w:tc>
         <w:tc>
           <w:tcPr>
-            <w:tcW w:type="dxa" w:w="2551"/>
+            <w:tcW w:type="dxa" w:w="3118"/>
             <w:vAlign w:val="center"/>
           </w:tcPr>
           <w:p>
@@ -757,13 +757,13 @@
                 <w:color w:val="000000"/>
                 <w:sz w:val="20"/>
               </w:rPr>
-              <w:t>库存扣减/回补</w:t>
+              <w:t>库存扣减/回补 + 库存管理 (/admin/inventory/**)</w:t>
             </w:r>
           </w:p>
         </w:tc>
         <w:tc>
           <w:tcPr>
-            <w:tcW w:type="dxa" w:w="2268"/>
+            <w:tcW w:type="dxa" w:w="2551"/>
             <w:vAlign w:val="center"/>
           </w:tcPr>
           <w:p>
@@ -788,7 +788,124 @@
       <w:tr>
         <w:tc>
           <w:tcPr>
-            <w:tcW w:type="dxa" w:w="1984"/>
+            <w:tcW w:type="dxa" w:w="1701"/>
+            <w:vAlign w:val="center"/>
+          </w:tcPr>
+          <w:p>
+            <w:pPr>
+              <w:spacing w:before="0" w:after="0" w:line="288" w:lineRule="auto"/>
+              <w:jc w:val="center"/>
+            </w:pPr>
+            <w:r/>
+            <w:r>
+              <w:rPr>
+                <w:rFonts w:ascii="Times New Roman" w:hAnsi="Times New Roman" w:eastAsia="宋体" w:cs="Times New Roman"/>
+                <w:b/>
+                <w:i w:val="0"/>
+                <w:color w:val="000000"/>
+                <w:sz w:val="20"/>
+              </w:rPr>
+              <w:t>log-service</w:t>
+            </w:r>
+          </w:p>
+        </w:tc>
+        <w:tc>
+          <w:tcPr>
+            <w:tcW w:type="dxa" w:w="737"/>
+            <w:vAlign w:val="center"/>
+          </w:tcPr>
+          <w:p>
+            <w:pPr>
+              <w:spacing w:before="0" w:after="0" w:line="288" w:lineRule="auto"/>
+              <w:jc w:val="left"/>
+            </w:pPr>
+            <w:r/>
+            <w:r>
+              <w:rPr>
+                <w:rFonts w:ascii="Times New Roman" w:hAnsi="Times New Roman" w:eastAsia="宋体" w:cs="Times New Roman"/>
+                <w:b w:val="0"/>
+                <w:i w:val="0"/>
+                <w:color w:val="000000"/>
+                <w:sz w:val="20"/>
+              </w:rPr>
+              <w:t>8085</w:t>
+            </w:r>
+          </w:p>
+        </w:tc>
+        <w:tc>
+          <w:tcPr>
+            <w:tcW w:type="dxa" w:w="1134"/>
+            <w:vAlign w:val="center"/>
+          </w:tcPr>
+          <w:p>
+            <w:pPr>
+              <w:spacing w:before="0" w:after="0" w:line="288" w:lineRule="auto"/>
+              <w:jc w:val="left"/>
+            </w:pPr>
+            <w:r/>
+            <w:r>
+              <w:rPr>
+                <w:rFonts w:ascii="Times New Roman" w:hAnsi="Times New Roman" w:eastAsia="宋体" w:cs="Times New Roman"/>
+                <w:b w:val="0"/>
+                <w:i w:val="0"/>
+                <w:color w:val="000000"/>
+                <w:sz w:val="20"/>
+              </w:rPr>
+              <w:t>无</w:t>
+            </w:r>
+          </w:p>
+        </w:tc>
+        <w:tc>
+          <w:tcPr>
+            <w:tcW w:type="dxa" w:w="3118"/>
+            <w:vAlign w:val="center"/>
+          </w:tcPr>
+          <w:p>
+            <w:pPr>
+              <w:spacing w:before="0" w:after="0" w:line="288" w:lineRule="auto"/>
+              <w:jc w:val="left"/>
+            </w:pPr>
+            <w:r/>
+            <w:r>
+              <w:rPr>
+                <w:rFonts w:ascii="Times New Roman" w:hAnsi="Times New Roman" w:eastAsia="宋体" w:cs="Times New Roman"/>
+                <w:b w:val="0"/>
+                <w:i w:val="0"/>
+                <w:color w:val="000000"/>
+                <w:sz w:val="20"/>
+              </w:rPr>
+              <w:t>日志文件浏览/tail/搜索 + MQ 消费者</w:t>
+            </w:r>
+          </w:p>
+        </w:tc>
+        <w:tc>
+          <w:tcPr>
+            <w:tcW w:type="dxa" w:w="2551"/>
+            <w:vAlign w:val="center"/>
+          </w:tcPr>
+          <w:p>
+            <w:pPr>
+              <w:spacing w:before="0" w:after="0" w:line="288" w:lineRule="auto"/>
+              <w:jc w:val="left"/>
+            </w:pPr>
+            <w:r/>
+            <w:r>
+              <w:rPr>
+                <w:rFonts w:ascii="Times New Roman" w:hAnsi="Times New Roman" w:eastAsia="宋体" w:cs="Times New Roman"/>
+                <w:b w:val="0"/>
+                <w:i w:val="0"/>
+                <w:color w:val="000000"/>
+                <w:sz w:val="20"/>
+              </w:rPr>
+              <w:t>Java NIO + Spring AMQP Listener</w:t>
+            </w:r>
+          </w:p>
+        </w:tc>
+      </w:tr>
+      <w:tr>
+        <w:tc>
+          <w:tcPr>
+            <w:tcW w:type="dxa" w:w="1701"/>
             <w:vAlign w:val="center"/>
           </w:tcPr>
           <w:p>
@@ -811,7 +928,7 @@
         </w:tc>
         <w:tc>
           <w:tcPr>
-            <w:tcW w:type="dxa" w:w="850"/>
+            <w:tcW w:type="dxa" w:w="737"/>
             <w:vAlign w:val="center"/>
           </w:tcPr>
           <w:p>
@@ -834,7 +951,7 @@
         </w:tc>
         <w:tc>
           <w:tcPr>
-            <w:tcW w:type="dxa" w:w="1417"/>
+            <w:tcW w:type="dxa" w:w="1134"/>
             <w:vAlign w:val="center"/>
           </w:tcPr>
           <w:p>
@@ -857,7 +974,7 @@
         </w:tc>
         <w:tc>
           <w:tcPr>
-            <w:tcW w:type="dxa" w:w="2551"/>
+            <w:tcW w:type="dxa" w:w="3118"/>
             <w:vAlign w:val="center"/>
           </w:tcPr>
           <w:p>
@@ -874,13 +991,13 @@
                 <w:color w:val="000000"/>
                 <w:sz w:val="20"/>
               </w:rPr>
-              <w:t>路由 + JWT 鉴权</w:t>
+              <w:t>路由 + JWT 鉴权 + X-User-Role 注入</w:t>
             </w:r>
           </w:p>
         </w:tc>
         <w:tc>
           <w:tcPr>
-            <w:tcW w:type="dxa" w:w="2268"/>
+            <w:tcW w:type="dxa" w:w="2551"/>
             <w:vAlign w:val="center"/>
           </w:tcPr>
           <w:p>
@@ -936,15 +1053,16 @@
         </w:tblBorders>
       </w:tblPr>
       <w:tblGrid>
-        <w:gridCol w:w="2351"/>
-        <w:gridCol w:w="2351"/>
-        <w:gridCol w:w="2351"/>
-        <w:gridCol w:w="2351"/>
+        <w:gridCol w:w="1881"/>
+        <w:gridCol w:w="1881"/>
+        <w:gridCol w:w="1881"/>
+        <w:gridCol w:w="1881"/>
+        <w:gridCol w:w="1881"/>
       </w:tblGrid>
       <w:tr>
         <w:tc>
           <w:tcPr>
-            <w:tcW w:type="dxa" w:w="1417"/>
+            <w:tcW w:type="dxa" w:w="1247"/>
             <w:shd w:val="clear" w:color="auto" w:fill="D9E2F3"/>
             <w:vAlign w:val="center"/>
           </w:tcPr>
@@ -968,7 +1086,7 @@
         </w:tc>
         <w:tc>
           <w:tcPr>
-            <w:tcW w:type="dxa" w:w="1417"/>
+            <w:tcW w:type="dxa" w:w="1587"/>
             <w:shd w:val="clear" w:color="auto" w:fill="D9E2F3"/>
             <w:vAlign w:val="center"/>
           </w:tcPr>
@@ -1016,7 +1134,31 @@
         </w:tc>
         <w:tc>
           <w:tcPr>
-            <w:tcW w:type="dxa" w:w="3685"/>
+            <w:tcW w:type="dxa" w:w="850"/>
+            <w:shd w:val="clear" w:color="auto" w:fill="D9E2F3"/>
+            <w:vAlign w:val="center"/>
+          </w:tcPr>
+          <w:p>
+            <w:pPr>
+              <w:spacing w:before="0" w:after="0" w:line="288" w:lineRule="auto"/>
+              <w:jc w:val="center"/>
+            </w:pPr>
+            <w:r/>
+            <w:r>
+              <w:rPr>
+                <w:rFonts w:ascii="Times New Roman" w:hAnsi="Times New Roman" w:eastAsia="宋体" w:cs="Times New Roman"/>
+                <w:b/>
+                <w:i w:val="0"/>
+                <w:color w:val="000000"/>
+                <w:sz w:val="20"/>
+              </w:rPr>
+              <w:t>可见性</w:t>
+            </w:r>
+          </w:p>
+        </w:tc>
+        <w:tc>
+          <w:tcPr>
+            <w:tcW w:type="dxa" w:w="2835"/>
             <w:shd w:val="clear" w:color="auto" w:fill="D9E2F3"/>
             <w:vAlign w:val="center"/>
           </w:tcPr>
@@ -1042,7 +1184,7 @@
       <w:tr>
         <w:tc>
           <w:tcPr>
-            <w:tcW w:type="dxa" w:w="1417"/>
+            <w:tcW w:type="dxa" w:w="1247"/>
             <w:vAlign w:val="center"/>
           </w:tcPr>
           <w:p>
@@ -1065,7 +1207,7 @@
         </w:tc>
         <w:tc>
           <w:tcPr>
-            <w:tcW w:type="dxa" w:w="1417"/>
+            <w:tcW w:type="dxa" w:w="1587"/>
             <w:vAlign w:val="center"/>
           </w:tcPr>
           <w:p>
@@ -1111,7 +1253,30 @@
         </w:tc>
         <w:tc>
           <w:tcPr>
-            <w:tcW w:type="dxa" w:w="3685"/>
+            <w:tcW w:type="dxa" w:w="850"/>
+            <w:vAlign w:val="center"/>
+          </w:tcPr>
+          <w:p>
+            <w:pPr>
+              <w:spacing w:before="0" w:after="0" w:line="288" w:lineRule="auto"/>
+              <w:jc w:val="left"/>
+            </w:pPr>
+            <w:r/>
+            <w:r>
+              <w:rPr>
+                <w:rFonts w:ascii="Times New Roman" w:hAnsi="Times New Roman" w:eastAsia="宋体" w:cs="Times New Roman"/>
+                <w:b w:val="0"/>
+                <w:i w:val="0"/>
+                <w:color w:val="000000"/>
+                <w:sz w:val="20"/>
+              </w:rPr>
+              <w:t>公开</w:t>
+            </w:r>
+          </w:p>
+        </w:tc>
+        <w:tc>
+          <w:tcPr>
+            <w:tcW w:type="dxa" w:w="2835"/>
             <w:vAlign w:val="center"/>
           </w:tcPr>
           <w:p>
@@ -1136,7 +1301,7 @@
       <w:tr>
         <w:tc>
           <w:tcPr>
-            <w:tcW w:type="dxa" w:w="1417"/>
+            <w:tcW w:type="dxa" w:w="1247"/>
             <w:vAlign w:val="center"/>
           </w:tcPr>
           <w:p>
@@ -1159,7 +1324,7 @@
         </w:tc>
         <w:tc>
           <w:tcPr>
-            <w:tcW w:type="dxa" w:w="1417"/>
+            <w:tcW w:type="dxa" w:w="1587"/>
             <w:vAlign w:val="center"/>
           </w:tcPr>
           <w:p>
@@ -1205,7 +1370,30 @@
         </w:tc>
         <w:tc>
           <w:tcPr>
-            <w:tcW w:type="dxa" w:w="3685"/>
+            <w:tcW w:type="dxa" w:w="850"/>
+            <w:vAlign w:val="center"/>
+          </w:tcPr>
+          <w:p>
+            <w:pPr>
+              <w:spacing w:before="0" w:after="0" w:line="288" w:lineRule="auto"/>
+              <w:jc w:val="left"/>
+            </w:pPr>
+            <w:r/>
+            <w:r>
+              <w:rPr>
+                <w:rFonts w:ascii="Times New Roman" w:hAnsi="Times New Roman" w:eastAsia="宋体" w:cs="Times New Roman"/>
+                <w:b w:val="0"/>
+                <w:i w:val="0"/>
+                <w:color w:val="000000"/>
+                <w:sz w:val="20"/>
+              </w:rPr>
+              <w:t>公开</w:t>
+            </w:r>
+          </w:p>
+        </w:tc>
+        <w:tc>
+          <w:tcPr>
+            <w:tcW w:type="dxa" w:w="2835"/>
             <w:vAlign w:val="center"/>
           </w:tcPr>
           <w:p>
@@ -1230,7 +1418,7 @@
       <w:tr>
         <w:tc>
           <w:tcPr>
-            <w:tcW w:type="dxa" w:w="1417"/>
+            <w:tcW w:type="dxa" w:w="1247"/>
             <w:vAlign w:val="center"/>
           </w:tcPr>
           <w:p>
@@ -1253,7 +1441,7 @@
         </w:tc>
         <w:tc>
           <w:tcPr>
-            <w:tcW w:type="dxa" w:w="1417"/>
+            <w:tcW w:type="dxa" w:w="1587"/>
             <w:vAlign w:val="center"/>
           </w:tcPr>
           <w:p>
@@ -1299,7 +1487,30 @@
         </w:tc>
         <w:tc>
           <w:tcPr>
-            <w:tcW w:type="dxa" w:w="3685"/>
+            <w:tcW w:type="dxa" w:w="850"/>
+            <w:vAlign w:val="center"/>
+          </w:tcPr>
+          <w:p>
+            <w:pPr>
+              <w:spacing w:before="0" w:after="0" w:line="288" w:lineRule="auto"/>
+              <w:jc w:val="left"/>
+            </w:pPr>
+            <w:r/>
+            <w:r>
+              <w:rPr>
+                <w:rFonts w:ascii="Times New Roman" w:hAnsi="Times New Roman" w:eastAsia="宋体" w:cs="Times New Roman"/>
+                <w:b w:val="0"/>
+                <w:i w:val="0"/>
+                <w:color w:val="000000"/>
+                <w:sz w:val="20"/>
+              </w:rPr>
+              <w:t>公开</w:t>
+            </w:r>
+          </w:p>
+        </w:tc>
+        <w:tc>
+          <w:tcPr>
+            <w:tcW w:type="dxa" w:w="2835"/>
             <w:vAlign w:val="center"/>
           </w:tcPr>
           <w:p>
@@ -1324,7 +1535,7 @@
       <w:tr>
         <w:tc>
           <w:tcPr>
-            <w:tcW w:type="dxa" w:w="1417"/>
+            <w:tcW w:type="dxa" w:w="1247"/>
             <w:vAlign w:val="center"/>
           </w:tcPr>
           <w:p>
@@ -1347,7 +1558,7 @@
         </w:tc>
         <w:tc>
           <w:tcPr>
-            <w:tcW w:type="dxa" w:w="1417"/>
+            <w:tcW w:type="dxa" w:w="1587"/>
             <w:vAlign w:val="center"/>
           </w:tcPr>
           <w:p>
@@ -1393,7 +1604,30 @@
         </w:tc>
         <w:tc>
           <w:tcPr>
-            <w:tcW w:type="dxa" w:w="3685"/>
+            <w:tcW w:type="dxa" w:w="850"/>
+            <w:vAlign w:val="center"/>
+          </w:tcPr>
+          <w:p>
+            <w:pPr>
+              <w:spacing w:before="0" w:after="0" w:line="288" w:lineRule="auto"/>
+              <w:jc w:val="left"/>
+            </w:pPr>
+            <w:r/>
+            <w:r>
+              <w:rPr>
+                <w:rFonts w:ascii="Times New Roman" w:hAnsi="Times New Roman" w:eastAsia="宋体" w:cs="Times New Roman"/>
+                <w:b w:val="0"/>
+                <w:i w:val="0"/>
+                <w:color w:val="000000"/>
+                <w:sz w:val="20"/>
+              </w:rPr>
+              <w:t>USER+</w:t>
+            </w:r>
+          </w:p>
+        </w:tc>
+        <w:tc>
+          <w:tcPr>
+            <w:tcW w:type="dxa" w:w="2835"/>
             <w:vAlign w:val="center"/>
           </w:tcPr>
           <w:p>
@@ -1418,7 +1652,7 @@
       <w:tr>
         <w:tc>
           <w:tcPr>
-            <w:tcW w:type="dxa" w:w="1417"/>
+            <w:tcW w:type="dxa" w:w="1247"/>
             <w:vAlign w:val="center"/>
           </w:tcPr>
           <w:p>
@@ -1441,7 +1675,7 @@
         </w:tc>
         <w:tc>
           <w:tcPr>
-            <w:tcW w:type="dxa" w:w="1417"/>
+            <w:tcW w:type="dxa" w:w="1587"/>
             <w:vAlign w:val="center"/>
           </w:tcPr>
           <w:p>
@@ -1487,7 +1721,30 @@
         </w:tc>
         <w:tc>
           <w:tcPr>
-            <w:tcW w:type="dxa" w:w="3685"/>
+            <w:tcW w:type="dxa" w:w="850"/>
+            <w:vAlign w:val="center"/>
+          </w:tcPr>
+          <w:p>
+            <w:pPr>
+              <w:spacing w:before="0" w:after="0" w:line="288" w:lineRule="auto"/>
+              <w:jc w:val="left"/>
+            </w:pPr>
+            <w:r/>
+            <w:r>
+              <w:rPr>
+                <w:rFonts w:ascii="Times New Roman" w:hAnsi="Times New Roman" w:eastAsia="宋体" w:cs="Times New Roman"/>
+                <w:b w:val="0"/>
+                <w:i w:val="0"/>
+                <w:color w:val="000000"/>
+                <w:sz w:val="20"/>
+              </w:rPr>
+              <w:t>USER+</w:t>
+            </w:r>
+          </w:p>
+        </w:tc>
+        <w:tc>
+          <w:tcPr>
+            <w:tcW w:type="dxa" w:w="2835"/>
             <w:vAlign w:val="center"/>
           </w:tcPr>
           <w:p>
@@ -1512,7 +1769,826 @@
       <w:tr>
         <w:tc>
           <w:tcPr>
-            <w:tcW w:type="dxa" w:w="1417"/>
+            <w:tcW w:type="dxa" w:w="1247"/>
+            <w:vAlign w:val="center"/>
+          </w:tcPr>
+          <w:p>
+            <w:pPr>
+              <w:spacing w:before="0" w:after="0" w:line="288" w:lineRule="auto"/>
+              <w:jc w:val="center"/>
+            </w:pPr>
+            <w:r/>
+            <w:r>
+              <w:rPr>
+                <w:rFonts w:ascii="Times New Roman" w:hAnsi="Times New Roman" w:eastAsia="宋体" w:cs="Times New Roman"/>
+                <w:b/>
+                <w:i w:val="0"/>
+                <w:color w:val="000000"/>
+                <w:sz w:val="20"/>
+              </w:rPr>
+              <w:t>个人中心</w:t>
+            </w:r>
+          </w:p>
+        </w:tc>
+        <w:tc>
+          <w:tcPr>
+            <w:tcW w:type="dxa" w:w="1587"/>
+            <w:vAlign w:val="center"/>
+          </w:tcPr>
+          <w:p>
+            <w:pPr>
+              <w:spacing w:before="0" w:after="0" w:line="288" w:lineRule="auto"/>
+              <w:jc w:val="left"/>
+            </w:pPr>
+            <w:r/>
+            <w:r>
+              <w:rPr>
+                <w:rFonts w:ascii="Times New Roman" w:hAnsi="Times New Roman" w:eastAsia="宋体" w:cs="Times New Roman"/>
+                <w:b w:val="0"/>
+                <w:i w:val="0"/>
+                <w:color w:val="000000"/>
+                <w:sz w:val="20"/>
+              </w:rPr>
+              <w:t>/profile</w:t>
+            </w:r>
+          </w:p>
+        </w:tc>
+        <w:tc>
+          <w:tcPr>
+            <w:tcW w:type="dxa" w:w="2551"/>
+            <w:vAlign w:val="center"/>
+          </w:tcPr>
+          <w:p>
+            <w:pPr>
+              <w:spacing w:before="0" w:after="0" w:line="288" w:lineRule="auto"/>
+              <w:jc w:val="left"/>
+            </w:pPr>
+            <w:r/>
+            <w:r>
+              <w:rPr>
+                <w:rFonts w:ascii="Times New Roman" w:hAnsi="Times New Roman" w:eastAsia="宋体" w:cs="Times New Roman"/>
+                <w:b w:val="0"/>
+                <w:i w:val="0"/>
+                <w:color w:val="000000"/>
+                <w:sz w:val="20"/>
+              </w:rPr>
+              <w:t>Profile.vue</w:t>
+            </w:r>
+          </w:p>
+        </w:tc>
+        <w:tc>
+          <w:tcPr>
+            <w:tcW w:type="dxa" w:w="850"/>
+            <w:vAlign w:val="center"/>
+          </w:tcPr>
+          <w:p>
+            <w:pPr>
+              <w:spacing w:before="0" w:after="0" w:line="288" w:lineRule="auto"/>
+              <w:jc w:val="left"/>
+            </w:pPr>
+            <w:r/>
+            <w:r>
+              <w:rPr>
+                <w:rFonts w:ascii="Times New Roman" w:hAnsi="Times New Roman" w:eastAsia="宋体" w:cs="Times New Roman"/>
+                <w:b w:val="0"/>
+                <w:i w:val="0"/>
+                <w:color w:val="000000"/>
+                <w:sz w:val="20"/>
+              </w:rPr>
+              <w:t>USER+</w:t>
+            </w:r>
+          </w:p>
+        </w:tc>
+        <w:tc>
+          <w:tcPr>
+            <w:tcW w:type="dxa" w:w="2835"/>
+            <w:vAlign w:val="center"/>
+          </w:tcPr>
+          <w:p>
+            <w:pPr>
+              <w:spacing w:before="0" w:after="0" w:line="288" w:lineRule="auto"/>
+              <w:jc w:val="left"/>
+            </w:pPr>
+            <w:r/>
+            <w:r>
+              <w:rPr>
+                <w:rFonts w:ascii="Times New Roman" w:hAnsi="Times New Roman" w:eastAsia="宋体" w:cs="Times New Roman"/>
+                <w:b w:val="0"/>
+                <w:i w:val="0"/>
+                <w:color w:val="000000"/>
+                <w:sz w:val="20"/>
+              </w:rPr>
+              <w:t>展示登录用户信息、退出登录</w:t>
+            </w:r>
+          </w:p>
+        </w:tc>
+      </w:tr>
+      <w:tr>
+        <w:tc>
+          <w:tcPr>
+            <w:tcW w:type="dxa" w:w="1247"/>
+            <w:vAlign w:val="center"/>
+          </w:tcPr>
+          <w:p>
+            <w:pPr>
+              <w:spacing w:before="0" w:after="0" w:line="288" w:lineRule="auto"/>
+              <w:jc w:val="center"/>
+            </w:pPr>
+            <w:r/>
+            <w:r>
+              <w:rPr>
+                <w:rFonts w:ascii="Times New Roman" w:hAnsi="Times New Roman" w:eastAsia="宋体" w:cs="Times New Roman"/>
+                <w:b/>
+                <w:i w:val="0"/>
+                <w:color w:val="000000"/>
+                <w:sz w:val="20"/>
+              </w:rPr>
+              <w:t>管理布局</w:t>
+            </w:r>
+          </w:p>
+        </w:tc>
+        <w:tc>
+          <w:tcPr>
+            <w:tcW w:type="dxa" w:w="1587"/>
+            <w:vAlign w:val="center"/>
+          </w:tcPr>
+          <w:p>
+            <w:pPr>
+              <w:spacing w:before="0" w:after="0" w:line="288" w:lineRule="auto"/>
+              <w:jc w:val="left"/>
+            </w:pPr>
+            <w:r/>
+            <w:r>
+              <w:rPr>
+                <w:rFonts w:ascii="Times New Roman" w:hAnsi="Times New Roman" w:eastAsia="宋体" w:cs="Times New Roman"/>
+                <w:b w:val="0"/>
+                <w:i w:val="0"/>
+                <w:color w:val="000000"/>
+                <w:sz w:val="20"/>
+              </w:rPr>
+              <w:t>/admin</w:t>
+            </w:r>
+          </w:p>
+        </w:tc>
+        <w:tc>
+          <w:tcPr>
+            <w:tcW w:type="dxa" w:w="2551"/>
+            <w:vAlign w:val="center"/>
+          </w:tcPr>
+          <w:p>
+            <w:pPr>
+              <w:spacing w:before="0" w:after="0" w:line="288" w:lineRule="auto"/>
+              <w:jc w:val="left"/>
+            </w:pPr>
+            <w:r/>
+            <w:r>
+              <w:rPr>
+                <w:rFonts w:ascii="Times New Roman" w:hAnsi="Times New Roman" w:eastAsia="宋体" w:cs="Times New Roman"/>
+                <w:b w:val="0"/>
+                <w:i w:val="0"/>
+                <w:color w:val="000000"/>
+                <w:sz w:val="20"/>
+              </w:rPr>
+              <w:t>AdminLayout.vue</w:t>
+            </w:r>
+          </w:p>
+        </w:tc>
+        <w:tc>
+          <w:tcPr>
+            <w:tcW w:type="dxa" w:w="850"/>
+            <w:vAlign w:val="center"/>
+          </w:tcPr>
+          <w:p>
+            <w:pPr>
+              <w:spacing w:before="0" w:after="0" w:line="288" w:lineRule="auto"/>
+              <w:jc w:val="left"/>
+            </w:pPr>
+            <w:r/>
+            <w:r>
+              <w:rPr>
+                <w:rFonts w:ascii="Times New Roman" w:hAnsi="Times New Roman" w:eastAsia="宋体" w:cs="Times New Roman"/>
+                <w:b w:val="0"/>
+                <w:i w:val="0"/>
+                <w:color w:val="000000"/>
+                <w:sz w:val="20"/>
+              </w:rPr>
+              <w:t>ADMIN</w:t>
+            </w:r>
+          </w:p>
+        </w:tc>
+        <w:tc>
+          <w:tcPr>
+            <w:tcW w:type="dxa" w:w="2835"/>
+            <w:vAlign w:val="center"/>
+          </w:tcPr>
+          <w:p>
+            <w:pPr>
+              <w:spacing w:before="0" w:after="0" w:line="288" w:lineRule="auto"/>
+              <w:jc w:val="left"/>
+            </w:pPr>
+            <w:r/>
+            <w:r>
+              <w:rPr>
+                <w:rFonts w:ascii="Times New Roman" w:hAnsi="Times New Roman" w:eastAsia="宋体" w:cs="Times New Roman"/>
+                <w:b w:val="0"/>
+                <w:i w:val="0"/>
+                <w:color w:val="000000"/>
+                <w:sz w:val="20"/>
+              </w:rPr>
+              <w:t>侧边栏菜单 + 角色显示</w:t>
+            </w:r>
+          </w:p>
+        </w:tc>
+      </w:tr>
+      <w:tr>
+        <w:tc>
+          <w:tcPr>
+            <w:tcW w:type="dxa" w:w="1247"/>
+            <w:vAlign w:val="center"/>
+          </w:tcPr>
+          <w:p>
+            <w:pPr>
+              <w:spacing w:before="0" w:after="0" w:line="288" w:lineRule="auto"/>
+              <w:jc w:val="center"/>
+            </w:pPr>
+            <w:r/>
+            <w:r>
+              <w:rPr>
+                <w:rFonts w:ascii="Times New Roman" w:hAnsi="Times New Roman" w:eastAsia="宋体" w:cs="Times New Roman"/>
+                <w:b/>
+                <w:i w:val="0"/>
+                <w:color w:val="000000"/>
+                <w:sz w:val="20"/>
+              </w:rPr>
+              <w:t>用户管理</w:t>
+            </w:r>
+          </w:p>
+        </w:tc>
+        <w:tc>
+          <w:tcPr>
+            <w:tcW w:type="dxa" w:w="1587"/>
+            <w:vAlign w:val="center"/>
+          </w:tcPr>
+          <w:p>
+            <w:pPr>
+              <w:spacing w:before="0" w:after="0" w:line="288" w:lineRule="auto"/>
+              <w:jc w:val="left"/>
+            </w:pPr>
+            <w:r/>
+            <w:r>
+              <w:rPr>
+                <w:rFonts w:ascii="Times New Roman" w:hAnsi="Times New Roman" w:eastAsia="宋体" w:cs="Times New Roman"/>
+                <w:b w:val="0"/>
+                <w:i w:val="0"/>
+                <w:color w:val="000000"/>
+                <w:sz w:val="20"/>
+              </w:rPr>
+              <w:t>/admin/users</w:t>
+            </w:r>
+          </w:p>
+        </w:tc>
+        <w:tc>
+          <w:tcPr>
+            <w:tcW w:type="dxa" w:w="2551"/>
+            <w:vAlign w:val="center"/>
+          </w:tcPr>
+          <w:p>
+            <w:pPr>
+              <w:spacing w:before="0" w:after="0" w:line="288" w:lineRule="auto"/>
+              <w:jc w:val="left"/>
+            </w:pPr>
+            <w:r/>
+            <w:r>
+              <w:rPr>
+                <w:rFonts w:ascii="Times New Roman" w:hAnsi="Times New Roman" w:eastAsia="宋体" w:cs="Times New Roman"/>
+                <w:b w:val="0"/>
+                <w:i w:val="0"/>
+                <w:color w:val="000000"/>
+                <w:sz w:val="20"/>
+              </w:rPr>
+              <w:t>admin/AdminUsers.vue</w:t>
+            </w:r>
+          </w:p>
+        </w:tc>
+        <w:tc>
+          <w:tcPr>
+            <w:tcW w:type="dxa" w:w="850"/>
+            <w:vAlign w:val="center"/>
+          </w:tcPr>
+          <w:p>
+            <w:pPr>
+              <w:spacing w:before="0" w:after="0" w:line="288" w:lineRule="auto"/>
+              <w:jc w:val="left"/>
+            </w:pPr>
+            <w:r/>
+            <w:r>
+              <w:rPr>
+                <w:rFonts w:ascii="Times New Roman" w:hAnsi="Times New Roman" w:eastAsia="宋体" w:cs="Times New Roman"/>
+                <w:b w:val="0"/>
+                <w:i w:val="0"/>
+                <w:color w:val="000000"/>
+                <w:sz w:val="20"/>
+              </w:rPr>
+              <w:t>ADMIN</w:t>
+            </w:r>
+          </w:p>
+        </w:tc>
+        <w:tc>
+          <w:tcPr>
+            <w:tcW w:type="dxa" w:w="2835"/>
+            <w:vAlign w:val="center"/>
+          </w:tcPr>
+          <w:p>
+            <w:pPr>
+              <w:spacing w:before="0" w:after="0" w:line="288" w:lineRule="auto"/>
+              <w:jc w:val="left"/>
+            </w:pPr>
+            <w:r/>
+            <w:r>
+              <w:rPr>
+                <w:rFonts w:ascii="Times New Roman" w:hAnsi="Times New Roman" w:eastAsia="宋体" w:cs="Times New Roman"/>
+                <w:b w:val="0"/>
+                <w:i w:val="0"/>
+                <w:color w:val="000000"/>
+                <w:sz w:val="20"/>
+              </w:rPr>
+              <w:t>用户列表、改角色、删除</w:t>
+            </w:r>
+          </w:p>
+        </w:tc>
+      </w:tr>
+      <w:tr>
+        <w:tc>
+          <w:tcPr>
+            <w:tcW w:type="dxa" w:w="1247"/>
+            <w:vAlign w:val="center"/>
+          </w:tcPr>
+          <w:p>
+            <w:pPr>
+              <w:spacing w:before="0" w:after="0" w:line="288" w:lineRule="auto"/>
+              <w:jc w:val="center"/>
+            </w:pPr>
+            <w:r/>
+            <w:r>
+              <w:rPr>
+                <w:rFonts w:ascii="Times New Roman" w:hAnsi="Times New Roman" w:eastAsia="宋体" w:cs="Times New Roman"/>
+                <w:b/>
+                <w:i w:val="0"/>
+                <w:color w:val="000000"/>
+                <w:sz w:val="20"/>
+              </w:rPr>
+              <w:t>商品管理</w:t>
+            </w:r>
+          </w:p>
+        </w:tc>
+        <w:tc>
+          <w:tcPr>
+            <w:tcW w:type="dxa" w:w="1587"/>
+            <w:vAlign w:val="center"/>
+          </w:tcPr>
+          <w:p>
+            <w:pPr>
+              <w:spacing w:before="0" w:after="0" w:line="288" w:lineRule="auto"/>
+              <w:jc w:val="left"/>
+            </w:pPr>
+            <w:r/>
+            <w:r>
+              <w:rPr>
+                <w:rFonts w:ascii="Times New Roman" w:hAnsi="Times New Roman" w:eastAsia="宋体" w:cs="Times New Roman"/>
+                <w:b w:val="0"/>
+                <w:i w:val="0"/>
+                <w:color w:val="000000"/>
+                <w:sz w:val="20"/>
+              </w:rPr>
+              <w:t>/admin/products</w:t>
+            </w:r>
+          </w:p>
+        </w:tc>
+        <w:tc>
+          <w:tcPr>
+            <w:tcW w:type="dxa" w:w="2551"/>
+            <w:vAlign w:val="center"/>
+          </w:tcPr>
+          <w:p>
+            <w:pPr>
+              <w:spacing w:before="0" w:after="0" w:line="288" w:lineRule="auto"/>
+              <w:jc w:val="left"/>
+            </w:pPr>
+            <w:r/>
+            <w:r>
+              <w:rPr>
+                <w:rFonts w:ascii="Times New Roman" w:hAnsi="Times New Roman" w:eastAsia="宋体" w:cs="Times New Roman"/>
+                <w:b w:val="0"/>
+                <w:i w:val="0"/>
+                <w:color w:val="000000"/>
+                <w:sz w:val="20"/>
+              </w:rPr>
+              <w:t>admin/AdminProducts.vue</w:t>
+            </w:r>
+          </w:p>
+        </w:tc>
+        <w:tc>
+          <w:tcPr>
+            <w:tcW w:type="dxa" w:w="850"/>
+            <w:vAlign w:val="center"/>
+          </w:tcPr>
+          <w:p>
+            <w:pPr>
+              <w:spacing w:before="0" w:after="0" w:line="288" w:lineRule="auto"/>
+              <w:jc w:val="left"/>
+            </w:pPr>
+            <w:r/>
+            <w:r>
+              <w:rPr>
+                <w:rFonts w:ascii="Times New Roman" w:hAnsi="Times New Roman" w:eastAsia="宋体" w:cs="Times New Roman"/>
+                <w:b w:val="0"/>
+                <w:i w:val="0"/>
+                <w:color w:val="000000"/>
+                <w:sz w:val="20"/>
+              </w:rPr>
+              <w:t>ADMIN</w:t>
+            </w:r>
+          </w:p>
+        </w:tc>
+        <w:tc>
+          <w:tcPr>
+            <w:tcW w:type="dxa" w:w="2835"/>
+            <w:vAlign w:val="center"/>
+          </w:tcPr>
+          <w:p>
+            <w:pPr>
+              <w:spacing w:before="0" w:after="0" w:line="288" w:lineRule="auto"/>
+              <w:jc w:val="left"/>
+            </w:pPr>
+            <w:r/>
+            <w:r>
+              <w:rPr>
+                <w:rFonts w:ascii="Times New Roman" w:hAnsi="Times New Roman" w:eastAsia="宋体" w:cs="Times New Roman"/>
+                <w:b w:val="0"/>
+                <w:i w:val="0"/>
+                <w:color w:val="000000"/>
+                <w:sz w:val="20"/>
+              </w:rPr>
+              <w:t>商品 CRUD + 分页</w:t>
+            </w:r>
+          </w:p>
+        </w:tc>
+      </w:tr>
+      <w:tr>
+        <w:tc>
+          <w:tcPr>
+            <w:tcW w:type="dxa" w:w="1247"/>
+            <w:vAlign w:val="center"/>
+          </w:tcPr>
+          <w:p>
+            <w:pPr>
+              <w:spacing w:before="0" w:after="0" w:line="288" w:lineRule="auto"/>
+              <w:jc w:val="center"/>
+            </w:pPr>
+            <w:r/>
+            <w:r>
+              <w:rPr>
+                <w:rFonts w:ascii="Times New Roman" w:hAnsi="Times New Roman" w:eastAsia="宋体" w:cs="Times New Roman"/>
+                <w:b/>
+                <w:i w:val="0"/>
+                <w:color w:val="000000"/>
+                <w:sz w:val="20"/>
+              </w:rPr>
+              <w:t>库存管理</w:t>
+            </w:r>
+          </w:p>
+        </w:tc>
+        <w:tc>
+          <w:tcPr>
+            <w:tcW w:type="dxa" w:w="1587"/>
+            <w:vAlign w:val="center"/>
+          </w:tcPr>
+          <w:p>
+            <w:pPr>
+              <w:spacing w:before="0" w:after="0" w:line="288" w:lineRule="auto"/>
+              <w:jc w:val="left"/>
+            </w:pPr>
+            <w:r/>
+            <w:r>
+              <w:rPr>
+                <w:rFonts w:ascii="Times New Roman" w:hAnsi="Times New Roman" w:eastAsia="宋体" w:cs="Times New Roman"/>
+                <w:b w:val="0"/>
+                <w:i w:val="0"/>
+                <w:color w:val="000000"/>
+                <w:sz w:val="20"/>
+              </w:rPr>
+              <w:t>/admin/inventory</w:t>
+            </w:r>
+          </w:p>
+        </w:tc>
+        <w:tc>
+          <w:tcPr>
+            <w:tcW w:type="dxa" w:w="2551"/>
+            <w:vAlign w:val="center"/>
+          </w:tcPr>
+          <w:p>
+            <w:pPr>
+              <w:spacing w:before="0" w:after="0" w:line="288" w:lineRule="auto"/>
+              <w:jc w:val="left"/>
+            </w:pPr>
+            <w:r/>
+            <w:r>
+              <w:rPr>
+                <w:rFonts w:ascii="Times New Roman" w:hAnsi="Times New Roman" w:eastAsia="宋体" w:cs="Times New Roman"/>
+                <w:b w:val="0"/>
+                <w:i w:val="0"/>
+                <w:color w:val="000000"/>
+                <w:sz w:val="20"/>
+              </w:rPr>
+              <w:t>admin/AdminInventory.vue</w:t>
+            </w:r>
+          </w:p>
+        </w:tc>
+        <w:tc>
+          <w:tcPr>
+            <w:tcW w:type="dxa" w:w="850"/>
+            <w:vAlign w:val="center"/>
+          </w:tcPr>
+          <w:p>
+            <w:pPr>
+              <w:spacing w:before="0" w:after="0" w:line="288" w:lineRule="auto"/>
+              <w:jc w:val="left"/>
+            </w:pPr>
+            <w:r/>
+            <w:r>
+              <w:rPr>
+                <w:rFonts w:ascii="Times New Roman" w:hAnsi="Times New Roman" w:eastAsia="宋体" w:cs="Times New Roman"/>
+                <w:b w:val="0"/>
+                <w:i w:val="0"/>
+                <w:color w:val="000000"/>
+                <w:sz w:val="20"/>
+              </w:rPr>
+              <w:t>ADMIN</w:t>
+            </w:r>
+          </w:p>
+        </w:tc>
+        <w:tc>
+          <w:tcPr>
+            <w:tcW w:type="dxa" w:w="2835"/>
+            <w:vAlign w:val="center"/>
+          </w:tcPr>
+          <w:p>
+            <w:pPr>
+              <w:spacing w:before="0" w:after="0" w:line="288" w:lineRule="auto"/>
+              <w:jc w:val="left"/>
+            </w:pPr>
+            <w:r/>
+            <w:r>
+              <w:rPr>
+                <w:rFonts w:ascii="Times New Roman" w:hAnsi="Times New Roman" w:eastAsia="宋体" w:cs="Times New Roman"/>
+                <w:b w:val="0"/>
+                <w:i w:val="0"/>
+                <w:color w:val="000000"/>
+                <w:sz w:val="20"/>
+              </w:rPr>
+              <w:t>库存列表、修改库存</w:t>
+            </w:r>
+          </w:p>
+        </w:tc>
+      </w:tr>
+      <w:tr>
+        <w:tc>
+          <w:tcPr>
+            <w:tcW w:type="dxa" w:w="1247"/>
+            <w:vAlign w:val="center"/>
+          </w:tcPr>
+          <w:p>
+            <w:pPr>
+              <w:spacing w:before="0" w:after="0" w:line="288" w:lineRule="auto"/>
+              <w:jc w:val="center"/>
+            </w:pPr>
+            <w:r/>
+            <w:r>
+              <w:rPr>
+                <w:rFonts w:ascii="Times New Roman" w:hAnsi="Times New Roman" w:eastAsia="宋体" w:cs="Times New Roman"/>
+                <w:b/>
+                <w:i w:val="0"/>
+                <w:color w:val="000000"/>
+                <w:sz w:val="20"/>
+              </w:rPr>
+              <w:t>订单管理</w:t>
+            </w:r>
+          </w:p>
+        </w:tc>
+        <w:tc>
+          <w:tcPr>
+            <w:tcW w:type="dxa" w:w="1587"/>
+            <w:vAlign w:val="center"/>
+          </w:tcPr>
+          <w:p>
+            <w:pPr>
+              <w:spacing w:before="0" w:after="0" w:line="288" w:lineRule="auto"/>
+              <w:jc w:val="left"/>
+            </w:pPr>
+            <w:r/>
+            <w:r>
+              <w:rPr>
+                <w:rFonts w:ascii="Times New Roman" w:hAnsi="Times New Roman" w:eastAsia="宋体" w:cs="Times New Roman"/>
+                <w:b w:val="0"/>
+                <w:i w:val="0"/>
+                <w:color w:val="000000"/>
+                <w:sz w:val="20"/>
+              </w:rPr>
+              <w:t>/admin/orders</w:t>
+            </w:r>
+          </w:p>
+        </w:tc>
+        <w:tc>
+          <w:tcPr>
+            <w:tcW w:type="dxa" w:w="2551"/>
+            <w:vAlign w:val="center"/>
+          </w:tcPr>
+          <w:p>
+            <w:pPr>
+              <w:spacing w:before="0" w:after="0" w:line="288" w:lineRule="auto"/>
+              <w:jc w:val="left"/>
+            </w:pPr>
+            <w:r/>
+            <w:r>
+              <w:rPr>
+                <w:rFonts w:ascii="Times New Roman" w:hAnsi="Times New Roman" w:eastAsia="宋体" w:cs="Times New Roman"/>
+                <w:b w:val="0"/>
+                <w:i w:val="0"/>
+                <w:color w:val="000000"/>
+                <w:sz w:val="20"/>
+              </w:rPr>
+              <w:t>admin/AdminOrders.vue</w:t>
+            </w:r>
+          </w:p>
+        </w:tc>
+        <w:tc>
+          <w:tcPr>
+            <w:tcW w:type="dxa" w:w="850"/>
+            <w:vAlign w:val="center"/>
+          </w:tcPr>
+          <w:p>
+            <w:pPr>
+              <w:spacing w:before="0" w:after="0" w:line="288" w:lineRule="auto"/>
+              <w:jc w:val="left"/>
+            </w:pPr>
+            <w:r/>
+            <w:r>
+              <w:rPr>
+                <w:rFonts w:ascii="Times New Roman" w:hAnsi="Times New Roman" w:eastAsia="宋体" w:cs="Times New Roman"/>
+                <w:b w:val="0"/>
+                <w:i w:val="0"/>
+                <w:color w:val="000000"/>
+                <w:sz w:val="20"/>
+              </w:rPr>
+              <w:t>ADMIN</w:t>
+            </w:r>
+          </w:p>
+        </w:tc>
+        <w:tc>
+          <w:tcPr>
+            <w:tcW w:type="dxa" w:w="2835"/>
+            <w:vAlign w:val="center"/>
+          </w:tcPr>
+          <w:p>
+            <w:pPr>
+              <w:spacing w:before="0" w:after="0" w:line="288" w:lineRule="auto"/>
+              <w:jc w:val="left"/>
+            </w:pPr>
+            <w:r/>
+            <w:r>
+              <w:rPr>
+                <w:rFonts w:ascii="Times New Roman" w:hAnsi="Times New Roman" w:eastAsia="宋体" w:cs="Times New Roman"/>
+                <w:b w:val="0"/>
+                <w:i w:val="0"/>
+                <w:color w:val="000000"/>
+                <w:sz w:val="20"/>
+              </w:rPr>
+              <w:t>全平台订单 + 统计 + 强操作</w:t>
+            </w:r>
+          </w:p>
+        </w:tc>
+      </w:tr>
+      <w:tr>
+        <w:tc>
+          <w:tcPr>
+            <w:tcW w:type="dxa" w:w="1247"/>
+            <w:vAlign w:val="center"/>
+          </w:tcPr>
+          <w:p>
+            <w:pPr>
+              <w:spacing w:before="0" w:after="0" w:line="288" w:lineRule="auto"/>
+              <w:jc w:val="center"/>
+            </w:pPr>
+            <w:r/>
+            <w:r>
+              <w:rPr>
+                <w:rFonts w:ascii="Times New Roman" w:hAnsi="Times New Roman" w:eastAsia="宋体" w:cs="Times New Roman"/>
+                <w:b/>
+                <w:i w:val="0"/>
+                <w:color w:val="000000"/>
+                <w:sz w:val="20"/>
+              </w:rPr>
+              <w:t>日志管理</w:t>
+            </w:r>
+          </w:p>
+        </w:tc>
+        <w:tc>
+          <w:tcPr>
+            <w:tcW w:type="dxa" w:w="1587"/>
+            <w:vAlign w:val="center"/>
+          </w:tcPr>
+          <w:p>
+            <w:pPr>
+              <w:spacing w:before="0" w:after="0" w:line="288" w:lineRule="auto"/>
+              <w:jc w:val="left"/>
+            </w:pPr>
+            <w:r/>
+            <w:r>
+              <w:rPr>
+                <w:rFonts w:ascii="Times New Roman" w:hAnsi="Times New Roman" w:eastAsia="宋体" w:cs="Times New Roman"/>
+                <w:b w:val="0"/>
+                <w:i w:val="0"/>
+                <w:color w:val="000000"/>
+                <w:sz w:val="20"/>
+              </w:rPr>
+              <w:t>/admin/logs</w:t>
+            </w:r>
+          </w:p>
+        </w:tc>
+        <w:tc>
+          <w:tcPr>
+            <w:tcW w:type="dxa" w:w="2551"/>
+            <w:vAlign w:val="center"/>
+          </w:tcPr>
+          <w:p>
+            <w:pPr>
+              <w:spacing w:before="0" w:after="0" w:line="288" w:lineRule="auto"/>
+              <w:jc w:val="left"/>
+            </w:pPr>
+            <w:r/>
+            <w:r>
+              <w:rPr>
+                <w:rFonts w:ascii="Times New Roman" w:hAnsi="Times New Roman" w:eastAsia="宋体" w:cs="Times New Roman"/>
+                <w:b w:val="0"/>
+                <w:i w:val="0"/>
+                <w:color w:val="000000"/>
+                <w:sz w:val="20"/>
+              </w:rPr>
+              <w:t>admin/AdminLogs.vue</w:t>
+            </w:r>
+          </w:p>
+        </w:tc>
+        <w:tc>
+          <w:tcPr>
+            <w:tcW w:type="dxa" w:w="850"/>
+            <w:vAlign w:val="center"/>
+          </w:tcPr>
+          <w:p>
+            <w:pPr>
+              <w:spacing w:before="0" w:after="0" w:line="288" w:lineRule="auto"/>
+              <w:jc w:val="left"/>
+            </w:pPr>
+            <w:r/>
+            <w:r>
+              <w:rPr>
+                <w:rFonts w:ascii="Times New Roman" w:hAnsi="Times New Roman" w:eastAsia="宋体" w:cs="Times New Roman"/>
+                <w:b w:val="0"/>
+                <w:i w:val="0"/>
+                <w:color w:val="000000"/>
+                <w:sz w:val="20"/>
+              </w:rPr>
+              <w:t>ADMIN</w:t>
+            </w:r>
+          </w:p>
+        </w:tc>
+        <w:tc>
+          <w:tcPr>
+            <w:tcW w:type="dxa" w:w="2835"/>
+            <w:vAlign w:val="center"/>
+          </w:tcPr>
+          <w:p>
+            <w:pPr>
+              <w:spacing w:before="0" w:after="0" w:line="288" w:lineRule="auto"/>
+              <w:jc w:val="left"/>
+            </w:pPr>
+            <w:r/>
+            <w:r>
+              <w:rPr>
+                <w:rFonts w:ascii="Times New Roman" w:hAnsi="Times New Roman" w:eastAsia="宋体" w:cs="Times New Roman"/>
+                <w:b w:val="0"/>
+                <w:i w:val="0"/>
+                <w:color w:val="000000"/>
+                <w:sz w:val="20"/>
+              </w:rPr>
+              <w:t>日志文件浏览、tail、检索</w:t>
+            </w:r>
+          </w:p>
+        </w:tc>
+      </w:tr>
+      <w:tr>
+        <w:tc>
+          <w:tcPr>
+            <w:tcW w:type="dxa" w:w="1247"/>
             <w:vAlign w:val="center"/>
           </w:tcPr>
           <w:p>
@@ -1535,7 +2611,7 @@
         </w:tc>
         <w:tc>
           <w:tcPr>
-            <w:tcW w:type="dxa" w:w="1417"/>
+            <w:tcW w:type="dxa" w:w="1587"/>
             <w:vAlign w:val="center"/>
           </w:tcPr>
           <w:p>
@@ -1575,13 +2651,13 @@
                 <w:color w:val="000000"/>
                 <w:sz w:val="20"/>
               </w:rPr>
-              <w:t>request.js / userStore.js / router</w:t>
+              <w:t>request.js / userStore.js / router / SideNav</w:t>
             </w:r>
           </w:p>
         </w:tc>
         <w:tc>
           <w:tcPr>
-            <w:tcW w:type="dxa" w:w="3685"/>
+            <w:tcW w:type="dxa" w:w="850"/>
             <w:vAlign w:val="center"/>
           </w:tcPr>
           <w:p>
@@ -1598,12 +2674,2958 @@
                 <w:color w:val="000000"/>
                 <w:sz w:val="20"/>
               </w:rPr>
-              <w:t>Axios 拦截 + Pinia 状态 + 路由守卫</w:t>
+              <w:t>—</w:t>
+            </w:r>
+          </w:p>
+        </w:tc>
+        <w:tc>
+          <w:tcPr>
+            <w:tcW w:type="dxa" w:w="2835"/>
+            <w:vAlign w:val="center"/>
+          </w:tcPr>
+          <w:p>
+            <w:pPr>
+              <w:spacing w:before="0" w:after="0" w:line="288" w:lineRule="auto"/>
+              <w:jc w:val="left"/>
+            </w:pPr>
+            <w:r/>
+            <w:r>
+              <w:rPr>
+                <w:rFonts w:ascii="Times New Roman" w:hAnsi="Times New Roman" w:eastAsia="宋体" w:cs="Times New Roman"/>
+                <w:b w:val="0"/>
+                <w:i w:val="0"/>
+                <w:color w:val="000000"/>
+                <w:sz w:val="20"/>
+              </w:rPr>
+              <w:t>Axios 拦截 + Pinia 状态 + 路由守卫 + 侧边栏</w:t>
             </w:r>
           </w:p>
         </w:tc>
       </w:tr>
     </w:tbl>
+    <w:p>
+      <w:pPr>
+        <w:pStyle w:val="Heading2"/>
+        <w:spacing w:before="160" w:after="120"/>
+        <w:jc w:val="left"/>
+      </w:pPr>
+      <w:r>
+        <w:rPr>
+          <w:rFonts w:ascii="Times New Roman" w:hAnsi="Times New Roman" w:eastAsia="宋体" w:cs="Times New Roman"/>
+          <w:b/>
+          <w:i w:val="0"/>
+          <w:color w:val="000000"/>
+          <w:sz w:val="32"/>
+        </w:rPr>
+        <w:t>2.3 消息中间件 (RabbitMQ, V5 迭代)</w:t>
+      </w:r>
+    </w:p>
+    <w:p>
+      <w:pPr>
+        <w:spacing w:before="0" w:after="80" w:line="360" w:lineRule="auto"/>
+        <w:ind w:firstLine="420"/>
+        <w:jc w:val="both"/>
+      </w:pPr>
+      <w:r>
+        <w:rPr>
+          <w:rFonts w:ascii="Times New Roman" w:hAnsi="Times New Roman" w:eastAsia="宋体" w:cs="Times New Roman"/>
+          <w:b w:val="0"/>
+          <w:i w:val="0"/>
+          <w:color w:val="000000"/>
+          <w:sz w:val="21"/>
+        </w:rPr>
+        <w:t>RabbitMQ 在本系统中作为订单事件的发布订阅中枢，承担 order-service 与下游分析/审计服务的解耦通信。order-service 在订单创建/支付/取消三个关键状态变更后向 emall.order.exchange 发布事件，product-service 与 log-service 通过各自的队列订阅并处理。</w:t>
+      </w:r>
+    </w:p>
+    <w:p>
+      <w:pPr>
+        <w:jc w:val="center"/>
+      </w:pPr>
+      <w:r>
+        <w:drawing>
+          <wp:inline xmlns:a="http://schemas.openxmlformats.org/drawingml/2006/main" xmlns:pic="http://schemas.openxmlformats.org/drawingml/2006/picture">
+            <wp:extent cx="5040000" cy="3125152"/>
+            <wp:docPr id="2" name="Picture 2"/>
+            <wp:cNvGraphicFramePr>
+              <a:graphicFrameLocks noChangeAspect="1"/>
+            </wp:cNvGraphicFramePr>
+            <a:graphic>
+              <a:graphicData uri="http://schemas.openxmlformats.org/drawingml/2006/picture">
+                <pic:pic>
+                  <pic:nvPicPr>
+                    <pic:cNvPr id="0" name="mq_topology.png"/>
+                    <pic:cNvPicPr/>
+                  </pic:nvPicPr>
+                  <pic:blipFill>
+                    <a:blip r:embed="rId10"/>
+                    <a:stretch>
+                      <a:fillRect/>
+                    </a:stretch>
+                  </pic:blipFill>
+                  <pic:spPr>
+                    <a:xfrm>
+                      <a:off x="0" y="0"/>
+                      <a:ext cx="5040000" cy="3125152"/>
+                    </a:xfrm>
+                    <a:prstGeom prst="rect"/>
+                  </pic:spPr>
+                </pic:pic>
+              </a:graphicData>
+            </a:graphic>
+          </wp:inline>
+        </w:drawing>
+      </w:r>
+    </w:p>
+    <w:p>
+      <w:pPr>
+        <w:spacing w:before="0" w:after="160"/>
+        <w:jc w:val="center"/>
+      </w:pPr>
+      <w:r>
+        <w:rPr>
+          <w:rFonts w:ascii="Times New Roman" w:hAnsi="Times New Roman" w:eastAsia="宋体" w:cs="Times New Roman"/>
+          <w:b w:val="0"/>
+          <w:i/>
+          <w:color w:val="000000"/>
+          <w:sz w:val="18"/>
+        </w:rPr>
+        <w:t>图 2-1  RabbitMQ Exchange / Queue / Binding 拓扑</w:t>
+      </w:r>
+    </w:p>
+    <w:p>
+      <w:pPr>
+        <w:pStyle w:val="Heading3"/>
+        <w:spacing w:before="160" w:after="120"/>
+        <w:jc w:val="left"/>
+      </w:pPr>
+      <w:r>
+        <w:rPr>
+          <w:rFonts w:ascii="Times New Roman" w:hAnsi="Times New Roman" w:eastAsia="宋体" w:cs="Times New Roman"/>
+          <w:b/>
+          <w:i w:val="0"/>
+          <w:color w:val="000000"/>
+          <w:sz w:val="28"/>
+        </w:rPr>
+        <w:t>2.3.1 Exchange / Queue / Routing Key</w:t>
+      </w:r>
+    </w:p>
+    <w:tbl>
+      <w:tblPr>
+        <w:tblStyle w:val="TableGrid"/>
+        <w:tblW w:type="auto" w:w="0"/>
+        <w:jc w:val="center"/>
+        <w:tblLook w:firstColumn="1" w:firstRow="1" w:lastColumn="0" w:lastRow="0" w:noHBand="0" w:noVBand="1" w:val="04A0"/>
+        <w:tblBorders>
+          <w:top w:val="single" w:sz="6" w:color="000000"/>
+          <w:left w:val="single" w:sz="6" w:color="000000"/>
+          <w:bottom w:val="single" w:sz="6" w:color="000000"/>
+          <w:right w:val="single" w:sz="6" w:color="000000"/>
+          <w:insideH w:val="single" w:sz="6" w:color="000000"/>
+          <w:insideV w:val="single" w:sz="6" w:color="000000"/>
+        </w:tblBorders>
+      </w:tblPr>
+      <w:tblGrid>
+        <w:gridCol w:w="2351"/>
+        <w:gridCol w:w="2351"/>
+        <w:gridCol w:w="2351"/>
+        <w:gridCol w:w="2351"/>
+      </w:tblGrid>
+      <w:tr>
+        <w:tc>
+          <w:tcPr>
+            <w:tcW w:type="dxa" w:w="2835"/>
+            <w:shd w:val="clear" w:color="auto" w:fill="D9E2F3"/>
+            <w:vAlign w:val="center"/>
+          </w:tcPr>
+          <w:p>
+            <w:pPr>
+              <w:spacing w:before="0" w:after="0" w:line="288" w:lineRule="auto"/>
+              <w:jc w:val="center"/>
+            </w:pPr>
+            <w:r/>
+            <w:r>
+              <w:rPr>
+                <w:rFonts w:ascii="Times New Roman" w:hAnsi="Times New Roman" w:eastAsia="宋体" w:cs="Times New Roman"/>
+                <w:b/>
+                <w:i w:val="0"/>
+                <w:color w:val="000000"/>
+                <w:sz w:val="20"/>
+              </w:rPr>
+              <w:t>名称</w:t>
+            </w:r>
+          </w:p>
+        </w:tc>
+        <w:tc>
+          <w:tcPr>
+            <w:tcW w:type="dxa" w:w="1417"/>
+            <w:shd w:val="clear" w:color="auto" w:fill="D9E2F3"/>
+            <w:vAlign w:val="center"/>
+          </w:tcPr>
+          <w:p>
+            <w:pPr>
+              <w:spacing w:before="0" w:after="0" w:line="288" w:lineRule="auto"/>
+              <w:jc w:val="center"/>
+            </w:pPr>
+            <w:r/>
+            <w:r>
+              <w:rPr>
+                <w:rFonts w:ascii="Times New Roman" w:hAnsi="Times New Roman" w:eastAsia="宋体" w:cs="Times New Roman"/>
+                <w:b/>
+                <w:i w:val="0"/>
+                <w:color w:val="000000"/>
+                <w:sz w:val="20"/>
+              </w:rPr>
+              <w:t>类型</w:t>
+            </w:r>
+          </w:p>
+        </w:tc>
+        <w:tc>
+          <w:tcPr>
+            <w:tcW w:type="dxa" w:w="1417"/>
+            <w:shd w:val="clear" w:color="auto" w:fill="D9E2F3"/>
+            <w:vAlign w:val="center"/>
+          </w:tcPr>
+          <w:p>
+            <w:pPr>
+              <w:spacing w:before="0" w:after="0" w:line="288" w:lineRule="auto"/>
+              <w:jc w:val="center"/>
+            </w:pPr>
+            <w:r/>
+            <w:r>
+              <w:rPr>
+                <w:rFonts w:ascii="Times New Roman" w:hAnsi="Times New Roman" w:eastAsia="宋体" w:cs="Times New Roman"/>
+                <w:b/>
+                <w:i w:val="0"/>
+                <w:color w:val="000000"/>
+                <w:sz w:val="20"/>
+              </w:rPr>
+              <w:t>持久化</w:t>
+            </w:r>
+          </w:p>
+        </w:tc>
+        <w:tc>
+          <w:tcPr>
+            <w:tcW w:type="dxa" w:w="3402"/>
+            <w:shd w:val="clear" w:color="auto" w:fill="D9E2F3"/>
+            <w:vAlign w:val="center"/>
+          </w:tcPr>
+          <w:p>
+            <w:pPr>
+              <w:spacing w:before="0" w:after="0" w:line="288" w:lineRule="auto"/>
+              <w:jc w:val="center"/>
+            </w:pPr>
+            <w:r/>
+            <w:r>
+              <w:rPr>
+                <w:rFonts w:ascii="Times New Roman" w:hAnsi="Times New Roman" w:eastAsia="宋体" w:cs="Times New Roman"/>
+                <w:b/>
+                <w:i w:val="0"/>
+                <w:color w:val="000000"/>
+                <w:sz w:val="20"/>
+              </w:rPr>
+              <w:t>说明</w:t>
+            </w:r>
+          </w:p>
+        </w:tc>
+      </w:tr>
+      <w:tr>
+        <w:tc>
+          <w:tcPr>
+            <w:tcW w:type="dxa" w:w="2835"/>
+            <w:vAlign w:val="center"/>
+          </w:tcPr>
+          <w:p>
+            <w:pPr>
+              <w:spacing w:before="0" w:after="0" w:line="288" w:lineRule="auto"/>
+              <w:jc w:val="center"/>
+            </w:pPr>
+            <w:r/>
+            <w:r>
+              <w:rPr>
+                <w:rFonts w:ascii="Times New Roman" w:hAnsi="Times New Roman" w:eastAsia="宋体" w:cs="Times New Roman"/>
+                <w:b/>
+                <w:i w:val="0"/>
+                <w:color w:val="000000"/>
+                <w:sz w:val="20"/>
+              </w:rPr>
+              <w:t>emall.order.exchange</w:t>
+            </w:r>
+          </w:p>
+        </w:tc>
+        <w:tc>
+          <w:tcPr>
+            <w:tcW w:type="dxa" w:w="1417"/>
+            <w:vAlign w:val="center"/>
+          </w:tcPr>
+          <w:p>
+            <w:pPr>
+              <w:spacing w:before="0" w:after="0" w:line="288" w:lineRule="auto"/>
+              <w:jc w:val="left"/>
+            </w:pPr>
+            <w:r/>
+            <w:r>
+              <w:rPr>
+                <w:rFonts w:ascii="Times New Roman" w:hAnsi="Times New Roman" w:eastAsia="宋体" w:cs="Times New Roman"/>
+                <w:b w:val="0"/>
+                <w:i w:val="0"/>
+                <w:color w:val="000000"/>
+                <w:sz w:val="20"/>
+              </w:rPr>
+              <w:t>TopicExchange</w:t>
+            </w:r>
+          </w:p>
+        </w:tc>
+        <w:tc>
+          <w:tcPr>
+            <w:tcW w:type="dxa" w:w="1417"/>
+            <w:vAlign w:val="center"/>
+          </w:tcPr>
+          <w:p>
+            <w:pPr>
+              <w:spacing w:before="0" w:after="0" w:line="288" w:lineRule="auto"/>
+              <w:jc w:val="left"/>
+            </w:pPr>
+            <w:r/>
+            <w:r>
+              <w:rPr>
+                <w:rFonts w:ascii="Times New Roman" w:hAnsi="Times New Roman" w:eastAsia="宋体" w:cs="Times New Roman"/>
+                <w:b w:val="0"/>
+                <w:i w:val="0"/>
+                <w:color w:val="000000"/>
+                <w:sz w:val="20"/>
+              </w:rPr>
+              <w:t>durable=true</w:t>
+            </w:r>
+          </w:p>
+        </w:tc>
+        <w:tc>
+          <w:tcPr>
+            <w:tcW w:type="dxa" w:w="3402"/>
+            <w:vAlign w:val="center"/>
+          </w:tcPr>
+          <w:p>
+            <w:pPr>
+              <w:spacing w:before="0" w:after="0" w:line="288" w:lineRule="auto"/>
+              <w:jc w:val="left"/>
+            </w:pPr>
+            <w:r/>
+            <w:r>
+              <w:rPr>
+                <w:rFonts w:ascii="Times New Roman" w:hAnsi="Times New Roman" w:eastAsia="宋体" w:cs="Times New Roman"/>
+                <w:b w:val="0"/>
+                <w:i w:val="0"/>
+                <w:color w:val="000000"/>
+                <w:sz w:val="20"/>
+              </w:rPr>
+              <w:t>订单事件统一出口</w:t>
+            </w:r>
+          </w:p>
+        </w:tc>
+      </w:tr>
+      <w:tr>
+        <w:tc>
+          <w:tcPr>
+            <w:tcW w:type="dxa" w:w="2835"/>
+            <w:vAlign w:val="center"/>
+          </w:tcPr>
+          <w:p>
+            <w:pPr>
+              <w:spacing w:before="0" w:after="0" w:line="288" w:lineRule="auto"/>
+              <w:jc w:val="center"/>
+            </w:pPr>
+            <w:r/>
+            <w:r>
+              <w:rPr>
+                <w:rFonts w:ascii="Times New Roman" w:hAnsi="Times New Roman" w:eastAsia="宋体" w:cs="Times New Roman"/>
+                <w:b/>
+                <w:i w:val="0"/>
+                <w:color w:val="000000"/>
+                <w:sz w:val="20"/>
+              </w:rPr>
+              <w:t>emall.product.order.queue</w:t>
+            </w:r>
+          </w:p>
+        </w:tc>
+        <w:tc>
+          <w:tcPr>
+            <w:tcW w:type="dxa" w:w="1417"/>
+            <w:vAlign w:val="center"/>
+          </w:tcPr>
+          <w:p>
+            <w:pPr>
+              <w:spacing w:before="0" w:after="0" w:line="288" w:lineRule="auto"/>
+              <w:jc w:val="left"/>
+            </w:pPr>
+            <w:r/>
+            <w:r>
+              <w:rPr>
+                <w:rFonts w:ascii="Times New Roman" w:hAnsi="Times New Roman" w:eastAsia="宋体" w:cs="Times New Roman"/>
+                <w:b w:val="0"/>
+                <w:i w:val="0"/>
+                <w:color w:val="000000"/>
+                <w:sz w:val="20"/>
+              </w:rPr>
+              <w:t>Queue</w:t>
+            </w:r>
+          </w:p>
+        </w:tc>
+        <w:tc>
+          <w:tcPr>
+            <w:tcW w:type="dxa" w:w="1417"/>
+            <w:vAlign w:val="center"/>
+          </w:tcPr>
+          <w:p>
+            <w:pPr>
+              <w:spacing w:before="0" w:after="0" w:line="288" w:lineRule="auto"/>
+              <w:jc w:val="left"/>
+            </w:pPr>
+            <w:r/>
+            <w:r>
+              <w:rPr>
+                <w:rFonts w:ascii="Times New Roman" w:hAnsi="Times New Roman" w:eastAsia="宋体" w:cs="Times New Roman"/>
+                <w:b w:val="0"/>
+                <w:i w:val="0"/>
+                <w:color w:val="000000"/>
+                <w:sz w:val="20"/>
+              </w:rPr>
+              <w:t>durable=true</w:t>
+            </w:r>
+          </w:p>
+        </w:tc>
+        <w:tc>
+          <w:tcPr>
+            <w:tcW w:type="dxa" w:w="3402"/>
+            <w:vAlign w:val="center"/>
+          </w:tcPr>
+          <w:p>
+            <w:pPr>
+              <w:spacing w:before="0" w:after="0" w:line="288" w:lineRule="auto"/>
+              <w:jc w:val="left"/>
+            </w:pPr>
+            <w:r/>
+            <w:r>
+              <w:rPr>
+                <w:rFonts w:ascii="Times New Roman" w:hAnsi="Times New Roman" w:eastAsia="宋体" w:cs="Times New Roman"/>
+                <w:b w:val="0"/>
+                <w:i w:val="0"/>
+                <w:color w:val="000000"/>
+                <w:sz w:val="20"/>
+              </w:rPr>
+              <w:t>product-service 订阅，统计订单/销量</w:t>
+            </w:r>
+          </w:p>
+        </w:tc>
+      </w:tr>
+      <w:tr>
+        <w:tc>
+          <w:tcPr>
+            <w:tcW w:type="dxa" w:w="2835"/>
+            <w:vAlign w:val="center"/>
+          </w:tcPr>
+          <w:p>
+            <w:pPr>
+              <w:spacing w:before="0" w:after="0" w:line="288" w:lineRule="auto"/>
+              <w:jc w:val="center"/>
+            </w:pPr>
+            <w:r/>
+            <w:r>
+              <w:rPr>
+                <w:rFonts w:ascii="Times New Roman" w:hAnsi="Times New Roman" w:eastAsia="宋体" w:cs="Times New Roman"/>
+                <w:b/>
+                <w:i w:val="0"/>
+                <w:color w:val="000000"/>
+                <w:sz w:val="20"/>
+              </w:rPr>
+              <w:t>emall.log.order.queue</w:t>
+            </w:r>
+          </w:p>
+        </w:tc>
+        <w:tc>
+          <w:tcPr>
+            <w:tcW w:type="dxa" w:w="1417"/>
+            <w:vAlign w:val="center"/>
+          </w:tcPr>
+          <w:p>
+            <w:pPr>
+              <w:spacing w:before="0" w:after="0" w:line="288" w:lineRule="auto"/>
+              <w:jc w:val="left"/>
+            </w:pPr>
+            <w:r/>
+            <w:r>
+              <w:rPr>
+                <w:rFonts w:ascii="Times New Roman" w:hAnsi="Times New Roman" w:eastAsia="宋体" w:cs="Times New Roman"/>
+                <w:b w:val="0"/>
+                <w:i w:val="0"/>
+                <w:color w:val="000000"/>
+                <w:sz w:val="20"/>
+              </w:rPr>
+              <w:t>Queue</w:t>
+            </w:r>
+          </w:p>
+        </w:tc>
+        <w:tc>
+          <w:tcPr>
+            <w:tcW w:type="dxa" w:w="1417"/>
+            <w:vAlign w:val="center"/>
+          </w:tcPr>
+          <w:p>
+            <w:pPr>
+              <w:spacing w:before="0" w:after="0" w:line="288" w:lineRule="auto"/>
+              <w:jc w:val="left"/>
+            </w:pPr>
+            <w:r/>
+            <w:r>
+              <w:rPr>
+                <w:rFonts w:ascii="Times New Roman" w:hAnsi="Times New Roman" w:eastAsia="宋体" w:cs="Times New Roman"/>
+                <w:b w:val="0"/>
+                <w:i w:val="0"/>
+                <w:color w:val="000000"/>
+                <w:sz w:val="20"/>
+              </w:rPr>
+              <w:t>durable=true</w:t>
+            </w:r>
+          </w:p>
+        </w:tc>
+        <w:tc>
+          <w:tcPr>
+            <w:tcW w:type="dxa" w:w="3402"/>
+            <w:vAlign w:val="center"/>
+          </w:tcPr>
+          <w:p>
+            <w:pPr>
+              <w:spacing w:before="0" w:after="0" w:line="288" w:lineRule="auto"/>
+              <w:jc w:val="left"/>
+            </w:pPr>
+            <w:r/>
+            <w:r>
+              <w:rPr>
+                <w:rFonts w:ascii="Times New Roman" w:hAnsi="Times New Roman" w:eastAsia="宋体" w:cs="Times New Roman"/>
+                <w:b w:val="0"/>
+                <w:i w:val="0"/>
+                <w:color w:val="000000"/>
+                <w:sz w:val="20"/>
+              </w:rPr>
+              <w:t>log-service 订阅，审计日志落盘</w:t>
+            </w:r>
+          </w:p>
+        </w:tc>
+      </w:tr>
+      <w:tr>
+        <w:tc>
+          <w:tcPr>
+            <w:tcW w:type="dxa" w:w="2835"/>
+            <w:vAlign w:val="center"/>
+          </w:tcPr>
+          <w:p>
+            <w:pPr>
+              <w:spacing w:before="0" w:after="0" w:line="288" w:lineRule="auto"/>
+              <w:jc w:val="center"/>
+            </w:pPr>
+            <w:r/>
+            <w:r>
+              <w:rPr>
+                <w:rFonts w:ascii="Times New Roman" w:hAnsi="Times New Roman" w:eastAsia="宋体" w:cs="Times New Roman"/>
+                <w:b/>
+                <w:i w:val="0"/>
+                <w:color w:val="000000"/>
+                <w:sz w:val="20"/>
+              </w:rPr>
+              <w:t>routing-key: order.created</w:t>
+            </w:r>
+          </w:p>
+        </w:tc>
+        <w:tc>
+          <w:tcPr>
+            <w:tcW w:type="dxa" w:w="1417"/>
+            <w:vAlign w:val="center"/>
+          </w:tcPr>
+          <w:p>
+            <w:pPr>
+              <w:spacing w:before="0" w:after="0" w:line="288" w:lineRule="auto"/>
+              <w:jc w:val="left"/>
+            </w:pPr>
+            <w:r/>
+            <w:r>
+              <w:rPr>
+                <w:rFonts w:ascii="Times New Roman" w:hAnsi="Times New Roman" w:eastAsia="宋体" w:cs="Times New Roman"/>
+                <w:b w:val="0"/>
+                <w:i w:val="0"/>
+                <w:color w:val="000000"/>
+                <w:sz w:val="20"/>
+              </w:rPr>
+              <w:t>—</w:t>
+            </w:r>
+          </w:p>
+        </w:tc>
+        <w:tc>
+          <w:tcPr>
+            <w:tcW w:type="dxa" w:w="1417"/>
+            <w:vAlign w:val="center"/>
+          </w:tcPr>
+          <w:p>
+            <w:pPr>
+              <w:spacing w:before="0" w:after="0" w:line="288" w:lineRule="auto"/>
+              <w:jc w:val="left"/>
+            </w:pPr>
+            <w:r/>
+            <w:r>
+              <w:rPr>
+                <w:rFonts w:ascii="Times New Roman" w:hAnsi="Times New Roman" w:eastAsia="宋体" w:cs="Times New Roman"/>
+                <w:b w:val="0"/>
+                <w:i w:val="0"/>
+                <w:color w:val="000000"/>
+                <w:sz w:val="20"/>
+              </w:rPr>
+              <w:t>—</w:t>
+            </w:r>
+          </w:p>
+        </w:tc>
+        <w:tc>
+          <w:tcPr>
+            <w:tcW w:type="dxa" w:w="3402"/>
+            <w:vAlign w:val="center"/>
+          </w:tcPr>
+          <w:p>
+            <w:pPr>
+              <w:spacing w:before="0" w:after="0" w:line="288" w:lineRule="auto"/>
+              <w:jc w:val="left"/>
+            </w:pPr>
+            <w:r/>
+            <w:r>
+              <w:rPr>
+                <w:rFonts w:ascii="Times New Roman" w:hAnsi="Times New Roman" w:eastAsia="宋体" w:cs="Times New Roman"/>
+                <w:b w:val="0"/>
+                <w:i w:val="0"/>
+                <w:color w:val="000000"/>
+                <w:sz w:val="20"/>
+              </w:rPr>
+              <w:t>订单创建事件</w:t>
+            </w:r>
+          </w:p>
+        </w:tc>
+      </w:tr>
+      <w:tr>
+        <w:tc>
+          <w:tcPr>
+            <w:tcW w:type="dxa" w:w="2835"/>
+            <w:vAlign w:val="center"/>
+          </w:tcPr>
+          <w:p>
+            <w:pPr>
+              <w:spacing w:before="0" w:after="0" w:line="288" w:lineRule="auto"/>
+              <w:jc w:val="center"/>
+            </w:pPr>
+            <w:r/>
+            <w:r>
+              <w:rPr>
+                <w:rFonts w:ascii="Times New Roman" w:hAnsi="Times New Roman" w:eastAsia="宋体" w:cs="Times New Roman"/>
+                <w:b/>
+                <w:i w:val="0"/>
+                <w:color w:val="000000"/>
+                <w:sz w:val="20"/>
+              </w:rPr>
+              <w:t>routing-key: order.paid</w:t>
+            </w:r>
+          </w:p>
+        </w:tc>
+        <w:tc>
+          <w:tcPr>
+            <w:tcW w:type="dxa" w:w="1417"/>
+            <w:vAlign w:val="center"/>
+          </w:tcPr>
+          <w:p>
+            <w:pPr>
+              <w:spacing w:before="0" w:after="0" w:line="288" w:lineRule="auto"/>
+              <w:jc w:val="left"/>
+            </w:pPr>
+            <w:r/>
+            <w:r>
+              <w:rPr>
+                <w:rFonts w:ascii="Times New Roman" w:hAnsi="Times New Roman" w:eastAsia="宋体" w:cs="Times New Roman"/>
+                <w:b w:val="0"/>
+                <w:i w:val="0"/>
+                <w:color w:val="000000"/>
+                <w:sz w:val="20"/>
+              </w:rPr>
+              <w:t>—</w:t>
+            </w:r>
+          </w:p>
+        </w:tc>
+        <w:tc>
+          <w:tcPr>
+            <w:tcW w:type="dxa" w:w="1417"/>
+            <w:vAlign w:val="center"/>
+          </w:tcPr>
+          <w:p>
+            <w:pPr>
+              <w:spacing w:before="0" w:after="0" w:line="288" w:lineRule="auto"/>
+              <w:jc w:val="left"/>
+            </w:pPr>
+            <w:r/>
+            <w:r>
+              <w:rPr>
+                <w:rFonts w:ascii="Times New Roman" w:hAnsi="Times New Roman" w:eastAsia="宋体" w:cs="Times New Roman"/>
+                <w:b w:val="0"/>
+                <w:i w:val="0"/>
+                <w:color w:val="000000"/>
+                <w:sz w:val="20"/>
+              </w:rPr>
+              <w:t>—</w:t>
+            </w:r>
+          </w:p>
+        </w:tc>
+        <w:tc>
+          <w:tcPr>
+            <w:tcW w:type="dxa" w:w="3402"/>
+            <w:vAlign w:val="center"/>
+          </w:tcPr>
+          <w:p>
+            <w:pPr>
+              <w:spacing w:before="0" w:after="0" w:line="288" w:lineRule="auto"/>
+              <w:jc w:val="left"/>
+            </w:pPr>
+            <w:r/>
+            <w:r>
+              <w:rPr>
+                <w:rFonts w:ascii="Times New Roman" w:hAnsi="Times New Roman" w:eastAsia="宋体" w:cs="Times New Roman"/>
+                <w:b w:val="0"/>
+                <w:i w:val="0"/>
+                <w:color w:val="000000"/>
+                <w:sz w:val="20"/>
+              </w:rPr>
+              <w:t>订单支付事件</w:t>
+            </w:r>
+          </w:p>
+        </w:tc>
+      </w:tr>
+      <w:tr>
+        <w:tc>
+          <w:tcPr>
+            <w:tcW w:type="dxa" w:w="2835"/>
+            <w:vAlign w:val="center"/>
+          </w:tcPr>
+          <w:p>
+            <w:pPr>
+              <w:spacing w:before="0" w:after="0" w:line="288" w:lineRule="auto"/>
+              <w:jc w:val="center"/>
+            </w:pPr>
+            <w:r/>
+            <w:r>
+              <w:rPr>
+                <w:rFonts w:ascii="Times New Roman" w:hAnsi="Times New Roman" w:eastAsia="宋体" w:cs="Times New Roman"/>
+                <w:b/>
+                <w:i w:val="0"/>
+                <w:color w:val="000000"/>
+                <w:sz w:val="20"/>
+              </w:rPr>
+              <w:t>routing-key: order.cancelled</w:t>
+            </w:r>
+          </w:p>
+        </w:tc>
+        <w:tc>
+          <w:tcPr>
+            <w:tcW w:type="dxa" w:w="1417"/>
+            <w:vAlign w:val="center"/>
+          </w:tcPr>
+          <w:p>
+            <w:pPr>
+              <w:spacing w:before="0" w:after="0" w:line="288" w:lineRule="auto"/>
+              <w:jc w:val="left"/>
+            </w:pPr>
+            <w:r/>
+            <w:r>
+              <w:rPr>
+                <w:rFonts w:ascii="Times New Roman" w:hAnsi="Times New Roman" w:eastAsia="宋体" w:cs="Times New Roman"/>
+                <w:b w:val="0"/>
+                <w:i w:val="0"/>
+                <w:color w:val="000000"/>
+                <w:sz w:val="20"/>
+              </w:rPr>
+              <w:t>—</w:t>
+            </w:r>
+          </w:p>
+        </w:tc>
+        <w:tc>
+          <w:tcPr>
+            <w:tcW w:type="dxa" w:w="1417"/>
+            <w:vAlign w:val="center"/>
+          </w:tcPr>
+          <w:p>
+            <w:pPr>
+              <w:spacing w:before="0" w:after="0" w:line="288" w:lineRule="auto"/>
+              <w:jc w:val="left"/>
+            </w:pPr>
+            <w:r/>
+            <w:r>
+              <w:rPr>
+                <w:rFonts w:ascii="Times New Roman" w:hAnsi="Times New Roman" w:eastAsia="宋体" w:cs="Times New Roman"/>
+                <w:b w:val="0"/>
+                <w:i w:val="0"/>
+                <w:color w:val="000000"/>
+                <w:sz w:val="20"/>
+              </w:rPr>
+              <w:t>—</w:t>
+            </w:r>
+          </w:p>
+        </w:tc>
+        <w:tc>
+          <w:tcPr>
+            <w:tcW w:type="dxa" w:w="3402"/>
+            <w:vAlign w:val="center"/>
+          </w:tcPr>
+          <w:p>
+            <w:pPr>
+              <w:spacing w:before="0" w:after="0" w:line="288" w:lineRule="auto"/>
+              <w:jc w:val="left"/>
+            </w:pPr>
+            <w:r/>
+            <w:r>
+              <w:rPr>
+                <w:rFonts w:ascii="Times New Roman" w:hAnsi="Times New Roman" w:eastAsia="宋体" w:cs="Times New Roman"/>
+                <w:b w:val="0"/>
+                <w:i w:val="0"/>
+                <w:color w:val="000000"/>
+                <w:sz w:val="20"/>
+              </w:rPr>
+              <w:t>订单取消事件</w:t>
+            </w:r>
+          </w:p>
+        </w:tc>
+      </w:tr>
+      <w:tr>
+        <w:tc>
+          <w:tcPr>
+            <w:tcW w:type="dxa" w:w="2835"/>
+            <w:vAlign w:val="center"/>
+          </w:tcPr>
+          <w:p>
+            <w:pPr>
+              <w:spacing w:before="0" w:after="0" w:line="288" w:lineRule="auto"/>
+              <w:jc w:val="center"/>
+            </w:pPr>
+            <w:r/>
+            <w:r>
+              <w:rPr>
+                <w:rFonts w:ascii="Times New Roman" w:hAnsi="Times New Roman" w:eastAsia="宋体" w:cs="Times New Roman"/>
+                <w:b/>
+                <w:i w:val="0"/>
+                <w:color w:val="000000"/>
+                <w:sz w:val="20"/>
+              </w:rPr>
+              <w:t>binding pattern: order.*</w:t>
+            </w:r>
+          </w:p>
+        </w:tc>
+        <w:tc>
+          <w:tcPr>
+            <w:tcW w:type="dxa" w:w="1417"/>
+            <w:vAlign w:val="center"/>
+          </w:tcPr>
+          <w:p>
+            <w:pPr>
+              <w:spacing w:before="0" w:after="0" w:line="288" w:lineRule="auto"/>
+              <w:jc w:val="left"/>
+            </w:pPr>
+            <w:r/>
+            <w:r>
+              <w:rPr>
+                <w:rFonts w:ascii="Times New Roman" w:hAnsi="Times New Roman" w:eastAsia="宋体" w:cs="Times New Roman"/>
+                <w:b w:val="0"/>
+                <w:i w:val="0"/>
+                <w:color w:val="000000"/>
+                <w:sz w:val="20"/>
+              </w:rPr>
+              <w:t>—</w:t>
+            </w:r>
+          </w:p>
+        </w:tc>
+        <w:tc>
+          <w:tcPr>
+            <w:tcW w:type="dxa" w:w="1417"/>
+            <w:vAlign w:val="center"/>
+          </w:tcPr>
+          <w:p>
+            <w:pPr>
+              <w:spacing w:before="0" w:after="0" w:line="288" w:lineRule="auto"/>
+              <w:jc w:val="left"/>
+            </w:pPr>
+            <w:r/>
+            <w:r>
+              <w:rPr>
+                <w:rFonts w:ascii="Times New Roman" w:hAnsi="Times New Roman" w:eastAsia="宋体" w:cs="Times New Roman"/>
+                <w:b w:val="0"/>
+                <w:i w:val="0"/>
+                <w:color w:val="000000"/>
+                <w:sz w:val="20"/>
+              </w:rPr>
+              <w:t>—</w:t>
+            </w:r>
+          </w:p>
+        </w:tc>
+        <w:tc>
+          <w:tcPr>
+            <w:tcW w:type="dxa" w:w="3402"/>
+            <w:vAlign w:val="center"/>
+          </w:tcPr>
+          <w:p>
+            <w:pPr>
+              <w:spacing w:before="0" w:after="0" w:line="288" w:lineRule="auto"/>
+              <w:jc w:val="left"/>
+            </w:pPr>
+            <w:r/>
+            <w:r>
+              <w:rPr>
+                <w:rFonts w:ascii="Times New Roman" w:hAnsi="Times New Roman" w:eastAsia="宋体" w:cs="Times New Roman"/>
+                <w:b w:val="0"/>
+                <w:i w:val="0"/>
+                <w:color w:val="000000"/>
+                <w:sz w:val="20"/>
+              </w:rPr>
+              <w:t>Topic 通配符匹配 order.created/paid/cancelled</w:t>
+            </w:r>
+          </w:p>
+        </w:tc>
+      </w:tr>
+    </w:tbl>
+    <w:p>
+      <w:pPr>
+        <w:pStyle w:val="Heading3"/>
+        <w:spacing w:before="160" w:after="120"/>
+        <w:jc w:val="left"/>
+      </w:pPr>
+      <w:r>
+        <w:rPr>
+          <w:rFonts w:ascii="Times New Roman" w:hAnsi="Times New Roman" w:eastAsia="宋体" w:cs="Times New Roman"/>
+          <w:b/>
+          <w:i w:val="0"/>
+          <w:color w:val="000000"/>
+          <w:sz w:val="28"/>
+        </w:rPr>
+        <w:t>2.3.2 OrderEventMessage 消息体</w:t>
+      </w:r>
+    </w:p>
+    <w:p>
+      <w:pPr>
+        <w:spacing w:line="276" w:lineRule="auto" w:before="40" w:after="40"/>
+        <w:ind w:left="227"/>
+        <w:shd w:val="clear" w:color="auto" w:fill="F2F2F2"/>
+        <w:pBdr>
+          <w:top w:val="single" w:sz="4" w:color="000000"/>
+          <w:left w:val="single" w:sz="4" w:color="000000"/>
+          <w:bottom w:val="single" w:sz="4" w:color="000000"/>
+          <w:right w:val="single" w:sz="4" w:color="000000"/>
+        </w:pBdr>
+      </w:pPr>
+      <w:r>
+        <w:rPr>
+          <w:rFonts w:ascii="Times New Roman" w:hAnsi="Times New Roman" w:eastAsia="宋体" w:cs="Times New Roman"/>
+          <w:b w:val="0"/>
+          <w:i w:val="0"/>
+          <w:color w:val="000000"/>
+          <w:sz w:val="18"/>
+          <w:rFonts w:ascii="Consolas" w:hAnsi="Consolas" w:eastAsia="宋体"/>
+        </w:rPr>
+        <w:t>// 消息体 OrderEventMessage.java</w:t>
+      </w:r>
+    </w:p>
+    <w:p>
+      <w:pPr>
+        <w:spacing w:line="276" w:lineRule="auto" w:before="0" w:after="0"/>
+        <w:ind w:left="227"/>
+        <w:shd w:val="clear" w:color="auto" w:fill="F2F2F2"/>
+      </w:pPr>
+      <w:r>
+        <w:rPr>
+          <w:rFonts w:ascii="Times New Roman" w:hAnsi="Times New Roman" w:eastAsia="宋体" w:cs="Times New Roman"/>
+          <w:b w:val="0"/>
+          <w:i w:val="0"/>
+          <w:color w:val="000000"/>
+          <w:sz w:val="18"/>
+          <w:rFonts w:ascii="Consolas" w:hAnsi="Consolas" w:eastAsia="宋体"/>
+        </w:rPr>
+        <w:t>public class OrderEventMessage implements Serializable {</w:t>
+      </w:r>
+    </w:p>
+    <w:p>
+      <w:pPr>
+        <w:spacing w:line="276" w:lineRule="auto" w:before="0" w:after="0"/>
+        <w:ind w:left="227"/>
+        <w:shd w:val="clear" w:color="auto" w:fill="F2F2F2"/>
+      </w:pPr>
+      <w:r>
+        <w:rPr>
+          <w:rFonts w:ascii="Times New Roman" w:hAnsi="Times New Roman" w:eastAsia="宋体" w:cs="Times New Roman"/>
+          <w:b w:val="0"/>
+          <w:i w:val="0"/>
+          <w:color w:val="000000"/>
+          <w:sz w:val="18"/>
+          <w:rFonts w:ascii="Consolas" w:hAnsi="Consolas" w:eastAsia="宋体"/>
+        </w:rPr>
+        <w:t xml:space="preserve">    private String eventId;          // UUID, 事件唯一 ID</w:t>
+      </w:r>
+    </w:p>
+    <w:p>
+      <w:pPr>
+        <w:spacing w:line="276" w:lineRule="auto" w:before="0" w:after="0"/>
+        <w:ind w:left="227"/>
+        <w:shd w:val="clear" w:color="auto" w:fill="F2F2F2"/>
+      </w:pPr>
+      <w:r>
+        <w:rPr>
+          <w:rFonts w:ascii="Times New Roman" w:hAnsi="Times New Roman" w:eastAsia="宋体" w:cs="Times New Roman"/>
+          <w:b w:val="0"/>
+          <w:i w:val="0"/>
+          <w:color w:val="000000"/>
+          <w:sz w:val="18"/>
+          <w:rFonts w:ascii="Consolas" w:hAnsi="Consolas" w:eastAsia="宋体"/>
+        </w:rPr>
+        <w:t xml:space="preserve">    private String eventType;        // order.created / order.paid / order.cancelled</w:t>
+      </w:r>
+    </w:p>
+    <w:p>
+      <w:pPr>
+        <w:spacing w:line="276" w:lineRule="auto" w:before="0" w:after="0"/>
+        <w:ind w:left="227"/>
+        <w:shd w:val="clear" w:color="auto" w:fill="F2F2F2"/>
+      </w:pPr>
+      <w:r>
+        <w:rPr>
+          <w:rFonts w:ascii="Times New Roman" w:hAnsi="Times New Roman" w:eastAsia="宋体" w:cs="Times New Roman"/>
+          <w:b w:val="0"/>
+          <w:i w:val="0"/>
+          <w:color w:val="000000"/>
+          <w:sz w:val="18"/>
+          <w:rFonts w:ascii="Consolas" w:hAnsi="Consolas" w:eastAsia="宋体"/>
+        </w:rPr>
+        <w:t xml:space="preserve">    private Date   eventTime;        // 事件发生时间</w:t>
+      </w:r>
+    </w:p>
+    <w:p>
+      <w:pPr>
+        <w:spacing w:line="276" w:lineRule="auto" w:before="0" w:after="0"/>
+        <w:ind w:left="227"/>
+        <w:shd w:val="clear" w:color="auto" w:fill="F2F2F2"/>
+      </w:pPr>
+      <w:r>
+        <w:rPr>
+          <w:rFonts w:ascii="Times New Roman" w:hAnsi="Times New Roman" w:eastAsia="宋体" w:cs="Times New Roman"/>
+          <w:b w:val="0"/>
+          <w:i w:val="0"/>
+          <w:color w:val="000000"/>
+          <w:sz w:val="18"/>
+          <w:rFonts w:ascii="Consolas" w:hAnsi="Consolas" w:eastAsia="宋体"/>
+        </w:rPr>
+        <w:t xml:space="preserve">    private Long   orderId;          // 订单主键</w:t>
+      </w:r>
+    </w:p>
+    <w:p>
+      <w:pPr>
+        <w:spacing w:line="276" w:lineRule="auto" w:before="0" w:after="0"/>
+        <w:ind w:left="227"/>
+        <w:shd w:val="clear" w:color="auto" w:fill="F2F2F2"/>
+      </w:pPr>
+      <w:r>
+        <w:rPr>
+          <w:rFonts w:ascii="Times New Roman" w:hAnsi="Times New Roman" w:eastAsia="宋体" w:cs="Times New Roman"/>
+          <w:b w:val="0"/>
+          <w:i w:val="0"/>
+          <w:color w:val="000000"/>
+          <w:sz w:val="18"/>
+          <w:rFonts w:ascii="Consolas" w:hAnsi="Consolas" w:eastAsia="宋体"/>
+        </w:rPr>
+        <w:t xml:space="preserve">    private String orderNo;          // 订单号</w:t>
+      </w:r>
+    </w:p>
+    <w:p>
+      <w:pPr>
+        <w:spacing w:line="276" w:lineRule="auto" w:before="0" w:after="0"/>
+        <w:ind w:left="227"/>
+        <w:shd w:val="clear" w:color="auto" w:fill="F2F2F2"/>
+      </w:pPr>
+      <w:r>
+        <w:rPr>
+          <w:rFonts w:ascii="Times New Roman" w:hAnsi="Times New Roman" w:eastAsia="宋体" w:cs="Times New Roman"/>
+          <w:b w:val="0"/>
+          <w:i w:val="0"/>
+          <w:color w:val="000000"/>
+          <w:sz w:val="18"/>
+          <w:rFonts w:ascii="Consolas" w:hAnsi="Consolas" w:eastAsia="宋体"/>
+        </w:rPr>
+        <w:t xml:space="preserve">    private Long   userId;</w:t>
+      </w:r>
+    </w:p>
+    <w:p>
+      <w:pPr>
+        <w:spacing w:line="276" w:lineRule="auto" w:before="0" w:after="0"/>
+        <w:ind w:left="227"/>
+        <w:shd w:val="clear" w:color="auto" w:fill="F2F2F2"/>
+      </w:pPr>
+      <w:r>
+        <w:rPr>
+          <w:rFonts w:ascii="Times New Roman" w:hAnsi="Times New Roman" w:eastAsia="宋体" w:cs="Times New Roman"/>
+          <w:b w:val="0"/>
+          <w:i w:val="0"/>
+          <w:color w:val="000000"/>
+          <w:sz w:val="18"/>
+          <w:rFonts w:ascii="Consolas" w:hAnsi="Consolas" w:eastAsia="宋体"/>
+        </w:rPr>
+        <w:t xml:space="preserve">    private Long   productId;</w:t>
+      </w:r>
+    </w:p>
+    <w:p>
+      <w:pPr>
+        <w:spacing w:line="276" w:lineRule="auto" w:before="0" w:after="0"/>
+        <w:ind w:left="227"/>
+        <w:shd w:val="clear" w:color="auto" w:fill="F2F2F2"/>
+      </w:pPr>
+      <w:r>
+        <w:rPr>
+          <w:rFonts w:ascii="Times New Roman" w:hAnsi="Times New Roman" w:eastAsia="宋体" w:cs="Times New Roman"/>
+          <w:b w:val="0"/>
+          <w:i w:val="0"/>
+          <w:color w:val="000000"/>
+          <w:sz w:val="18"/>
+          <w:rFonts w:ascii="Consolas" w:hAnsi="Consolas" w:eastAsia="宋体"/>
+        </w:rPr>
+        <w:t xml:space="preserve">    private String productName;</w:t>
+      </w:r>
+    </w:p>
+    <w:p>
+      <w:pPr>
+        <w:spacing w:line="276" w:lineRule="auto" w:before="0" w:after="0"/>
+        <w:ind w:left="227"/>
+        <w:shd w:val="clear" w:color="auto" w:fill="F2F2F2"/>
+      </w:pPr>
+      <w:r>
+        <w:rPr>
+          <w:rFonts w:ascii="Times New Roman" w:hAnsi="Times New Roman" w:eastAsia="宋体" w:cs="Times New Roman"/>
+          <w:b w:val="0"/>
+          <w:i w:val="0"/>
+          <w:color w:val="000000"/>
+          <w:sz w:val="18"/>
+          <w:rFonts w:ascii="Consolas" w:hAnsi="Consolas" w:eastAsia="宋体"/>
+        </w:rPr>
+        <w:t xml:space="preserve">    private Integer quantity;</w:t>
+      </w:r>
+    </w:p>
+    <w:p>
+      <w:pPr>
+        <w:spacing w:line="276" w:lineRule="auto" w:before="0" w:after="0"/>
+        <w:ind w:left="227"/>
+        <w:shd w:val="clear" w:color="auto" w:fill="F2F2F2"/>
+      </w:pPr>
+      <w:r>
+        <w:rPr>
+          <w:rFonts w:ascii="Times New Roman" w:hAnsi="Times New Roman" w:eastAsia="宋体" w:cs="Times New Roman"/>
+          <w:b w:val="0"/>
+          <w:i w:val="0"/>
+          <w:color w:val="000000"/>
+          <w:sz w:val="18"/>
+          <w:rFonts w:ascii="Consolas" w:hAnsi="Consolas" w:eastAsia="宋体"/>
+        </w:rPr>
+        <w:t xml:space="preserve">    private BigDecimal totalAmount;</w:t>
+      </w:r>
+    </w:p>
+    <w:p>
+      <w:pPr>
+        <w:spacing w:line="276" w:lineRule="auto" w:before="0" w:after="0"/>
+        <w:ind w:left="227"/>
+        <w:shd w:val="clear" w:color="auto" w:fill="F2F2F2"/>
+      </w:pPr>
+      <w:r>
+        <w:rPr>
+          <w:rFonts w:ascii="Times New Roman" w:hAnsi="Times New Roman" w:eastAsia="宋体" w:cs="Times New Roman"/>
+          <w:b w:val="0"/>
+          <w:i w:val="0"/>
+          <w:color w:val="000000"/>
+          <w:sz w:val="18"/>
+          <w:rFonts w:ascii="Consolas" w:hAnsi="Consolas" w:eastAsia="宋体"/>
+        </w:rPr>
+        <w:t xml:space="preserve">    private String address;</w:t>
+      </w:r>
+    </w:p>
+    <w:p>
+      <w:pPr>
+        <w:spacing w:line="276" w:lineRule="auto" w:before="0" w:after="0"/>
+        <w:ind w:left="227"/>
+        <w:shd w:val="clear" w:color="auto" w:fill="F2F2F2"/>
+      </w:pPr>
+      <w:r>
+        <w:rPr>
+          <w:rFonts w:ascii="Times New Roman" w:hAnsi="Times New Roman" w:eastAsia="宋体" w:cs="Times New Roman"/>
+          <w:b w:val="0"/>
+          <w:i w:val="0"/>
+          <w:color w:val="000000"/>
+          <w:sz w:val="18"/>
+          <w:rFonts w:ascii="Consolas" w:hAnsi="Consolas" w:eastAsia="宋体"/>
+        </w:rPr>
+        <w:t xml:space="preserve">    private String remark;</w:t>
+      </w:r>
+    </w:p>
+    <w:p>
+      <w:pPr>
+        <w:spacing w:line="276" w:lineRule="auto" w:before="0" w:after="0"/>
+        <w:ind w:left="227"/>
+        <w:shd w:val="clear" w:color="auto" w:fill="F2F2F2"/>
+      </w:pPr>
+      <w:r>
+        <w:rPr>
+          <w:rFonts w:ascii="Times New Roman" w:hAnsi="Times New Roman" w:eastAsia="宋体" w:cs="Times New Roman"/>
+          <w:b w:val="0"/>
+          <w:i w:val="0"/>
+          <w:color w:val="000000"/>
+          <w:sz w:val="18"/>
+          <w:rFonts w:ascii="Consolas" w:hAnsi="Consolas" w:eastAsia="宋体"/>
+        </w:rPr>
+        <w:t xml:space="preserve">    private Integer status;          // 变更后状态: 0/1/4</w:t>
+      </w:r>
+    </w:p>
+    <w:p>
+      <w:pPr>
+        <w:spacing w:line="276" w:lineRule="auto" w:before="0" w:after="0"/>
+        <w:ind w:left="227"/>
+        <w:shd w:val="clear" w:color="auto" w:fill="F2F2F2"/>
+      </w:pPr>
+      <w:r>
+        <w:rPr>
+          <w:rFonts w:ascii="Times New Roman" w:hAnsi="Times New Roman" w:eastAsia="宋体" w:cs="Times New Roman"/>
+          <w:b w:val="0"/>
+          <w:i w:val="0"/>
+          <w:color w:val="000000"/>
+          <w:sz w:val="18"/>
+          <w:rFonts w:ascii="Consolas" w:hAnsi="Consolas" w:eastAsia="宋体"/>
+        </w:rPr>
+        <w:t>}</w:t>
+      </w:r>
+    </w:p>
+    <w:p>
+      <w:pPr>
+        <w:pStyle w:val="Heading3"/>
+        <w:spacing w:before="160" w:after="120"/>
+        <w:jc w:val="left"/>
+      </w:pPr>
+      <w:r>
+        <w:rPr>
+          <w:rFonts w:ascii="Times New Roman" w:hAnsi="Times New Roman" w:eastAsia="宋体" w:cs="Times New Roman"/>
+          <w:b/>
+          <w:i w:val="0"/>
+          <w:color w:val="000000"/>
+          <w:sz w:val="28"/>
+        </w:rPr>
+        <w:t>2.3.3 Publisher (order-service)</w:t>
+      </w:r>
+    </w:p>
+    <w:p>
+      <w:pPr>
+        <w:spacing w:before="0" w:after="80" w:line="360" w:lineRule="auto"/>
+        <w:ind w:firstLine="420"/>
+        <w:jc w:val="both"/>
+      </w:pPr>
+      <w:r>
+        <w:rPr>
+          <w:rFonts w:ascii="Times New Roman" w:hAnsi="Times New Roman" w:eastAsia="宋体" w:cs="Times New Roman"/>
+          <w:b w:val="0"/>
+          <w:i w:val="0"/>
+          <w:color w:val="000000"/>
+          <w:sz w:val="21"/>
+        </w:rPr>
+        <w:t>order-service 在 createOrder / payOrder / cancelOrder 三个业务方法返回前，调用 OrderEventPublisher 推送对应事件。Publisher 内部使用 try-catch 包裹，MQ 推送失败仅记录 ERROR 日志，不会回滚订单事务。</w:t>
+      </w:r>
+    </w:p>
+    <w:p>
+      <w:pPr>
+        <w:spacing w:line="276" w:lineRule="auto" w:before="40" w:after="40"/>
+        <w:ind w:left="227"/>
+        <w:shd w:val="clear" w:color="auto" w:fill="F2F2F2"/>
+        <w:pBdr>
+          <w:top w:val="single" w:sz="4" w:color="000000"/>
+          <w:left w:val="single" w:sz="4" w:color="000000"/>
+          <w:bottom w:val="single" w:sz="4" w:color="000000"/>
+          <w:right w:val="single" w:sz="4" w:color="000000"/>
+        </w:pBdr>
+      </w:pPr>
+      <w:r>
+        <w:rPr>
+          <w:rFonts w:ascii="Times New Roman" w:hAnsi="Times New Roman" w:eastAsia="宋体" w:cs="Times New Roman"/>
+          <w:b w:val="0"/>
+          <w:i w:val="0"/>
+          <w:color w:val="000000"/>
+          <w:sz w:val="18"/>
+          <w:rFonts w:ascii="Consolas" w:hAnsi="Consolas" w:eastAsia="宋体"/>
+        </w:rPr>
+        <w:t>@Component</w:t>
+      </w:r>
+    </w:p>
+    <w:p>
+      <w:pPr>
+        <w:spacing w:line="276" w:lineRule="auto" w:before="0" w:after="0"/>
+        <w:ind w:left="227"/>
+        <w:shd w:val="clear" w:color="auto" w:fill="F2F2F2"/>
+      </w:pPr>
+      <w:r>
+        <w:rPr>
+          <w:rFonts w:ascii="Times New Roman" w:hAnsi="Times New Roman" w:eastAsia="宋体" w:cs="Times New Roman"/>
+          <w:b w:val="0"/>
+          <w:i w:val="0"/>
+          <w:color w:val="000000"/>
+          <w:sz w:val="18"/>
+          <w:rFonts w:ascii="Consolas" w:hAnsi="Consolas" w:eastAsia="宋体"/>
+        </w:rPr>
+        <w:t>public class OrderEventPublisher {</w:t>
+      </w:r>
+    </w:p>
+    <w:p>
+      <w:pPr>
+        <w:spacing w:line="276" w:lineRule="auto" w:before="0" w:after="0"/>
+        <w:ind w:left="227"/>
+        <w:shd w:val="clear" w:color="auto" w:fill="F2F2F2"/>
+      </w:pPr>
+      <w:r>
+        <w:rPr>
+          <w:rFonts w:ascii="Times New Roman" w:hAnsi="Times New Roman" w:eastAsia="宋体" w:cs="Times New Roman"/>
+          <w:b w:val="0"/>
+          <w:i w:val="0"/>
+          <w:color w:val="000000"/>
+          <w:sz w:val="18"/>
+          <w:rFonts w:ascii="Consolas" w:hAnsi="Consolas" w:eastAsia="宋体"/>
+        </w:rPr>
+        <w:t xml:space="preserve">    @Autowired</w:t>
+      </w:r>
+    </w:p>
+    <w:p>
+      <w:pPr>
+        <w:spacing w:line="276" w:lineRule="auto" w:before="0" w:after="0"/>
+        <w:ind w:left="227"/>
+        <w:shd w:val="clear" w:color="auto" w:fill="F2F2F2"/>
+      </w:pPr>
+      <w:r>
+        <w:rPr>
+          <w:rFonts w:ascii="Times New Roman" w:hAnsi="Times New Roman" w:eastAsia="宋体" w:cs="Times New Roman"/>
+          <w:b w:val="0"/>
+          <w:i w:val="0"/>
+          <w:color w:val="000000"/>
+          <w:sz w:val="18"/>
+          <w:rFonts w:ascii="Consolas" w:hAnsi="Consolas" w:eastAsia="宋体"/>
+        </w:rPr>
+        <w:t xml:space="preserve">    private RabbitTemplate rabbitTemplate;</w:t>
+      </w:r>
+    </w:p>
+    <w:p>
+      <w:pPr>
+        <w:spacing w:line="276" w:lineRule="auto" w:before="0" w:after="0"/>
+        <w:ind w:left="227"/>
+        <w:shd w:val="clear" w:color="auto" w:fill="F2F2F2"/>
+      </w:pPr>
+      <w:r>
+        <w:rPr>
+          <w:rFonts w:ascii="Times New Roman" w:hAnsi="Times New Roman" w:eastAsia="宋体" w:cs="Times New Roman"/>
+          <w:b w:val="0"/>
+          <w:i w:val="0"/>
+          <w:color w:val="000000"/>
+          <w:sz w:val="18"/>
+          <w:rFonts w:ascii="Consolas" w:hAnsi="Consolas" w:eastAsia="宋体"/>
+        </w:rPr>
+        <w:t xml:space="preserve"> </w:t>
+      </w:r>
+    </w:p>
+    <w:p>
+      <w:pPr>
+        <w:spacing w:line="276" w:lineRule="auto" w:before="0" w:after="0"/>
+        <w:ind w:left="227"/>
+        <w:shd w:val="clear" w:color="auto" w:fill="F2F2F2"/>
+      </w:pPr>
+      <w:r>
+        <w:rPr>
+          <w:rFonts w:ascii="Times New Roman" w:hAnsi="Times New Roman" w:eastAsia="宋体" w:cs="Times New Roman"/>
+          <w:b w:val="0"/>
+          <w:i w:val="0"/>
+          <w:color w:val="000000"/>
+          <w:sz w:val="18"/>
+          <w:rFonts w:ascii="Consolas" w:hAnsi="Consolas" w:eastAsia="宋体"/>
+        </w:rPr>
+        <w:t xml:space="preserve">    public void publishCreated(Order order, List&lt;OrderItem&gt; items) {</w:t>
+      </w:r>
+    </w:p>
+    <w:p>
+      <w:pPr>
+        <w:spacing w:line="276" w:lineRule="auto" w:before="0" w:after="0"/>
+        <w:ind w:left="227"/>
+        <w:shd w:val="clear" w:color="auto" w:fill="F2F2F2"/>
+      </w:pPr>
+      <w:r>
+        <w:rPr>
+          <w:rFonts w:ascii="Times New Roman" w:hAnsi="Times New Roman" w:eastAsia="宋体" w:cs="Times New Roman"/>
+          <w:b w:val="0"/>
+          <w:i w:val="0"/>
+          <w:color w:val="000000"/>
+          <w:sz w:val="18"/>
+          <w:rFonts w:ascii="Consolas" w:hAnsi="Consolas" w:eastAsia="宋体"/>
+        </w:rPr>
+        <w:t xml:space="preserve">        send(buildMessage(RabbitConfig.ROUTING_KEY_ORDER_CREATED, order, items));</w:t>
+      </w:r>
+    </w:p>
+    <w:p>
+      <w:pPr>
+        <w:spacing w:line="276" w:lineRule="auto" w:before="0" w:after="0"/>
+        <w:ind w:left="227"/>
+        <w:shd w:val="clear" w:color="auto" w:fill="F2F2F2"/>
+      </w:pPr>
+      <w:r>
+        <w:rPr>
+          <w:rFonts w:ascii="Times New Roman" w:hAnsi="Times New Roman" w:eastAsia="宋体" w:cs="Times New Roman"/>
+          <w:b w:val="0"/>
+          <w:i w:val="0"/>
+          <w:color w:val="000000"/>
+          <w:sz w:val="18"/>
+          <w:rFonts w:ascii="Consolas" w:hAnsi="Consolas" w:eastAsia="宋体"/>
+        </w:rPr>
+        <w:t xml:space="preserve">    }</w:t>
+      </w:r>
+    </w:p>
+    <w:p>
+      <w:pPr>
+        <w:spacing w:line="276" w:lineRule="auto" w:before="0" w:after="0"/>
+        <w:ind w:left="227"/>
+        <w:shd w:val="clear" w:color="auto" w:fill="F2F2F2"/>
+      </w:pPr>
+      <w:r>
+        <w:rPr>
+          <w:rFonts w:ascii="Times New Roman" w:hAnsi="Times New Roman" w:eastAsia="宋体" w:cs="Times New Roman"/>
+          <w:b w:val="0"/>
+          <w:i w:val="0"/>
+          <w:color w:val="000000"/>
+          <w:sz w:val="18"/>
+          <w:rFonts w:ascii="Consolas" w:hAnsi="Consolas" w:eastAsia="宋体"/>
+        </w:rPr>
+        <w:t xml:space="preserve">    public void publishPaid(Order order) {</w:t>
+      </w:r>
+    </w:p>
+    <w:p>
+      <w:pPr>
+        <w:spacing w:line="276" w:lineRule="auto" w:before="0" w:after="0"/>
+        <w:ind w:left="227"/>
+        <w:shd w:val="clear" w:color="auto" w:fill="F2F2F2"/>
+      </w:pPr>
+      <w:r>
+        <w:rPr>
+          <w:rFonts w:ascii="Times New Roman" w:hAnsi="Times New Roman" w:eastAsia="宋体" w:cs="Times New Roman"/>
+          <w:b w:val="0"/>
+          <w:i w:val="0"/>
+          <w:color w:val="000000"/>
+          <w:sz w:val="18"/>
+          <w:rFonts w:ascii="Consolas" w:hAnsi="Consolas" w:eastAsia="宋体"/>
+        </w:rPr>
+        <w:t xml:space="preserve">        send(buildMessage(RabbitConfig.ROUTING_KEY_ORDER_PAID, order, null));</w:t>
+      </w:r>
+    </w:p>
+    <w:p>
+      <w:pPr>
+        <w:spacing w:line="276" w:lineRule="auto" w:before="0" w:after="0"/>
+        <w:ind w:left="227"/>
+        <w:shd w:val="clear" w:color="auto" w:fill="F2F2F2"/>
+      </w:pPr>
+      <w:r>
+        <w:rPr>
+          <w:rFonts w:ascii="Times New Roman" w:hAnsi="Times New Roman" w:eastAsia="宋体" w:cs="Times New Roman"/>
+          <w:b w:val="0"/>
+          <w:i w:val="0"/>
+          <w:color w:val="000000"/>
+          <w:sz w:val="18"/>
+          <w:rFonts w:ascii="Consolas" w:hAnsi="Consolas" w:eastAsia="宋体"/>
+        </w:rPr>
+        <w:t xml:space="preserve">    }</w:t>
+      </w:r>
+    </w:p>
+    <w:p>
+      <w:pPr>
+        <w:spacing w:line="276" w:lineRule="auto" w:before="0" w:after="0"/>
+        <w:ind w:left="227"/>
+        <w:shd w:val="clear" w:color="auto" w:fill="F2F2F2"/>
+      </w:pPr>
+      <w:r>
+        <w:rPr>
+          <w:rFonts w:ascii="Times New Roman" w:hAnsi="Times New Roman" w:eastAsia="宋体" w:cs="Times New Roman"/>
+          <w:b w:val="0"/>
+          <w:i w:val="0"/>
+          <w:color w:val="000000"/>
+          <w:sz w:val="18"/>
+          <w:rFonts w:ascii="Consolas" w:hAnsi="Consolas" w:eastAsia="宋体"/>
+        </w:rPr>
+        <w:t xml:space="preserve">    public void publishCancelled(Order order) {</w:t>
+      </w:r>
+    </w:p>
+    <w:p>
+      <w:pPr>
+        <w:spacing w:line="276" w:lineRule="auto" w:before="0" w:after="0"/>
+        <w:ind w:left="227"/>
+        <w:shd w:val="clear" w:color="auto" w:fill="F2F2F2"/>
+      </w:pPr>
+      <w:r>
+        <w:rPr>
+          <w:rFonts w:ascii="Times New Roman" w:hAnsi="Times New Roman" w:eastAsia="宋体" w:cs="Times New Roman"/>
+          <w:b w:val="0"/>
+          <w:i w:val="0"/>
+          <w:color w:val="000000"/>
+          <w:sz w:val="18"/>
+          <w:rFonts w:ascii="Consolas" w:hAnsi="Consolas" w:eastAsia="宋体"/>
+        </w:rPr>
+        <w:t xml:space="preserve">        send(buildMessage(RabbitConfig.ROUTING_KEY_ORDER_CANCELLED, order, null));</w:t>
+      </w:r>
+    </w:p>
+    <w:p>
+      <w:pPr>
+        <w:spacing w:line="276" w:lineRule="auto" w:before="0" w:after="0"/>
+        <w:ind w:left="227"/>
+        <w:shd w:val="clear" w:color="auto" w:fill="F2F2F2"/>
+      </w:pPr>
+      <w:r>
+        <w:rPr>
+          <w:rFonts w:ascii="Times New Roman" w:hAnsi="Times New Roman" w:eastAsia="宋体" w:cs="Times New Roman"/>
+          <w:b w:val="0"/>
+          <w:i w:val="0"/>
+          <w:color w:val="000000"/>
+          <w:sz w:val="18"/>
+          <w:rFonts w:ascii="Consolas" w:hAnsi="Consolas" w:eastAsia="宋体"/>
+        </w:rPr>
+        <w:t xml:space="preserve">    }</w:t>
+      </w:r>
+    </w:p>
+    <w:p>
+      <w:pPr>
+        <w:spacing w:line="276" w:lineRule="auto" w:before="0" w:after="0"/>
+        <w:ind w:left="227"/>
+        <w:shd w:val="clear" w:color="auto" w:fill="F2F2F2"/>
+      </w:pPr>
+      <w:r>
+        <w:rPr>
+          <w:rFonts w:ascii="Times New Roman" w:hAnsi="Times New Roman" w:eastAsia="宋体" w:cs="Times New Roman"/>
+          <w:b w:val="0"/>
+          <w:i w:val="0"/>
+          <w:color w:val="000000"/>
+          <w:sz w:val="18"/>
+          <w:rFonts w:ascii="Consolas" w:hAnsi="Consolas" w:eastAsia="宋体"/>
+        </w:rPr>
+        <w:t xml:space="preserve"> </w:t>
+      </w:r>
+    </w:p>
+    <w:p>
+      <w:pPr>
+        <w:spacing w:line="276" w:lineRule="auto" w:before="0" w:after="0"/>
+        <w:ind w:left="227"/>
+        <w:shd w:val="clear" w:color="auto" w:fill="F2F2F2"/>
+      </w:pPr>
+      <w:r>
+        <w:rPr>
+          <w:rFonts w:ascii="Times New Roman" w:hAnsi="Times New Roman" w:eastAsia="宋体" w:cs="Times New Roman"/>
+          <w:b w:val="0"/>
+          <w:i w:val="0"/>
+          <w:color w:val="000000"/>
+          <w:sz w:val="18"/>
+          <w:rFonts w:ascii="Consolas" w:hAnsi="Consolas" w:eastAsia="宋体"/>
+        </w:rPr>
+        <w:t xml:space="preserve">    private void send(OrderEventMessage msg) {</w:t>
+      </w:r>
+    </w:p>
+    <w:p>
+      <w:pPr>
+        <w:spacing w:line="276" w:lineRule="auto" w:before="0" w:after="0"/>
+        <w:ind w:left="227"/>
+        <w:shd w:val="clear" w:color="auto" w:fill="F2F2F2"/>
+      </w:pPr>
+      <w:r>
+        <w:rPr>
+          <w:rFonts w:ascii="Times New Roman" w:hAnsi="Times New Roman" w:eastAsia="宋体" w:cs="Times New Roman"/>
+          <w:b w:val="0"/>
+          <w:i w:val="0"/>
+          <w:color w:val="000000"/>
+          <w:sz w:val="18"/>
+          <w:rFonts w:ascii="Consolas" w:hAnsi="Consolas" w:eastAsia="宋体"/>
+        </w:rPr>
+        <w:t xml:space="preserve">        try {</w:t>
+      </w:r>
+    </w:p>
+    <w:p>
+      <w:pPr>
+        <w:spacing w:line="276" w:lineRule="auto" w:before="0" w:after="0"/>
+        <w:ind w:left="227"/>
+        <w:shd w:val="clear" w:color="auto" w:fill="F2F2F2"/>
+      </w:pPr>
+      <w:r>
+        <w:rPr>
+          <w:rFonts w:ascii="Times New Roman" w:hAnsi="Times New Roman" w:eastAsia="宋体" w:cs="Times New Roman"/>
+          <w:b w:val="0"/>
+          <w:i w:val="0"/>
+          <w:color w:val="000000"/>
+          <w:sz w:val="18"/>
+          <w:rFonts w:ascii="Consolas" w:hAnsi="Consolas" w:eastAsia="宋体"/>
+        </w:rPr>
+        <w:t xml:space="preserve">            rabbitTemplate.convertAndSend(</w:t>
+      </w:r>
+    </w:p>
+    <w:p>
+      <w:pPr>
+        <w:spacing w:line="276" w:lineRule="auto" w:before="0" w:after="0"/>
+        <w:ind w:left="227"/>
+        <w:shd w:val="clear" w:color="auto" w:fill="F2F2F2"/>
+      </w:pPr>
+      <w:r>
+        <w:rPr>
+          <w:rFonts w:ascii="Times New Roman" w:hAnsi="Times New Roman" w:eastAsia="宋体" w:cs="Times New Roman"/>
+          <w:b w:val="0"/>
+          <w:i w:val="0"/>
+          <w:color w:val="000000"/>
+          <w:sz w:val="18"/>
+          <w:rFonts w:ascii="Consolas" w:hAnsi="Consolas" w:eastAsia="宋体"/>
+        </w:rPr>
+        <w:t xml:space="preserve">                RabbitConfig.EXCHANGE_ORDER_EVENT,</w:t>
+      </w:r>
+    </w:p>
+    <w:p>
+      <w:pPr>
+        <w:spacing w:line="276" w:lineRule="auto" w:before="0" w:after="0"/>
+        <w:ind w:left="227"/>
+        <w:shd w:val="clear" w:color="auto" w:fill="F2F2F2"/>
+      </w:pPr>
+      <w:r>
+        <w:rPr>
+          <w:rFonts w:ascii="Times New Roman" w:hAnsi="Times New Roman" w:eastAsia="宋体" w:cs="Times New Roman"/>
+          <w:b w:val="0"/>
+          <w:i w:val="0"/>
+          <w:color w:val="000000"/>
+          <w:sz w:val="18"/>
+          <w:rFonts w:ascii="Consolas" w:hAnsi="Consolas" w:eastAsia="宋体"/>
+        </w:rPr>
+        <w:t xml:space="preserve">                msg.getEventType(), msg);</w:t>
+      </w:r>
+    </w:p>
+    <w:p>
+      <w:pPr>
+        <w:spacing w:line="276" w:lineRule="auto" w:before="0" w:after="0"/>
+        <w:ind w:left="227"/>
+        <w:shd w:val="clear" w:color="auto" w:fill="F2F2F2"/>
+      </w:pPr>
+      <w:r>
+        <w:rPr>
+          <w:rFonts w:ascii="Times New Roman" w:hAnsi="Times New Roman" w:eastAsia="宋体" w:cs="Times New Roman"/>
+          <w:b w:val="0"/>
+          <w:i w:val="0"/>
+          <w:color w:val="000000"/>
+          <w:sz w:val="18"/>
+          <w:rFonts w:ascii="Consolas" w:hAnsi="Consolas" w:eastAsia="宋体"/>
+        </w:rPr>
+        <w:t xml:space="preserve">            log.info("Published order event - type: {}, orderId: {}",</w:t>
+      </w:r>
+    </w:p>
+    <w:p>
+      <w:pPr>
+        <w:spacing w:line="276" w:lineRule="auto" w:before="0" w:after="0"/>
+        <w:ind w:left="227"/>
+        <w:shd w:val="clear" w:color="auto" w:fill="F2F2F2"/>
+      </w:pPr>
+      <w:r>
+        <w:rPr>
+          <w:rFonts w:ascii="Times New Roman" w:hAnsi="Times New Roman" w:eastAsia="宋体" w:cs="Times New Roman"/>
+          <w:b w:val="0"/>
+          <w:i w:val="0"/>
+          <w:color w:val="000000"/>
+          <w:sz w:val="18"/>
+          <w:rFonts w:ascii="Consolas" w:hAnsi="Consolas" w:eastAsia="宋体"/>
+        </w:rPr>
+        <w:t xml:space="preserve">                msg.getEventType(), msg.getOrderId());</w:t>
+      </w:r>
+    </w:p>
+    <w:p>
+      <w:pPr>
+        <w:spacing w:line="276" w:lineRule="auto" w:before="0" w:after="0"/>
+        <w:ind w:left="227"/>
+        <w:shd w:val="clear" w:color="auto" w:fill="F2F2F2"/>
+      </w:pPr>
+      <w:r>
+        <w:rPr>
+          <w:rFonts w:ascii="Times New Roman" w:hAnsi="Times New Roman" w:eastAsia="宋体" w:cs="Times New Roman"/>
+          <w:b w:val="0"/>
+          <w:i w:val="0"/>
+          <w:color w:val="000000"/>
+          <w:sz w:val="18"/>
+          <w:rFonts w:ascii="Consolas" w:hAnsi="Consolas" w:eastAsia="宋体"/>
+        </w:rPr>
+        <w:t xml:space="preserve">        } catch (Exception e) {</w:t>
+      </w:r>
+    </w:p>
+    <w:p>
+      <w:pPr>
+        <w:spacing w:line="276" w:lineRule="auto" w:before="0" w:after="0"/>
+        <w:ind w:left="227"/>
+        <w:shd w:val="clear" w:color="auto" w:fill="F2F2F2"/>
+      </w:pPr>
+      <w:r>
+        <w:rPr>
+          <w:rFonts w:ascii="Times New Roman" w:hAnsi="Times New Roman" w:eastAsia="宋体" w:cs="Times New Roman"/>
+          <w:b w:val="0"/>
+          <w:i w:val="0"/>
+          <w:color w:val="000000"/>
+          <w:sz w:val="18"/>
+          <w:rFonts w:ascii="Consolas" w:hAnsi="Consolas" w:eastAsia="宋体"/>
+        </w:rPr>
+        <w:t xml:space="preserve">            log.error("Failed to publish MQ event - type: {}, orderId: {}",</w:t>
+      </w:r>
+    </w:p>
+    <w:p>
+      <w:pPr>
+        <w:spacing w:line="276" w:lineRule="auto" w:before="0" w:after="0"/>
+        <w:ind w:left="227"/>
+        <w:shd w:val="clear" w:color="auto" w:fill="F2F2F2"/>
+      </w:pPr>
+      <w:r>
+        <w:rPr>
+          <w:rFonts w:ascii="Times New Roman" w:hAnsi="Times New Roman" w:eastAsia="宋体" w:cs="Times New Roman"/>
+          <w:b w:val="0"/>
+          <w:i w:val="0"/>
+          <w:color w:val="000000"/>
+          <w:sz w:val="18"/>
+          <w:rFonts w:ascii="Consolas" w:hAnsi="Consolas" w:eastAsia="宋体"/>
+        </w:rPr>
+        <w:t xml:space="preserve">                msg.getEventType(), msg.getOrderId(), e);</w:t>
+      </w:r>
+    </w:p>
+    <w:p>
+      <w:pPr>
+        <w:spacing w:line="276" w:lineRule="auto" w:before="0" w:after="0"/>
+        <w:ind w:left="227"/>
+        <w:shd w:val="clear" w:color="auto" w:fill="F2F2F2"/>
+      </w:pPr>
+      <w:r>
+        <w:rPr>
+          <w:rFonts w:ascii="Times New Roman" w:hAnsi="Times New Roman" w:eastAsia="宋体" w:cs="Times New Roman"/>
+          <w:b w:val="0"/>
+          <w:i w:val="0"/>
+          <w:color w:val="000000"/>
+          <w:sz w:val="18"/>
+          <w:rFonts w:ascii="Consolas" w:hAnsi="Consolas" w:eastAsia="宋体"/>
+        </w:rPr>
+        <w:t xml:space="preserve">        }</w:t>
+      </w:r>
+    </w:p>
+    <w:p>
+      <w:pPr>
+        <w:spacing w:line="276" w:lineRule="auto" w:before="0" w:after="0"/>
+        <w:ind w:left="227"/>
+        <w:shd w:val="clear" w:color="auto" w:fill="F2F2F2"/>
+      </w:pPr>
+      <w:r>
+        <w:rPr>
+          <w:rFonts w:ascii="Times New Roman" w:hAnsi="Times New Roman" w:eastAsia="宋体" w:cs="Times New Roman"/>
+          <w:b w:val="0"/>
+          <w:i w:val="0"/>
+          <w:color w:val="000000"/>
+          <w:sz w:val="18"/>
+          <w:rFonts w:ascii="Consolas" w:hAnsi="Consolas" w:eastAsia="宋体"/>
+        </w:rPr>
+        <w:t xml:space="preserve">    }</w:t>
+      </w:r>
+    </w:p>
+    <w:p>
+      <w:pPr>
+        <w:spacing w:line="276" w:lineRule="auto" w:before="0" w:after="0"/>
+        <w:ind w:left="227"/>
+        <w:shd w:val="clear" w:color="auto" w:fill="F2F2F2"/>
+      </w:pPr>
+      <w:r>
+        <w:rPr>
+          <w:rFonts w:ascii="Times New Roman" w:hAnsi="Times New Roman" w:eastAsia="宋体" w:cs="Times New Roman"/>
+          <w:b w:val="0"/>
+          <w:i w:val="0"/>
+          <w:color w:val="000000"/>
+          <w:sz w:val="18"/>
+          <w:rFonts w:ascii="Consolas" w:hAnsi="Consolas" w:eastAsia="宋体"/>
+        </w:rPr>
+        <w:t>}</w:t>
+      </w:r>
+    </w:p>
+    <w:p>
+      <w:pPr>
+        <w:pStyle w:val="Heading3"/>
+        <w:spacing w:before="160" w:after="120"/>
+        <w:jc w:val="left"/>
+      </w:pPr>
+      <w:r>
+        <w:rPr>
+          <w:rFonts w:ascii="Times New Roman" w:hAnsi="Times New Roman" w:eastAsia="宋体" w:cs="Times New Roman"/>
+          <w:b/>
+          <w:i w:val="0"/>
+          <w:color w:val="000000"/>
+          <w:sz w:val="28"/>
+        </w:rPr>
+        <w:t>2.3.4 Listeners (product-service / log-service)</w:t>
+      </w:r>
+    </w:p>
+    <w:p>
+      <w:pPr>
+        <w:spacing w:line="276" w:lineRule="auto" w:before="40" w:after="40"/>
+        <w:ind w:left="227"/>
+        <w:shd w:val="clear" w:color="auto" w:fill="F2F2F2"/>
+        <w:pBdr>
+          <w:top w:val="single" w:sz="4" w:color="000000"/>
+          <w:left w:val="single" w:sz="4" w:color="000000"/>
+          <w:bottom w:val="single" w:sz="4" w:color="000000"/>
+          <w:right w:val="single" w:sz="4" w:color="000000"/>
+        </w:pBdr>
+      </w:pPr>
+      <w:r>
+        <w:rPr>
+          <w:rFonts w:ascii="Times New Roman" w:hAnsi="Times New Roman" w:eastAsia="宋体" w:cs="Times New Roman"/>
+          <w:b w:val="0"/>
+          <w:i w:val="0"/>
+          <w:color w:val="000000"/>
+          <w:sz w:val="18"/>
+          <w:rFonts w:ascii="Consolas" w:hAnsi="Consolas" w:eastAsia="宋体"/>
+        </w:rPr>
+        <w:t>// product-service/OrderEventListener.java</w:t>
+      </w:r>
+    </w:p>
+    <w:p>
+      <w:pPr>
+        <w:spacing w:line="276" w:lineRule="auto" w:before="0" w:after="0"/>
+        <w:ind w:left="227"/>
+        <w:shd w:val="clear" w:color="auto" w:fill="F2F2F2"/>
+      </w:pPr>
+      <w:r>
+        <w:rPr>
+          <w:rFonts w:ascii="Times New Roman" w:hAnsi="Times New Roman" w:eastAsia="宋体" w:cs="Times New Roman"/>
+          <w:b w:val="0"/>
+          <w:i w:val="0"/>
+          <w:color w:val="000000"/>
+          <w:sz w:val="18"/>
+          <w:rFonts w:ascii="Consolas" w:hAnsi="Consolas" w:eastAsia="宋体"/>
+        </w:rPr>
+        <w:t>@RabbitListener(queues = RabbitConfig.QUEUE_PRODUCT_ORDER)</w:t>
+      </w:r>
+    </w:p>
+    <w:p>
+      <w:pPr>
+        <w:spacing w:line="276" w:lineRule="auto" w:before="0" w:after="0"/>
+        <w:ind w:left="227"/>
+        <w:shd w:val="clear" w:color="auto" w:fill="F2F2F2"/>
+      </w:pPr>
+      <w:r>
+        <w:rPr>
+          <w:rFonts w:ascii="Times New Roman" w:hAnsi="Times New Roman" w:eastAsia="宋体" w:cs="Times New Roman"/>
+          <w:b w:val="0"/>
+          <w:i w:val="0"/>
+          <w:color w:val="000000"/>
+          <w:sz w:val="18"/>
+          <w:rFonts w:ascii="Consolas" w:hAnsi="Consolas" w:eastAsia="宋体"/>
+        </w:rPr>
+        <w:t>public void handleOrderEvent(OrderEventMessage message) {</w:t>
+      </w:r>
+    </w:p>
+    <w:p>
+      <w:pPr>
+        <w:spacing w:line="276" w:lineRule="auto" w:before="0" w:after="0"/>
+        <w:ind w:left="227"/>
+        <w:shd w:val="clear" w:color="auto" w:fill="F2F2F2"/>
+      </w:pPr>
+      <w:r>
+        <w:rPr>
+          <w:rFonts w:ascii="Times New Roman" w:hAnsi="Times New Roman" w:eastAsia="宋体" w:cs="Times New Roman"/>
+          <w:b w:val="0"/>
+          <w:i w:val="0"/>
+          <w:color w:val="000000"/>
+          <w:sz w:val="18"/>
+          <w:rFonts w:ascii="Consolas" w:hAnsi="Consolas" w:eastAsia="宋体"/>
+        </w:rPr>
+        <w:t xml:space="preserve">    try {</w:t>
+      </w:r>
+    </w:p>
+    <w:p>
+      <w:pPr>
+        <w:spacing w:line="276" w:lineRule="auto" w:before="0" w:after="0"/>
+        <w:ind w:left="227"/>
+        <w:shd w:val="clear" w:color="auto" w:fill="F2F2F2"/>
+      </w:pPr>
+      <w:r>
+        <w:rPr>
+          <w:rFonts w:ascii="Times New Roman" w:hAnsi="Times New Roman" w:eastAsia="宋体" w:cs="Times New Roman"/>
+          <w:b w:val="0"/>
+          <w:i w:val="0"/>
+          <w:color w:val="000000"/>
+          <w:sz w:val="18"/>
+          <w:rFonts w:ascii="Consolas" w:hAnsi="Consolas" w:eastAsia="宋体"/>
+        </w:rPr>
+        <w:t xml:space="preserve">        mqOrderStatsService.recordEvent(message);</w:t>
+      </w:r>
+    </w:p>
+    <w:p>
+      <w:pPr>
+        <w:spacing w:line="276" w:lineRule="auto" w:before="0" w:after="0"/>
+        <w:ind w:left="227"/>
+        <w:shd w:val="clear" w:color="auto" w:fill="F2F2F2"/>
+      </w:pPr>
+      <w:r>
+        <w:rPr>
+          <w:rFonts w:ascii="Times New Roman" w:hAnsi="Times New Roman" w:eastAsia="宋体" w:cs="Times New Roman"/>
+          <w:b w:val="0"/>
+          <w:i w:val="0"/>
+          <w:color w:val="000000"/>
+          <w:sz w:val="18"/>
+          <w:rFonts w:ascii="Consolas" w:hAnsi="Consolas" w:eastAsia="宋体"/>
+        </w:rPr>
+        <w:t xml:space="preserve">    } catch (Exception e) {</w:t>
+      </w:r>
+    </w:p>
+    <w:p>
+      <w:pPr>
+        <w:spacing w:line="276" w:lineRule="auto" w:before="0" w:after="0"/>
+        <w:ind w:left="227"/>
+        <w:shd w:val="clear" w:color="auto" w:fill="F2F2F2"/>
+      </w:pPr>
+      <w:r>
+        <w:rPr>
+          <w:rFonts w:ascii="Times New Roman" w:hAnsi="Times New Roman" w:eastAsia="宋体" w:cs="Times New Roman"/>
+          <w:b w:val="0"/>
+          <w:i w:val="0"/>
+          <w:color w:val="000000"/>
+          <w:sz w:val="18"/>
+          <w:rFonts w:ascii="Consolas" w:hAnsi="Consolas" w:eastAsia="宋体"/>
+        </w:rPr>
+        <w:t xml:space="preserve">        log.error("[product-service] Failed to handle order event: {}", message, e);</w:t>
+      </w:r>
+    </w:p>
+    <w:p>
+      <w:pPr>
+        <w:spacing w:line="276" w:lineRule="auto" w:before="0" w:after="0"/>
+        <w:ind w:left="227"/>
+        <w:shd w:val="clear" w:color="auto" w:fill="F2F2F2"/>
+      </w:pPr>
+      <w:r>
+        <w:rPr>
+          <w:rFonts w:ascii="Times New Roman" w:hAnsi="Times New Roman" w:eastAsia="宋体" w:cs="Times New Roman"/>
+          <w:b w:val="0"/>
+          <w:i w:val="0"/>
+          <w:color w:val="000000"/>
+          <w:sz w:val="18"/>
+          <w:rFonts w:ascii="Consolas" w:hAnsi="Consolas" w:eastAsia="宋体"/>
+        </w:rPr>
+        <w:t xml:space="preserve">    }</w:t>
+      </w:r>
+    </w:p>
+    <w:p>
+      <w:pPr>
+        <w:spacing w:line="276" w:lineRule="auto" w:before="0" w:after="0"/>
+        <w:ind w:left="227"/>
+        <w:shd w:val="clear" w:color="auto" w:fill="F2F2F2"/>
+      </w:pPr>
+      <w:r>
+        <w:rPr>
+          <w:rFonts w:ascii="Times New Roman" w:hAnsi="Times New Roman" w:eastAsia="宋体" w:cs="Times New Roman"/>
+          <w:b w:val="0"/>
+          <w:i w:val="0"/>
+          <w:color w:val="000000"/>
+          <w:sz w:val="18"/>
+          <w:rFonts w:ascii="Consolas" w:hAnsi="Consolas" w:eastAsia="宋体"/>
+        </w:rPr>
+        <w:t>}</w:t>
+      </w:r>
+    </w:p>
+    <w:p>
+      <w:pPr>
+        <w:spacing w:line="276" w:lineRule="auto" w:before="0" w:after="0"/>
+        <w:ind w:left="227"/>
+        <w:shd w:val="clear" w:color="auto" w:fill="F2F2F2"/>
+      </w:pPr>
+      <w:r>
+        <w:rPr>
+          <w:rFonts w:ascii="Times New Roman" w:hAnsi="Times New Roman" w:eastAsia="宋体" w:cs="Times New Roman"/>
+          <w:b w:val="0"/>
+          <w:i w:val="0"/>
+          <w:color w:val="000000"/>
+          <w:sz w:val="18"/>
+          <w:rFonts w:ascii="Consolas" w:hAnsi="Consolas" w:eastAsia="宋体"/>
+        </w:rPr>
+        <w:t xml:space="preserve"> </w:t>
+      </w:r>
+    </w:p>
+    <w:p>
+      <w:pPr>
+        <w:spacing w:line="276" w:lineRule="auto" w:before="0" w:after="0"/>
+        <w:ind w:left="227"/>
+        <w:shd w:val="clear" w:color="auto" w:fill="F2F2F2"/>
+      </w:pPr>
+      <w:r>
+        <w:rPr>
+          <w:rFonts w:ascii="Times New Roman" w:hAnsi="Times New Roman" w:eastAsia="宋体" w:cs="Times New Roman"/>
+          <w:b w:val="0"/>
+          <w:i w:val="0"/>
+          <w:color w:val="000000"/>
+          <w:sz w:val="18"/>
+          <w:rFonts w:ascii="Consolas" w:hAnsi="Consolas" w:eastAsia="宋体"/>
+        </w:rPr>
+        <w:t>// log-service/OrderEventListener.java</w:t>
+      </w:r>
+    </w:p>
+    <w:p>
+      <w:pPr>
+        <w:spacing w:line="276" w:lineRule="auto" w:before="0" w:after="0"/>
+        <w:ind w:left="227"/>
+        <w:shd w:val="clear" w:color="auto" w:fill="F2F2F2"/>
+      </w:pPr>
+      <w:r>
+        <w:rPr>
+          <w:rFonts w:ascii="Times New Roman" w:hAnsi="Times New Roman" w:eastAsia="宋体" w:cs="Times New Roman"/>
+          <w:b w:val="0"/>
+          <w:i w:val="0"/>
+          <w:color w:val="000000"/>
+          <w:sz w:val="18"/>
+          <w:rFonts w:ascii="Consolas" w:hAnsi="Consolas" w:eastAsia="宋体"/>
+        </w:rPr>
+        <w:t>@RabbitListener(queues = RabbitConfig.QUEUE_LOG_ORDER)</w:t>
+      </w:r>
+    </w:p>
+    <w:p>
+      <w:pPr>
+        <w:spacing w:line="276" w:lineRule="auto" w:before="0" w:after="0"/>
+        <w:ind w:left="227"/>
+        <w:shd w:val="clear" w:color="auto" w:fill="F2F2F2"/>
+      </w:pPr>
+      <w:r>
+        <w:rPr>
+          <w:rFonts w:ascii="Times New Roman" w:hAnsi="Times New Roman" w:eastAsia="宋体" w:cs="Times New Roman"/>
+          <w:b w:val="0"/>
+          <w:i w:val="0"/>
+          <w:color w:val="000000"/>
+          <w:sz w:val="18"/>
+          <w:rFonts w:ascii="Consolas" w:hAnsi="Consolas" w:eastAsia="宋体"/>
+        </w:rPr>
+        <w:t>public void handleOrderEvent(OrderEventMessage message) {</w:t>
+      </w:r>
+    </w:p>
+    <w:p>
+      <w:pPr>
+        <w:spacing w:line="276" w:lineRule="auto" w:before="0" w:after="0"/>
+        <w:ind w:left="227"/>
+        <w:shd w:val="clear" w:color="auto" w:fill="F2F2F2"/>
+      </w:pPr>
+      <w:r>
+        <w:rPr>
+          <w:rFonts w:ascii="Times New Roman" w:hAnsi="Times New Roman" w:eastAsia="宋体" w:cs="Times New Roman"/>
+          <w:b w:val="0"/>
+          <w:i w:val="0"/>
+          <w:color w:val="000000"/>
+          <w:sz w:val="18"/>
+          <w:rFonts w:ascii="Consolas" w:hAnsi="Consolas" w:eastAsia="宋体"/>
+        </w:rPr>
+        <w:t xml:space="preserve">    try {</w:t>
+      </w:r>
+    </w:p>
+    <w:p>
+      <w:pPr>
+        <w:spacing w:line="276" w:lineRule="auto" w:before="0" w:after="0"/>
+        <w:ind w:left="227"/>
+        <w:shd w:val="clear" w:color="auto" w:fill="F2F2F2"/>
+      </w:pPr>
+      <w:r>
+        <w:rPr>
+          <w:rFonts w:ascii="Times New Roman" w:hAnsi="Times New Roman" w:eastAsia="宋体" w:cs="Times New Roman"/>
+          <w:b w:val="0"/>
+          <w:i w:val="0"/>
+          <w:color w:val="000000"/>
+          <w:sz w:val="18"/>
+          <w:rFonts w:ascii="Consolas" w:hAnsi="Consolas" w:eastAsia="宋体"/>
+        </w:rPr>
+        <w:t xml:space="preserve">        Path logFile = resolveLogFile();</w:t>
+      </w:r>
+    </w:p>
+    <w:p>
+      <w:pPr>
+        <w:spacing w:line="276" w:lineRule="auto" w:before="0" w:after="0"/>
+        <w:ind w:left="227"/>
+        <w:shd w:val="clear" w:color="auto" w:fill="F2F2F2"/>
+      </w:pPr>
+      <w:r>
+        <w:rPr>
+          <w:rFonts w:ascii="Times New Roman" w:hAnsi="Times New Roman" w:eastAsia="宋体" w:cs="Times New Roman"/>
+          <w:b w:val="0"/>
+          <w:i w:val="0"/>
+          <w:color w:val="000000"/>
+          <w:sz w:val="18"/>
+          <w:rFonts w:ascii="Consolas" w:hAnsi="Consolas" w:eastAsia="宋体"/>
+        </w:rPr>
+        <w:t xml:space="preserve">        String line = String.format(</w:t>
+      </w:r>
+    </w:p>
+    <w:p>
+      <w:pPr>
+        <w:spacing w:line="276" w:lineRule="auto" w:before="0" w:after="0"/>
+        <w:ind w:left="227"/>
+        <w:shd w:val="clear" w:color="auto" w:fill="F2F2F2"/>
+      </w:pPr>
+      <w:r>
+        <w:rPr>
+          <w:rFonts w:ascii="Times New Roman" w:hAnsi="Times New Roman" w:eastAsia="宋体" w:cs="Times New Roman"/>
+          <w:b w:val="0"/>
+          <w:i w:val="0"/>
+          <w:color w:val="000000"/>
+          <w:sz w:val="18"/>
+          <w:rFonts w:ascii="Consolas" w:hAnsi="Consolas" w:eastAsia="宋体"/>
+        </w:rPr>
+        <w:t xml:space="preserve">            "%s | %s | orderId=%d | orderNo=%s | userId=%d | productId=%d | qty=%d | amount=%s | status=%d %s%n",</w:t>
+      </w:r>
+    </w:p>
+    <w:p>
+      <w:pPr>
+        <w:spacing w:line="276" w:lineRule="auto" w:before="0" w:after="0"/>
+        <w:ind w:left="227"/>
+        <w:shd w:val="clear" w:color="auto" w:fill="F2F2F2"/>
+      </w:pPr>
+      <w:r>
+        <w:rPr>
+          <w:rFonts w:ascii="Times New Roman" w:hAnsi="Times New Roman" w:eastAsia="宋体" w:cs="Times New Roman"/>
+          <w:b w:val="0"/>
+          <w:i w:val="0"/>
+          <w:color w:val="000000"/>
+          <w:sz w:val="18"/>
+          <w:rFonts w:ascii="Consolas" w:hAnsi="Consolas" w:eastAsia="宋体"/>
+        </w:rPr>
+        <w:t xml:space="preserve">            LocalDateTime.now().format(DATE_FMT),</w:t>
+      </w:r>
+    </w:p>
+    <w:p>
+      <w:pPr>
+        <w:spacing w:line="276" w:lineRule="auto" w:before="0" w:after="0"/>
+        <w:ind w:left="227"/>
+        <w:shd w:val="clear" w:color="auto" w:fill="F2F2F2"/>
+      </w:pPr>
+      <w:r>
+        <w:rPr>
+          <w:rFonts w:ascii="Times New Roman" w:hAnsi="Times New Roman" w:eastAsia="宋体" w:cs="Times New Roman"/>
+          <w:b w:val="0"/>
+          <w:i w:val="0"/>
+          <w:color w:val="000000"/>
+          <w:sz w:val="18"/>
+          <w:rFonts w:ascii="Consolas" w:hAnsi="Consolas" w:eastAsia="宋体"/>
+        </w:rPr>
+        <w:t xml:space="preserve">            message.getEventType(),</w:t>
+      </w:r>
+    </w:p>
+    <w:p>
+      <w:pPr>
+        <w:spacing w:line="276" w:lineRule="auto" w:before="0" w:after="0"/>
+        <w:ind w:left="227"/>
+        <w:shd w:val="clear" w:color="auto" w:fill="F2F2F2"/>
+      </w:pPr>
+      <w:r>
+        <w:rPr>
+          <w:rFonts w:ascii="Times New Roman" w:hAnsi="Times New Roman" w:eastAsia="宋体" w:cs="Times New Roman"/>
+          <w:b w:val="0"/>
+          <w:i w:val="0"/>
+          <w:color w:val="000000"/>
+          <w:sz w:val="18"/>
+          <w:rFonts w:ascii="Consolas" w:hAnsi="Consolas" w:eastAsia="宋体"/>
+        </w:rPr>
+        <w:t xml:space="preserve">            message.getOrderId(), message.getOrderNo(),</w:t>
+      </w:r>
+    </w:p>
+    <w:p>
+      <w:pPr>
+        <w:spacing w:line="276" w:lineRule="auto" w:before="0" w:after="0"/>
+        <w:ind w:left="227"/>
+        <w:shd w:val="clear" w:color="auto" w:fill="F2F2F2"/>
+      </w:pPr>
+      <w:r>
+        <w:rPr>
+          <w:rFonts w:ascii="Times New Roman" w:hAnsi="Times New Roman" w:eastAsia="宋体" w:cs="Times New Roman"/>
+          <w:b w:val="0"/>
+          <w:i w:val="0"/>
+          <w:color w:val="000000"/>
+          <w:sz w:val="18"/>
+          <w:rFonts w:ascii="Consolas" w:hAnsi="Consolas" w:eastAsia="宋体"/>
+        </w:rPr>
+        <w:t xml:space="preserve">            message.getUserId(), message.getProductId(),</w:t>
+      </w:r>
+    </w:p>
+    <w:p>
+      <w:pPr>
+        <w:spacing w:line="276" w:lineRule="auto" w:before="0" w:after="0"/>
+        <w:ind w:left="227"/>
+        <w:shd w:val="clear" w:color="auto" w:fill="F2F2F2"/>
+      </w:pPr>
+      <w:r>
+        <w:rPr>
+          <w:rFonts w:ascii="Times New Roman" w:hAnsi="Times New Roman" w:eastAsia="宋体" w:cs="Times New Roman"/>
+          <w:b w:val="0"/>
+          <w:i w:val="0"/>
+          <w:color w:val="000000"/>
+          <w:sz w:val="18"/>
+          <w:rFonts w:ascii="Consolas" w:hAnsi="Consolas" w:eastAsia="宋体"/>
+        </w:rPr>
+        <w:t xml:space="preserve">            message.getQuantity(), message.getTotalAmount(),</w:t>
+      </w:r>
+    </w:p>
+    <w:p>
+      <w:pPr>
+        <w:spacing w:line="276" w:lineRule="auto" w:before="0" w:after="0"/>
+        <w:ind w:left="227"/>
+        <w:shd w:val="clear" w:color="auto" w:fill="F2F2F2"/>
+      </w:pPr>
+      <w:r>
+        <w:rPr>
+          <w:rFonts w:ascii="Times New Roman" w:hAnsi="Times New Roman" w:eastAsia="宋体" w:cs="Times New Roman"/>
+          <w:b w:val="0"/>
+          <w:i w:val="0"/>
+          <w:color w:val="000000"/>
+          <w:sz w:val="18"/>
+          <w:rFonts w:ascii="Consolas" w:hAnsi="Consolas" w:eastAsia="宋体"/>
+        </w:rPr>
+        <w:t xml:space="preserve">            message.getStatus(), remark);</w:t>
+      </w:r>
+    </w:p>
+    <w:p>
+      <w:pPr>
+        <w:spacing w:line="276" w:lineRule="auto" w:before="0" w:after="0"/>
+        <w:ind w:left="227"/>
+        <w:shd w:val="clear" w:color="auto" w:fill="F2F2F2"/>
+      </w:pPr>
+      <w:r>
+        <w:rPr>
+          <w:rFonts w:ascii="Times New Roman" w:hAnsi="Times New Roman" w:eastAsia="宋体" w:cs="Times New Roman"/>
+          <w:b w:val="0"/>
+          <w:i w:val="0"/>
+          <w:color w:val="000000"/>
+          <w:sz w:val="18"/>
+          <w:rFonts w:ascii="Consolas" w:hAnsi="Consolas" w:eastAsia="宋体"/>
+        </w:rPr>
+        <w:t xml:space="preserve">        Files.writeString(logFile, line, StandardOpenOption.CREATE, StandardOpenOption.APPEND);</w:t>
+      </w:r>
+    </w:p>
+    <w:p>
+      <w:pPr>
+        <w:spacing w:line="276" w:lineRule="auto" w:before="0" w:after="0"/>
+        <w:ind w:left="227"/>
+        <w:shd w:val="clear" w:color="auto" w:fill="F2F2F2"/>
+      </w:pPr>
+      <w:r>
+        <w:rPr>
+          <w:rFonts w:ascii="Times New Roman" w:hAnsi="Times New Roman" w:eastAsia="宋体" w:cs="Times New Roman"/>
+          <w:b w:val="0"/>
+          <w:i w:val="0"/>
+          <w:color w:val="000000"/>
+          <w:sz w:val="18"/>
+          <w:rFonts w:ascii="Consolas" w:hAnsi="Consolas" w:eastAsia="宋体"/>
+        </w:rPr>
+        <w:t xml:space="preserve">    } catch (Exception e) {</w:t>
+      </w:r>
+    </w:p>
+    <w:p>
+      <w:pPr>
+        <w:spacing w:line="276" w:lineRule="auto" w:before="0" w:after="0"/>
+        <w:ind w:left="227"/>
+        <w:shd w:val="clear" w:color="auto" w:fill="F2F2F2"/>
+      </w:pPr>
+      <w:r>
+        <w:rPr>
+          <w:rFonts w:ascii="Times New Roman" w:hAnsi="Times New Roman" w:eastAsia="宋体" w:cs="Times New Roman"/>
+          <w:b w:val="0"/>
+          <w:i w:val="0"/>
+          <w:color w:val="000000"/>
+          <w:sz w:val="18"/>
+          <w:rFonts w:ascii="Consolas" w:hAnsi="Consolas" w:eastAsia="宋体"/>
+        </w:rPr>
+        <w:t xml:space="preserve">        log.error("[log-service] Failed to persist order event", e);</w:t>
+      </w:r>
+    </w:p>
+    <w:p>
+      <w:pPr>
+        <w:spacing w:line="276" w:lineRule="auto" w:before="0" w:after="0"/>
+        <w:ind w:left="227"/>
+        <w:shd w:val="clear" w:color="auto" w:fill="F2F2F2"/>
+      </w:pPr>
+      <w:r>
+        <w:rPr>
+          <w:rFonts w:ascii="Times New Roman" w:hAnsi="Times New Roman" w:eastAsia="宋体" w:cs="Times New Roman"/>
+          <w:b w:val="0"/>
+          <w:i w:val="0"/>
+          <w:color w:val="000000"/>
+          <w:sz w:val="18"/>
+          <w:rFonts w:ascii="Consolas" w:hAnsi="Consolas" w:eastAsia="宋体"/>
+        </w:rPr>
+        <w:t xml:space="preserve">    }</w:t>
+      </w:r>
+    </w:p>
+    <w:p>
+      <w:pPr>
+        <w:spacing w:line="276" w:lineRule="auto" w:before="0" w:after="0"/>
+        <w:ind w:left="227"/>
+        <w:shd w:val="clear" w:color="auto" w:fill="F2F2F2"/>
+      </w:pPr>
+      <w:r>
+        <w:rPr>
+          <w:rFonts w:ascii="Times New Roman" w:hAnsi="Times New Roman" w:eastAsia="宋体" w:cs="Times New Roman"/>
+          <w:b w:val="0"/>
+          <w:i w:val="0"/>
+          <w:color w:val="000000"/>
+          <w:sz w:val="18"/>
+          <w:rFonts w:ascii="Consolas" w:hAnsi="Consolas" w:eastAsia="宋体"/>
+        </w:rPr>
+        <w:t>}</w:t>
+      </w:r>
+    </w:p>
+    <w:p>
+      <w:pPr>
+        <w:pStyle w:val="Heading3"/>
+        <w:spacing w:before="160" w:after="120"/>
+        <w:jc w:val="left"/>
+      </w:pPr>
+      <w:r>
+        <w:rPr>
+          <w:rFonts w:ascii="Times New Roman" w:hAnsi="Times New Roman" w:eastAsia="宋体" w:cs="Times New Roman"/>
+          <w:b/>
+          <w:i w:val="0"/>
+          <w:color w:val="000000"/>
+          <w:sz w:val="28"/>
+        </w:rPr>
+        <w:t>2.3.5 RabbitMQ 时序图</w:t>
+      </w:r>
+    </w:p>
+    <w:p>
+      <w:pPr>
+        <w:jc w:val="center"/>
+      </w:pPr>
+      <w:r>
+        <w:drawing>
+          <wp:inline xmlns:a="http://schemas.openxmlformats.org/drawingml/2006/main" xmlns:pic="http://schemas.openxmlformats.org/drawingml/2006/picture">
+            <wp:extent cx="5040000" cy="4389302"/>
+            <wp:docPr id="3" name="Picture 3"/>
+            <wp:cNvGraphicFramePr>
+              <a:graphicFrameLocks noChangeAspect="1"/>
+            </wp:cNvGraphicFramePr>
+            <a:graphic>
+              <a:graphicData uri="http://schemas.openxmlformats.org/drawingml/2006/picture">
+                <pic:pic>
+                  <pic:nvPicPr>
+                    <pic:cNvPr id="0" name="flow_rabbitmq.png"/>
+                    <pic:cNvPicPr/>
+                  </pic:nvPicPr>
+                  <pic:blipFill>
+                    <a:blip r:embed="rId11"/>
+                    <a:stretch>
+                      <a:fillRect/>
+                    </a:stretch>
+                  </pic:blipFill>
+                  <pic:spPr>
+                    <a:xfrm>
+                      <a:off x="0" y="0"/>
+                      <a:ext cx="5040000" cy="4389302"/>
+                    </a:xfrm>
+                    <a:prstGeom prst="rect"/>
+                  </pic:spPr>
+                </pic:pic>
+              </a:graphicData>
+            </a:graphic>
+          </wp:inline>
+        </w:drawing>
+      </w:r>
+    </w:p>
+    <w:p>
+      <w:pPr>
+        <w:spacing w:before="0" w:after="160"/>
+        <w:jc w:val="center"/>
+      </w:pPr>
+      <w:r>
+        <w:rPr>
+          <w:rFonts w:ascii="Times New Roman" w:hAnsi="Times New Roman" w:eastAsia="宋体" w:cs="Times New Roman"/>
+          <w:b w:val="0"/>
+          <w:i/>
+          <w:color w:val="000000"/>
+          <w:sz w:val="18"/>
+        </w:rPr>
+        <w:t>图 2-2  RabbitMQ 订单事件发布/订阅时序</w:t>
+      </w:r>
+    </w:p>
+    <w:p>
+      <w:pPr>
+        <w:pStyle w:val="Heading3"/>
+        <w:spacing w:before="160" w:after="120"/>
+        <w:jc w:val="left"/>
+      </w:pPr>
+      <w:r>
+        <w:rPr>
+          <w:rFonts w:ascii="Times New Roman" w:hAnsi="Times New Roman" w:eastAsia="宋体" w:cs="Times New Roman"/>
+          <w:b/>
+          <w:i w:val="0"/>
+          <w:color w:val="000000"/>
+          <w:sz w:val="28"/>
+        </w:rPr>
+        <w:t>2.3.6 配置 (application.yml 片段)</w:t>
+      </w:r>
+    </w:p>
+    <w:p>
+      <w:pPr>
+        <w:spacing w:line="276" w:lineRule="auto" w:before="40" w:after="40"/>
+        <w:ind w:left="227"/>
+        <w:shd w:val="clear" w:color="auto" w:fill="F2F2F2"/>
+        <w:pBdr>
+          <w:top w:val="single" w:sz="4" w:color="000000"/>
+          <w:left w:val="single" w:sz="4" w:color="000000"/>
+          <w:bottom w:val="single" w:sz="4" w:color="000000"/>
+          <w:right w:val="single" w:sz="4" w:color="000000"/>
+        </w:pBdr>
+      </w:pPr>
+      <w:r>
+        <w:rPr>
+          <w:rFonts w:ascii="Times New Roman" w:hAnsi="Times New Roman" w:eastAsia="宋体" w:cs="Times New Roman"/>
+          <w:b w:val="0"/>
+          <w:i w:val="0"/>
+          <w:color w:val="000000"/>
+          <w:sz w:val="18"/>
+          <w:rFonts w:ascii="Consolas" w:hAnsi="Consolas" w:eastAsia="宋体"/>
+        </w:rPr>
+        <w:t>spring:</w:t>
+      </w:r>
+    </w:p>
+    <w:p>
+      <w:pPr>
+        <w:spacing w:line="276" w:lineRule="auto" w:before="0" w:after="0"/>
+        <w:ind w:left="227"/>
+        <w:shd w:val="clear" w:color="auto" w:fill="F2F2F2"/>
+      </w:pPr>
+      <w:r>
+        <w:rPr>
+          <w:rFonts w:ascii="Times New Roman" w:hAnsi="Times New Roman" w:eastAsia="宋体" w:cs="Times New Roman"/>
+          <w:b w:val="0"/>
+          <w:i w:val="0"/>
+          <w:color w:val="000000"/>
+          <w:sz w:val="18"/>
+          <w:rFonts w:ascii="Consolas" w:hAnsi="Consolas" w:eastAsia="宋体"/>
+        </w:rPr>
+        <w:t xml:space="preserve">  rabbitmq:</w:t>
+      </w:r>
+    </w:p>
+    <w:p>
+      <w:pPr>
+        <w:spacing w:line="276" w:lineRule="auto" w:before="0" w:after="0"/>
+        <w:ind w:left="227"/>
+        <w:shd w:val="clear" w:color="auto" w:fill="F2F2F2"/>
+      </w:pPr>
+      <w:r>
+        <w:rPr>
+          <w:rFonts w:ascii="Times New Roman" w:hAnsi="Times New Roman" w:eastAsia="宋体" w:cs="Times New Roman"/>
+          <w:b w:val="0"/>
+          <w:i w:val="0"/>
+          <w:color w:val="000000"/>
+          <w:sz w:val="18"/>
+          <w:rFonts w:ascii="Consolas" w:hAnsi="Consolas" w:eastAsia="宋体"/>
+        </w:rPr>
+        <w:t xml:space="preserve">    host: localhost</w:t>
+      </w:r>
+    </w:p>
+    <w:p>
+      <w:pPr>
+        <w:spacing w:line="276" w:lineRule="auto" w:before="0" w:after="0"/>
+        <w:ind w:left="227"/>
+        <w:shd w:val="clear" w:color="auto" w:fill="F2F2F2"/>
+      </w:pPr>
+      <w:r>
+        <w:rPr>
+          <w:rFonts w:ascii="Times New Roman" w:hAnsi="Times New Roman" w:eastAsia="宋体" w:cs="Times New Roman"/>
+          <w:b w:val="0"/>
+          <w:i w:val="0"/>
+          <w:color w:val="000000"/>
+          <w:sz w:val="18"/>
+          <w:rFonts w:ascii="Consolas" w:hAnsi="Consolas" w:eastAsia="宋体"/>
+        </w:rPr>
+        <w:t xml:space="preserve">    port: 5672</w:t>
+      </w:r>
+    </w:p>
+    <w:p>
+      <w:pPr>
+        <w:spacing w:line="276" w:lineRule="auto" w:before="0" w:after="0"/>
+        <w:ind w:left="227"/>
+        <w:shd w:val="clear" w:color="auto" w:fill="F2F2F2"/>
+      </w:pPr>
+      <w:r>
+        <w:rPr>
+          <w:rFonts w:ascii="Times New Roman" w:hAnsi="Times New Roman" w:eastAsia="宋体" w:cs="Times New Roman"/>
+          <w:b w:val="0"/>
+          <w:i w:val="0"/>
+          <w:color w:val="000000"/>
+          <w:sz w:val="18"/>
+          <w:rFonts w:ascii="Consolas" w:hAnsi="Consolas" w:eastAsia="宋体"/>
+        </w:rPr>
+        <w:t xml:space="preserve">    username: guest</w:t>
+      </w:r>
+    </w:p>
+    <w:p>
+      <w:pPr>
+        <w:spacing w:line="276" w:lineRule="auto" w:before="0" w:after="0"/>
+        <w:ind w:left="227"/>
+        <w:shd w:val="clear" w:color="auto" w:fill="F2F2F2"/>
+      </w:pPr>
+      <w:r>
+        <w:rPr>
+          <w:rFonts w:ascii="Times New Roman" w:hAnsi="Times New Roman" w:eastAsia="宋体" w:cs="Times New Roman"/>
+          <w:b w:val="0"/>
+          <w:i w:val="0"/>
+          <w:color w:val="000000"/>
+          <w:sz w:val="18"/>
+          <w:rFonts w:ascii="Consolas" w:hAnsi="Consolas" w:eastAsia="宋体"/>
+        </w:rPr>
+        <w:t xml:space="preserve">    password: guest</w:t>
+      </w:r>
+    </w:p>
+    <w:p>
+      <w:pPr>
+        <w:spacing w:line="276" w:lineRule="auto" w:before="0" w:after="0"/>
+        <w:ind w:left="227"/>
+        <w:shd w:val="clear" w:color="auto" w:fill="F2F2F2"/>
+      </w:pPr>
+      <w:r>
+        <w:rPr>
+          <w:rFonts w:ascii="Times New Roman" w:hAnsi="Times New Roman" w:eastAsia="宋体" w:cs="Times New Roman"/>
+          <w:b w:val="0"/>
+          <w:i w:val="0"/>
+          <w:color w:val="000000"/>
+          <w:sz w:val="18"/>
+          <w:rFonts w:ascii="Consolas" w:hAnsi="Consolas" w:eastAsia="宋体"/>
+        </w:rPr>
+        <w:t xml:space="preserve">    virtual-host: /</w:t>
+      </w:r>
+    </w:p>
+    <w:p>
+      <w:pPr>
+        <w:spacing w:line="276" w:lineRule="auto" w:before="0" w:after="0"/>
+        <w:ind w:left="227"/>
+        <w:shd w:val="clear" w:color="auto" w:fill="F2F2F2"/>
+      </w:pPr>
+      <w:r>
+        <w:rPr>
+          <w:rFonts w:ascii="Times New Roman" w:hAnsi="Times New Roman" w:eastAsia="宋体" w:cs="Times New Roman"/>
+          <w:b w:val="0"/>
+          <w:i w:val="0"/>
+          <w:color w:val="000000"/>
+          <w:sz w:val="18"/>
+          <w:rFonts w:ascii="Consolas" w:hAnsi="Consolas" w:eastAsia="宋体"/>
+        </w:rPr>
+        <w:t xml:space="preserve">    listener:</w:t>
+      </w:r>
+    </w:p>
+    <w:p>
+      <w:pPr>
+        <w:spacing w:line="276" w:lineRule="auto" w:before="0" w:after="0"/>
+        <w:ind w:left="227"/>
+        <w:shd w:val="clear" w:color="auto" w:fill="F2F2F2"/>
+      </w:pPr>
+      <w:r>
+        <w:rPr>
+          <w:rFonts w:ascii="Times New Roman" w:hAnsi="Times New Roman" w:eastAsia="宋体" w:cs="Times New Roman"/>
+          <w:b w:val="0"/>
+          <w:i w:val="0"/>
+          <w:color w:val="000000"/>
+          <w:sz w:val="18"/>
+          <w:rFonts w:ascii="Consolas" w:hAnsi="Consolas" w:eastAsia="宋体"/>
+        </w:rPr>
+        <w:t xml:space="preserve">      simple:</w:t>
+      </w:r>
+    </w:p>
+    <w:p>
+      <w:pPr>
+        <w:spacing w:line="276" w:lineRule="auto" w:before="0" w:after="0"/>
+        <w:ind w:left="227"/>
+        <w:shd w:val="clear" w:color="auto" w:fill="F2F2F2"/>
+      </w:pPr>
+      <w:r>
+        <w:rPr>
+          <w:rFonts w:ascii="Times New Roman" w:hAnsi="Times New Roman" w:eastAsia="宋体" w:cs="Times New Roman"/>
+          <w:b w:val="0"/>
+          <w:i w:val="0"/>
+          <w:color w:val="000000"/>
+          <w:sz w:val="18"/>
+          <w:rFonts w:ascii="Consolas" w:hAnsi="Consolas" w:eastAsia="宋体"/>
+        </w:rPr>
+        <w:t xml:space="preserve">        acknowledge-mode: auto</w:t>
+      </w:r>
+    </w:p>
+    <w:p>
+      <w:pPr>
+        <w:spacing w:line="276" w:lineRule="auto" w:before="0" w:after="0"/>
+        <w:ind w:left="227"/>
+        <w:shd w:val="clear" w:color="auto" w:fill="F2F2F2"/>
+      </w:pPr>
+      <w:r>
+        <w:rPr>
+          <w:rFonts w:ascii="Times New Roman" w:hAnsi="Times New Roman" w:eastAsia="宋体" w:cs="Times New Roman"/>
+          <w:b w:val="0"/>
+          <w:i w:val="0"/>
+          <w:color w:val="000000"/>
+          <w:sz w:val="18"/>
+          <w:rFonts w:ascii="Consolas" w:hAnsi="Consolas" w:eastAsia="宋体"/>
+        </w:rPr>
+        <w:t xml:space="preserve">        prefetch: 10</w:t>
+      </w:r>
+    </w:p>
+    <w:p>
+      <w:pPr>
+        <w:spacing w:line="276" w:lineRule="auto" w:before="0" w:after="0"/>
+        <w:ind w:left="227"/>
+        <w:shd w:val="clear" w:color="auto" w:fill="F2F2F2"/>
+      </w:pPr>
+      <w:r>
+        <w:rPr>
+          <w:rFonts w:ascii="Times New Roman" w:hAnsi="Times New Roman" w:eastAsia="宋体" w:cs="Times New Roman"/>
+          <w:b w:val="0"/>
+          <w:i w:val="0"/>
+          <w:color w:val="000000"/>
+          <w:sz w:val="18"/>
+          <w:rFonts w:ascii="Consolas" w:hAnsi="Consolas" w:eastAsia="宋体"/>
+        </w:rPr>
+        <w:t xml:space="preserve">        retry:</w:t>
+      </w:r>
+    </w:p>
+    <w:p>
+      <w:pPr>
+        <w:spacing w:line="276" w:lineRule="auto" w:before="0" w:after="0"/>
+        <w:ind w:left="227"/>
+        <w:shd w:val="clear" w:color="auto" w:fill="F2F2F2"/>
+      </w:pPr>
+      <w:r>
+        <w:rPr>
+          <w:rFonts w:ascii="Times New Roman" w:hAnsi="Times New Roman" w:eastAsia="宋体" w:cs="Times New Roman"/>
+          <w:b w:val="0"/>
+          <w:i w:val="0"/>
+          <w:color w:val="000000"/>
+          <w:sz w:val="18"/>
+          <w:rFonts w:ascii="Consolas" w:hAnsi="Consolas" w:eastAsia="宋体"/>
+        </w:rPr>
+        <w:t xml:space="preserve">          enabled: true</w:t>
+      </w:r>
+    </w:p>
+    <w:p>
+      <w:pPr>
+        <w:spacing w:line="276" w:lineRule="auto" w:before="0" w:after="0"/>
+        <w:ind w:left="227"/>
+        <w:shd w:val="clear" w:color="auto" w:fill="F2F2F2"/>
+      </w:pPr>
+      <w:r>
+        <w:rPr>
+          <w:rFonts w:ascii="Times New Roman" w:hAnsi="Times New Roman" w:eastAsia="宋体" w:cs="Times New Roman"/>
+          <w:b w:val="0"/>
+          <w:i w:val="0"/>
+          <w:color w:val="000000"/>
+          <w:sz w:val="18"/>
+          <w:rFonts w:ascii="Consolas" w:hAnsi="Consolas" w:eastAsia="宋体"/>
+        </w:rPr>
+        <w:t xml:space="preserve">          max-attempts: 3</w:t>
+      </w:r>
+    </w:p>
+    <w:p>
+      <w:pPr>
+        <w:spacing w:line="276" w:lineRule="auto" w:before="0" w:after="0"/>
+        <w:ind w:left="227"/>
+        <w:shd w:val="clear" w:color="auto" w:fill="F2F2F2"/>
+      </w:pPr>
+      <w:r>
+        <w:rPr>
+          <w:rFonts w:ascii="Times New Roman" w:hAnsi="Times New Roman" w:eastAsia="宋体" w:cs="Times New Roman"/>
+          <w:b w:val="0"/>
+          <w:i w:val="0"/>
+          <w:color w:val="000000"/>
+          <w:sz w:val="18"/>
+          <w:rFonts w:ascii="Consolas" w:hAnsi="Consolas" w:eastAsia="宋体"/>
+        </w:rPr>
+        <w:t xml:space="preserve">          initial-interval: 1s</w:t>
+      </w:r>
+    </w:p>
+    <w:p>
+      <w:pPr>
+        <w:spacing w:line="276" w:lineRule="auto" w:before="0" w:after="0"/>
+        <w:ind w:left="227"/>
+        <w:shd w:val="clear" w:color="auto" w:fill="F2F2F2"/>
+      </w:pPr>
+      <w:r>
+        <w:rPr>
+          <w:rFonts w:ascii="Times New Roman" w:hAnsi="Times New Roman" w:eastAsia="宋体" w:cs="Times New Roman"/>
+          <w:b w:val="0"/>
+          <w:i w:val="0"/>
+          <w:color w:val="000000"/>
+          <w:sz w:val="18"/>
+          <w:rFonts w:ascii="Consolas" w:hAnsi="Consolas" w:eastAsia="宋体"/>
+        </w:rPr>
+        <w:t xml:space="preserve">          multiplier: 2</w:t>
+      </w:r>
+    </w:p>
+    <w:p>
+      <w:pPr>
+        <w:spacing w:line="276" w:lineRule="auto" w:before="0" w:after="0"/>
+        <w:ind w:left="227"/>
+        <w:shd w:val="clear" w:color="auto" w:fill="F2F2F2"/>
+      </w:pPr>
+      <w:r>
+        <w:rPr>
+          <w:rFonts w:ascii="Times New Roman" w:hAnsi="Times New Roman" w:eastAsia="宋体" w:cs="Times New Roman"/>
+          <w:b w:val="0"/>
+          <w:i w:val="0"/>
+          <w:color w:val="000000"/>
+          <w:sz w:val="18"/>
+          <w:rFonts w:ascii="Consolas" w:hAnsi="Consolas" w:eastAsia="宋体"/>
+        </w:rPr>
+        <w:t xml:space="preserve">          max-interval: 10s</w:t>
+      </w:r>
+    </w:p>
+    <w:p>
+      <w:pPr>
+        <w:spacing w:line="276" w:lineRule="auto" w:before="0" w:after="0"/>
+        <w:ind w:left="227"/>
+        <w:shd w:val="clear" w:color="auto" w:fill="F2F2F2"/>
+      </w:pPr>
+      <w:r>
+        <w:rPr>
+          <w:rFonts w:ascii="Times New Roman" w:hAnsi="Times New Roman" w:eastAsia="宋体" w:cs="Times New Roman"/>
+          <w:b w:val="0"/>
+          <w:i w:val="0"/>
+          <w:color w:val="000000"/>
+          <w:sz w:val="18"/>
+          <w:rFonts w:ascii="Consolas" w:hAnsi="Consolas" w:eastAsia="宋体"/>
+        </w:rPr>
+        <w:t xml:space="preserve"> </w:t>
+      </w:r>
+    </w:p>
+    <w:p>
+      <w:pPr>
+        <w:spacing w:line="276" w:lineRule="auto" w:before="0" w:after="0"/>
+        <w:ind w:left="227"/>
+        <w:shd w:val="clear" w:color="auto" w:fill="F2F2F2"/>
+      </w:pPr>
+      <w:r>
+        <w:rPr>
+          <w:rFonts w:ascii="Times New Roman" w:hAnsi="Times New Roman" w:eastAsia="宋体" w:cs="Times New Roman"/>
+          <w:b w:val="0"/>
+          <w:i w:val="0"/>
+          <w:color w:val="000000"/>
+          <w:sz w:val="18"/>
+          <w:rFonts w:ascii="Consolas" w:hAnsi="Consolas" w:eastAsia="宋体"/>
+        </w:rPr>
+        <w:t>emall:</w:t>
+      </w:r>
+    </w:p>
+    <w:p>
+      <w:pPr>
+        <w:spacing w:line="276" w:lineRule="auto" w:before="0" w:after="0"/>
+        <w:ind w:left="227"/>
+        <w:shd w:val="clear" w:color="auto" w:fill="F2F2F2"/>
+      </w:pPr>
+      <w:r>
+        <w:rPr>
+          <w:rFonts w:ascii="Times New Roman" w:hAnsi="Times New Roman" w:eastAsia="宋体" w:cs="Times New Roman"/>
+          <w:b w:val="0"/>
+          <w:i w:val="0"/>
+          <w:color w:val="000000"/>
+          <w:sz w:val="18"/>
+          <w:rFonts w:ascii="Consolas" w:hAnsi="Consolas" w:eastAsia="宋体"/>
+        </w:rPr>
+        <w:t xml:space="preserve">  log:</w:t>
+      </w:r>
+    </w:p>
+    <w:p>
+      <w:pPr>
+        <w:spacing w:line="276" w:lineRule="auto" w:before="0" w:after="0"/>
+        <w:ind w:left="227"/>
+        <w:shd w:val="clear" w:color="auto" w:fill="F2F2F2"/>
+      </w:pPr>
+      <w:r>
+        <w:rPr>
+          <w:rFonts w:ascii="Times New Roman" w:hAnsi="Times New Roman" w:eastAsia="宋体" w:cs="Times New Roman"/>
+          <w:b w:val="0"/>
+          <w:i w:val="0"/>
+          <w:color w:val="000000"/>
+          <w:sz w:val="18"/>
+          <w:rFonts w:ascii="Consolas" w:hAnsi="Consolas" w:eastAsia="宋体"/>
+        </w:rPr>
+        <w:t xml:space="preserve">    root: ${EMALL_LOG_ROOT:logs}   # log-service 用, 日志文件根目录</w:t>
+      </w:r>
+    </w:p>
+    <w:p>
+      <w:pPr>
+        <w:pStyle w:val="Heading3"/>
+        <w:spacing w:before="160" w:after="120"/>
+        <w:jc w:val="left"/>
+      </w:pPr>
+      <w:r>
+        <w:rPr>
+          <w:rFonts w:ascii="Times New Roman" w:hAnsi="Times New Roman" w:eastAsia="宋体" w:cs="Times New Roman"/>
+          <w:b/>
+          <w:i w:val="0"/>
+          <w:color w:val="000000"/>
+          <w:sz w:val="28"/>
+        </w:rPr>
+        <w:t>2.3.7 消息序列化 (LocalDateTime 问题修复)</w:t>
+      </w:r>
+    </w:p>
+    <w:p>
+      <w:pPr>
+        <w:spacing w:before="0" w:after="80" w:line="360" w:lineRule="auto"/>
+        <w:ind w:firstLine="420"/>
+        <w:jc w:val="both"/>
+      </w:pPr>
+      <w:r>
+        <w:rPr>
+          <w:rFonts w:ascii="Times New Roman" w:hAnsi="Times New Roman" w:eastAsia="宋体" w:cs="Times New Roman"/>
+          <w:b w:val="0"/>
+          <w:i w:val="0"/>
+          <w:color w:val="000000"/>
+          <w:sz w:val="21"/>
+        </w:rPr>
+        <w:t>Jackson 默认不识别 java.time.LocalDateTime，直接发送 OrderEventMessage 会抛 MessageConversionException。解决方案是为 RabbitMQ MessageConverter 自定义 ObjectMapper，注册 JavaTimeModule 并禁用 WRITE_DATES_AS_TIMESTAMPS：</w:t>
+      </w:r>
+    </w:p>
+    <w:p>
+      <w:pPr>
+        <w:spacing w:line="276" w:lineRule="auto" w:before="40" w:after="40"/>
+        <w:ind w:left="227"/>
+        <w:shd w:val="clear" w:color="auto" w:fill="F2F2F2"/>
+        <w:pBdr>
+          <w:top w:val="single" w:sz="4" w:color="000000"/>
+          <w:left w:val="single" w:sz="4" w:color="000000"/>
+          <w:bottom w:val="single" w:sz="4" w:color="000000"/>
+          <w:right w:val="single" w:sz="4" w:color="000000"/>
+        </w:pBdr>
+      </w:pPr>
+      <w:r>
+        <w:rPr>
+          <w:rFonts w:ascii="Times New Roman" w:hAnsi="Times New Roman" w:eastAsia="宋体" w:cs="Times New Roman"/>
+          <w:b w:val="0"/>
+          <w:i w:val="0"/>
+          <w:color w:val="000000"/>
+          <w:sz w:val="18"/>
+          <w:rFonts w:ascii="Consolas" w:hAnsi="Consolas" w:eastAsia="宋体"/>
+        </w:rPr>
+        <w:t>@Bean</w:t>
+      </w:r>
+    </w:p>
+    <w:p>
+      <w:pPr>
+        <w:spacing w:line="276" w:lineRule="auto" w:before="0" w:after="0"/>
+        <w:ind w:left="227"/>
+        <w:shd w:val="clear" w:color="auto" w:fill="F2F2F2"/>
+      </w:pPr>
+      <w:r>
+        <w:rPr>
+          <w:rFonts w:ascii="Times New Roman" w:hAnsi="Times New Roman" w:eastAsia="宋体" w:cs="Times New Roman"/>
+          <w:b w:val="0"/>
+          <w:i w:val="0"/>
+          <w:color w:val="000000"/>
+          <w:sz w:val="18"/>
+          <w:rFonts w:ascii="Consolas" w:hAnsi="Consolas" w:eastAsia="宋体"/>
+        </w:rPr>
+        <w:t>public MessageConverter messageConverter() {</w:t>
+      </w:r>
+    </w:p>
+    <w:p>
+      <w:pPr>
+        <w:spacing w:line="276" w:lineRule="auto" w:before="0" w:after="0"/>
+        <w:ind w:left="227"/>
+        <w:shd w:val="clear" w:color="auto" w:fill="F2F2F2"/>
+      </w:pPr>
+      <w:r>
+        <w:rPr>
+          <w:rFonts w:ascii="Times New Roman" w:hAnsi="Times New Roman" w:eastAsia="宋体" w:cs="Times New Roman"/>
+          <w:b w:val="0"/>
+          <w:i w:val="0"/>
+          <w:color w:val="000000"/>
+          <w:sz w:val="18"/>
+          <w:rFonts w:ascii="Consolas" w:hAnsi="Consolas" w:eastAsia="宋体"/>
+        </w:rPr>
+        <w:t xml:space="preserve">    com.fasterxml.jackson.databind.ObjectMapper mapper =</w:t>
+      </w:r>
+    </w:p>
+    <w:p>
+      <w:pPr>
+        <w:spacing w:line="276" w:lineRule="auto" w:before="0" w:after="0"/>
+        <w:ind w:left="227"/>
+        <w:shd w:val="clear" w:color="auto" w:fill="F2F2F2"/>
+      </w:pPr>
+      <w:r>
+        <w:rPr>
+          <w:rFonts w:ascii="Times New Roman" w:hAnsi="Times New Roman" w:eastAsia="宋体" w:cs="Times New Roman"/>
+          <w:b w:val="0"/>
+          <w:i w:val="0"/>
+          <w:color w:val="000000"/>
+          <w:sz w:val="18"/>
+          <w:rFonts w:ascii="Consolas" w:hAnsi="Consolas" w:eastAsia="宋体"/>
+        </w:rPr>
+        <w:t xml:space="preserve">            new com.fasterxml.jackson.databind.ObjectMapper();</w:t>
+      </w:r>
+    </w:p>
+    <w:p>
+      <w:pPr>
+        <w:spacing w:line="276" w:lineRule="auto" w:before="0" w:after="0"/>
+        <w:ind w:left="227"/>
+        <w:shd w:val="clear" w:color="auto" w:fill="F2F2F2"/>
+      </w:pPr>
+      <w:r>
+        <w:rPr>
+          <w:rFonts w:ascii="Times New Roman" w:hAnsi="Times New Roman" w:eastAsia="宋体" w:cs="Times New Roman"/>
+          <w:b w:val="0"/>
+          <w:i w:val="0"/>
+          <w:color w:val="000000"/>
+          <w:sz w:val="18"/>
+          <w:rFonts w:ascii="Consolas" w:hAnsi="Consolas" w:eastAsia="宋体"/>
+        </w:rPr>
+        <w:t xml:space="preserve">    mapper.registerModule(new com.fasterxml.jackson.datatype.jsr310.JavaTimeModule());</w:t>
+      </w:r>
+    </w:p>
+    <w:p>
+      <w:pPr>
+        <w:spacing w:line="276" w:lineRule="auto" w:before="0" w:after="0"/>
+        <w:ind w:left="227"/>
+        <w:shd w:val="clear" w:color="auto" w:fill="F2F2F2"/>
+      </w:pPr>
+      <w:r>
+        <w:rPr>
+          <w:rFonts w:ascii="Times New Roman" w:hAnsi="Times New Roman" w:eastAsia="宋体" w:cs="Times New Roman"/>
+          <w:b w:val="0"/>
+          <w:i w:val="0"/>
+          <w:color w:val="000000"/>
+          <w:sz w:val="18"/>
+          <w:rFonts w:ascii="Consolas" w:hAnsi="Consolas" w:eastAsia="宋体"/>
+        </w:rPr>
+        <w:t xml:space="preserve">    mapper.disable(com.fasterxml.jackson.databind.SerializationFeature.WRITE_DATES_AS_TIMESTAMPS);</w:t>
+      </w:r>
+    </w:p>
+    <w:p>
+      <w:pPr>
+        <w:spacing w:line="276" w:lineRule="auto" w:before="0" w:after="0"/>
+        <w:ind w:left="227"/>
+        <w:shd w:val="clear" w:color="auto" w:fill="F2F2F2"/>
+      </w:pPr>
+      <w:r>
+        <w:rPr>
+          <w:rFonts w:ascii="Times New Roman" w:hAnsi="Times New Roman" w:eastAsia="宋体" w:cs="Times New Roman"/>
+          <w:b w:val="0"/>
+          <w:i w:val="0"/>
+          <w:color w:val="000000"/>
+          <w:sz w:val="18"/>
+          <w:rFonts w:ascii="Consolas" w:hAnsi="Consolas" w:eastAsia="宋体"/>
+        </w:rPr>
+        <w:t xml:space="preserve">    return new Jackson2JsonMessageConverter(mapper);</w:t>
+      </w:r>
+    </w:p>
+    <w:p>
+      <w:pPr>
+        <w:spacing w:line="276" w:lineRule="auto" w:before="0" w:after="0"/>
+        <w:ind w:left="227"/>
+        <w:shd w:val="clear" w:color="auto" w:fill="F2F2F2"/>
+      </w:pPr>
+      <w:r>
+        <w:rPr>
+          <w:rFonts w:ascii="Times New Roman" w:hAnsi="Times New Roman" w:eastAsia="宋体" w:cs="Times New Roman"/>
+          <w:b w:val="0"/>
+          <w:i w:val="0"/>
+          <w:color w:val="000000"/>
+          <w:sz w:val="18"/>
+          <w:rFonts w:ascii="Consolas" w:hAnsi="Consolas" w:eastAsia="宋体"/>
+        </w:rPr>
+        <w:t>}</w:t>
+      </w:r>
+    </w:p>
     <w:p>
       <w:pPr>
         <w:pStyle w:val="Heading3"/>
@@ -2392,6 +6414,705 @@
     </w:tbl>
     <w:p>
       <w:pPr>
+        <w:pStyle w:val="Heading3"/>
+        <w:spacing w:before="160" w:after="120"/>
+        <w:jc w:val="left"/>
+      </w:pPr>
+      <w:r>
+        <w:rPr>
+          <w:rFonts w:ascii="Times New Roman" w:hAnsi="Times New Roman" w:eastAsia="宋体" w:cs="Times New Roman"/>
+          <w:b/>
+          <w:i w:val="0"/>
+          <w:color w:val="000000"/>
+          <w:sz w:val="28"/>
+        </w:rPr>
+        <w:t>2.2.2 管理员后台模块 (/admin/*)</w:t>
+      </w:r>
+    </w:p>
+    <w:p>
+      <w:pPr>
+        <w:spacing w:before="0" w:after="80" w:line="360" w:lineRule="auto"/>
+        <w:ind w:firstLine="420"/>
+        <w:jc w:val="both"/>
+      </w:pPr>
+      <w:r>
+        <w:rPr>
+          <w:rFonts w:ascii="Times New Roman" w:hAnsi="Times New Roman" w:eastAsia="宋体" w:cs="Times New Roman"/>
+          <w:b w:val="0"/>
+          <w:i w:val="0"/>
+          <w:color w:val="000000"/>
+          <w:sz w:val="21"/>
+        </w:rPr>
+        <w:t>管理员后台以 /admin 路径为统一入口，承载 5 个管理子页面 (用户/商品/库存/订单/日志)，所有路径均通过路由 meta.adminOnly 守卫校验 role === 'ADMIN'，非管理员会被重定向到 /403。后端每个 /admin/** 接口通过 @RequestHeader("X-User-Role") 读取网关注入的角色头做二次校验，缺 header 或非 ADMIN 均返回 HTTP 403 (业务码 403)，构成前后端双重防护。</w:t>
+      </w:r>
+    </w:p>
+    <w:p>
+      <w:pPr>
+        <w:pStyle w:val="Heading4"/>
+        <w:spacing w:before="160" w:after="120"/>
+        <w:jc w:val="left"/>
+      </w:pPr>
+      <w:r>
+        <w:rPr>
+          <w:rFonts w:ascii="Times New Roman" w:hAnsi="Times New Roman" w:eastAsia="宋体" w:cs="Times New Roman"/>
+          <w:b/>
+          <w:i w:val="0"/>
+          <w:color w:val="000000"/>
+          <w:sz w:val="24"/>
+        </w:rPr>
+        <w:t>布局与导航</w:t>
+      </w:r>
+    </w:p>
+    <w:p>
+      <w:pPr>
+        <w:spacing w:before="0" w:after="80" w:line="360" w:lineRule="auto"/>
+        <w:ind w:firstLine="420"/>
+        <w:jc w:val="both"/>
+      </w:pPr>
+      <w:r>
+        <w:rPr>
+          <w:rFonts w:ascii="Times New Roman" w:hAnsi="Times New Roman" w:eastAsia="宋体" w:cs="Times New Roman"/>
+          <w:b w:val="0"/>
+          <w:i w:val="0"/>
+          <w:color w:val="000000"/>
+          <w:sz w:val="21"/>
+        </w:rPr>
+        <w:t>AdminLayout.vue 沿用普通页面的「左导航 + 右内容」布局，但侧边栏菜单项替换为管理功能。侧边栏顶部显示当前管理员的用户名与 ADMIN 角色徽章，底部退出登录按钮与 SideNav 共享同一组件样式。</w:t>
+      </w:r>
+    </w:p>
+    <w:p>
+      <w:pPr>
+        <w:pStyle w:val="Heading4"/>
+        <w:spacing w:before="160" w:after="120"/>
+        <w:jc w:val="left"/>
+      </w:pPr>
+      <w:r>
+        <w:rPr>
+          <w:rFonts w:ascii="Times New Roman" w:hAnsi="Times New Roman" w:eastAsia="宋体" w:cs="Times New Roman"/>
+          <w:b/>
+          <w:i w:val="0"/>
+          <w:color w:val="000000"/>
+          <w:sz w:val="24"/>
+        </w:rPr>
+        <w:t>管理页面一览</w:t>
+      </w:r>
+    </w:p>
+    <w:tbl>
+      <w:tblPr>
+        <w:tblStyle w:val="TableGrid"/>
+        <w:tblW w:type="auto" w:w="0"/>
+        <w:jc w:val="center"/>
+        <w:tblLook w:firstColumn="1" w:firstRow="1" w:lastColumn="0" w:lastRow="0" w:noHBand="0" w:noVBand="1" w:val="04A0"/>
+        <w:tblBorders>
+          <w:top w:val="single" w:sz="6" w:color="000000"/>
+          <w:left w:val="single" w:sz="6" w:color="000000"/>
+          <w:bottom w:val="single" w:sz="6" w:color="000000"/>
+          <w:right w:val="single" w:sz="6" w:color="000000"/>
+          <w:insideH w:val="single" w:sz="6" w:color="000000"/>
+          <w:insideV w:val="single" w:sz="6" w:color="000000"/>
+        </w:tblBorders>
+      </w:tblPr>
+      <w:tblGrid>
+        <w:gridCol w:w="2351"/>
+        <w:gridCol w:w="2351"/>
+        <w:gridCol w:w="2351"/>
+        <w:gridCol w:w="2351"/>
+      </w:tblGrid>
+      <w:tr>
+        <w:tc>
+          <w:tcPr>
+            <w:tcW w:type="dxa" w:w="1247"/>
+            <w:shd w:val="clear" w:color="auto" w:fill="D9E2F3"/>
+            <w:vAlign w:val="center"/>
+          </w:tcPr>
+          <w:p>
+            <w:pPr>
+              <w:spacing w:before="0" w:after="0" w:line="288" w:lineRule="auto"/>
+              <w:jc w:val="center"/>
+            </w:pPr>
+            <w:r/>
+            <w:r>
+              <w:rPr>
+                <w:rFonts w:ascii="Times New Roman" w:hAnsi="Times New Roman" w:eastAsia="宋体" w:cs="Times New Roman"/>
+                <w:b/>
+                <w:i w:val="0"/>
+                <w:color w:val="000000"/>
+                <w:sz w:val="20"/>
+              </w:rPr>
+              <w:t>页面</w:t>
+            </w:r>
+          </w:p>
+        </w:tc>
+        <w:tc>
+          <w:tcPr>
+            <w:tcW w:type="dxa" w:w="1587"/>
+            <w:shd w:val="clear" w:color="auto" w:fill="D9E2F3"/>
+            <w:vAlign w:val="center"/>
+          </w:tcPr>
+          <w:p>
+            <w:pPr>
+              <w:spacing w:before="0" w:after="0" w:line="288" w:lineRule="auto"/>
+              <w:jc w:val="center"/>
+            </w:pPr>
+            <w:r/>
+            <w:r>
+              <w:rPr>
+                <w:rFonts w:ascii="Times New Roman" w:hAnsi="Times New Roman" w:eastAsia="宋体" w:cs="Times New Roman"/>
+                <w:b/>
+                <w:i w:val="0"/>
+                <w:color w:val="000000"/>
+                <w:sz w:val="20"/>
+              </w:rPr>
+              <w:t>路径</w:t>
+            </w:r>
+          </w:p>
+        </w:tc>
+        <w:tc>
+          <w:tcPr>
+            <w:tcW w:type="dxa" w:w="3685"/>
+            <w:shd w:val="clear" w:color="auto" w:fill="D9E2F3"/>
+            <w:vAlign w:val="center"/>
+          </w:tcPr>
+          <w:p>
+            <w:pPr>
+              <w:spacing w:before="0" w:after="0" w:line="288" w:lineRule="auto"/>
+              <w:jc w:val="center"/>
+            </w:pPr>
+            <w:r/>
+            <w:r>
+              <w:rPr>
+                <w:rFonts w:ascii="Times New Roman" w:hAnsi="Times New Roman" w:eastAsia="宋体" w:cs="Times New Roman"/>
+                <w:b/>
+                <w:i w:val="0"/>
+                <w:color w:val="000000"/>
+                <w:sz w:val="20"/>
+              </w:rPr>
+              <w:t>主要 API</w:t>
+            </w:r>
+          </w:p>
+        </w:tc>
+        <w:tc>
+          <w:tcPr>
+            <w:tcW w:type="dxa" w:w="2551"/>
+            <w:shd w:val="clear" w:color="auto" w:fill="D9E2F3"/>
+            <w:vAlign w:val="center"/>
+          </w:tcPr>
+          <w:p>
+            <w:pPr>
+              <w:spacing w:before="0" w:after="0" w:line="288" w:lineRule="auto"/>
+              <w:jc w:val="center"/>
+            </w:pPr>
+            <w:r/>
+            <w:r>
+              <w:rPr>
+                <w:rFonts w:ascii="Times New Roman" w:hAnsi="Times New Roman" w:eastAsia="宋体" w:cs="Times New Roman"/>
+                <w:b/>
+                <w:i w:val="0"/>
+                <w:color w:val="000000"/>
+                <w:sz w:val="20"/>
+              </w:rPr>
+              <w:t>关键交互</w:t>
+            </w:r>
+          </w:p>
+        </w:tc>
+      </w:tr>
+      <w:tr>
+        <w:tc>
+          <w:tcPr>
+            <w:tcW w:type="dxa" w:w="1247"/>
+            <w:vAlign w:val="center"/>
+          </w:tcPr>
+          <w:p>
+            <w:pPr>
+              <w:spacing w:before="0" w:after="0" w:line="288" w:lineRule="auto"/>
+              <w:jc w:val="center"/>
+            </w:pPr>
+            <w:r/>
+            <w:r>
+              <w:rPr>
+                <w:rFonts w:ascii="Times New Roman" w:hAnsi="Times New Roman" w:eastAsia="宋体" w:cs="Times New Roman"/>
+                <w:b/>
+                <w:i w:val="0"/>
+                <w:color w:val="000000"/>
+                <w:sz w:val="20"/>
+              </w:rPr>
+              <w:t>用户管理</w:t>
+            </w:r>
+          </w:p>
+        </w:tc>
+        <w:tc>
+          <w:tcPr>
+            <w:tcW w:type="dxa" w:w="1587"/>
+            <w:vAlign w:val="center"/>
+          </w:tcPr>
+          <w:p>
+            <w:pPr>
+              <w:spacing w:before="0" w:after="0" w:line="288" w:lineRule="auto"/>
+              <w:jc w:val="left"/>
+            </w:pPr>
+            <w:r/>
+            <w:r>
+              <w:rPr>
+                <w:rFonts w:ascii="Times New Roman" w:hAnsi="Times New Roman" w:eastAsia="宋体" w:cs="Times New Roman"/>
+                <w:b w:val="0"/>
+                <w:i w:val="0"/>
+                <w:color w:val="000000"/>
+                <w:sz w:val="20"/>
+              </w:rPr>
+              <w:t>/admin/users</w:t>
+            </w:r>
+          </w:p>
+        </w:tc>
+        <w:tc>
+          <w:tcPr>
+            <w:tcW w:type="dxa" w:w="3685"/>
+            <w:vAlign w:val="center"/>
+          </w:tcPr>
+          <w:p>
+            <w:pPr>
+              <w:spacing w:before="0" w:after="0" w:line="288" w:lineRule="auto"/>
+              <w:jc w:val="left"/>
+            </w:pPr>
+            <w:r/>
+            <w:r>
+              <w:rPr>
+                <w:rFonts w:ascii="Times New Roman" w:hAnsi="Times New Roman" w:eastAsia="宋体" w:cs="Times New Roman"/>
+                <w:b w:val="0"/>
+                <w:i w:val="0"/>
+                <w:color w:val="000000"/>
+                <w:sz w:val="20"/>
+              </w:rPr>
+              <w:t>GET /api/user/admin/list</w:t>
+              <w:br/>
+              <w:t>PUT /api/user/admin/role/{id}?roleValue=USER</w:t>
+              <w:br/>
+              <w:t>DELETE /api/user/admin/delete/{id}</w:t>
+            </w:r>
+          </w:p>
+        </w:tc>
+        <w:tc>
+          <w:tcPr>
+            <w:tcW w:type="dxa" w:w="2551"/>
+            <w:vAlign w:val="center"/>
+          </w:tcPr>
+          <w:p>
+            <w:pPr>
+              <w:spacing w:before="0" w:after="0" w:line="288" w:lineRule="auto"/>
+              <w:jc w:val="left"/>
+            </w:pPr>
+            <w:r/>
+            <w:r>
+              <w:rPr>
+                <w:rFonts w:ascii="Times New Roman" w:hAnsi="Times New Roman" w:eastAsia="宋体" w:cs="Times New Roman"/>
+                <w:b w:val="0"/>
+                <w:i w:val="0"/>
+                <w:color w:val="000000"/>
+                <w:sz w:val="20"/>
+              </w:rPr>
+              <w:t>分页表格 + 角色下拉切换 + 二次确认删除</w:t>
+            </w:r>
+          </w:p>
+        </w:tc>
+      </w:tr>
+      <w:tr>
+        <w:tc>
+          <w:tcPr>
+            <w:tcW w:type="dxa" w:w="1247"/>
+            <w:vAlign w:val="center"/>
+          </w:tcPr>
+          <w:p>
+            <w:pPr>
+              <w:spacing w:before="0" w:after="0" w:line="288" w:lineRule="auto"/>
+              <w:jc w:val="center"/>
+            </w:pPr>
+            <w:r/>
+            <w:r>
+              <w:rPr>
+                <w:rFonts w:ascii="Times New Roman" w:hAnsi="Times New Roman" w:eastAsia="宋体" w:cs="Times New Roman"/>
+                <w:b/>
+                <w:i w:val="0"/>
+                <w:color w:val="000000"/>
+                <w:sz w:val="20"/>
+              </w:rPr>
+              <w:t>商品管理</w:t>
+            </w:r>
+          </w:p>
+        </w:tc>
+        <w:tc>
+          <w:tcPr>
+            <w:tcW w:type="dxa" w:w="1587"/>
+            <w:vAlign w:val="center"/>
+          </w:tcPr>
+          <w:p>
+            <w:pPr>
+              <w:spacing w:before="0" w:after="0" w:line="288" w:lineRule="auto"/>
+              <w:jc w:val="left"/>
+            </w:pPr>
+            <w:r/>
+            <w:r>
+              <w:rPr>
+                <w:rFonts w:ascii="Times New Roman" w:hAnsi="Times New Roman" w:eastAsia="宋体" w:cs="Times New Roman"/>
+                <w:b w:val="0"/>
+                <w:i w:val="0"/>
+                <w:color w:val="000000"/>
+                <w:sz w:val="20"/>
+              </w:rPr>
+              <w:t>/admin/products</w:t>
+            </w:r>
+          </w:p>
+        </w:tc>
+        <w:tc>
+          <w:tcPr>
+            <w:tcW w:type="dxa" w:w="3685"/>
+            <w:vAlign w:val="center"/>
+          </w:tcPr>
+          <w:p>
+            <w:pPr>
+              <w:spacing w:before="0" w:after="0" w:line="288" w:lineRule="auto"/>
+              <w:jc w:val="left"/>
+            </w:pPr>
+            <w:r/>
+            <w:r>
+              <w:rPr>
+                <w:rFonts w:ascii="Times New Roman" w:hAnsi="Times New Roman" w:eastAsia="宋体" w:cs="Times New Roman"/>
+                <w:b w:val="0"/>
+                <w:i w:val="0"/>
+                <w:color w:val="000000"/>
+                <w:sz w:val="20"/>
+              </w:rPr>
+              <w:t>GET /api/product/admin/list</w:t>
+              <w:br/>
+              <w:t>POST /api/product/admin/create</w:t>
+              <w:br/>
+              <w:t>PUT /api/product/admin/update/{id}</w:t>
+              <w:br/>
+              <w:t>DELETE /api/product/admin/delete/{id}</w:t>
+            </w:r>
+          </w:p>
+        </w:tc>
+        <w:tc>
+          <w:tcPr>
+            <w:tcW w:type="dxa" w:w="2551"/>
+            <w:vAlign w:val="center"/>
+          </w:tcPr>
+          <w:p>
+            <w:pPr>
+              <w:spacing w:before="0" w:after="0" w:line="288" w:lineRule="auto"/>
+              <w:jc w:val="left"/>
+            </w:pPr>
+            <w:r/>
+            <w:r>
+              <w:rPr>
+                <w:rFonts w:ascii="Times New Roman" w:hAnsi="Times New Roman" w:eastAsia="宋体" w:cs="Times New Roman"/>
+                <w:b w:val="0"/>
+                <w:i w:val="0"/>
+                <w:color w:val="000000"/>
+                <w:sz w:val="20"/>
+              </w:rPr>
+              <w:t>新增弹窗 (含 imageUrl 实时预览) + 表格内联编辑 + 删除二次确认</w:t>
+            </w:r>
+          </w:p>
+        </w:tc>
+      </w:tr>
+      <w:tr>
+        <w:tc>
+          <w:tcPr>
+            <w:tcW w:type="dxa" w:w="1247"/>
+            <w:vAlign w:val="center"/>
+          </w:tcPr>
+          <w:p>
+            <w:pPr>
+              <w:spacing w:before="0" w:after="0" w:line="288" w:lineRule="auto"/>
+              <w:jc w:val="center"/>
+            </w:pPr>
+            <w:r/>
+            <w:r>
+              <w:rPr>
+                <w:rFonts w:ascii="Times New Roman" w:hAnsi="Times New Roman" w:eastAsia="宋体" w:cs="Times New Roman"/>
+                <w:b/>
+                <w:i w:val="0"/>
+                <w:color w:val="000000"/>
+                <w:sz w:val="20"/>
+              </w:rPr>
+              <w:t>库存管理</w:t>
+            </w:r>
+          </w:p>
+        </w:tc>
+        <w:tc>
+          <w:tcPr>
+            <w:tcW w:type="dxa" w:w="1587"/>
+            <w:vAlign w:val="center"/>
+          </w:tcPr>
+          <w:p>
+            <w:pPr>
+              <w:spacing w:before="0" w:after="0" w:line="288" w:lineRule="auto"/>
+              <w:jc w:val="left"/>
+            </w:pPr>
+            <w:r/>
+            <w:r>
+              <w:rPr>
+                <w:rFonts w:ascii="Times New Roman" w:hAnsi="Times New Roman" w:eastAsia="宋体" w:cs="Times New Roman"/>
+                <w:b w:val="0"/>
+                <w:i w:val="0"/>
+                <w:color w:val="000000"/>
+                <w:sz w:val="20"/>
+              </w:rPr>
+              <w:t>/admin/inventory</w:t>
+            </w:r>
+          </w:p>
+        </w:tc>
+        <w:tc>
+          <w:tcPr>
+            <w:tcW w:type="dxa" w:w="3685"/>
+            <w:vAlign w:val="center"/>
+          </w:tcPr>
+          <w:p>
+            <w:pPr>
+              <w:spacing w:before="0" w:after="0" w:line="288" w:lineRule="auto"/>
+              <w:jc w:val="left"/>
+            </w:pPr>
+            <w:r/>
+            <w:r>
+              <w:rPr>
+                <w:rFonts w:ascii="Times New Roman" w:hAnsi="Times New Roman" w:eastAsia="宋体" w:cs="Times New Roman"/>
+                <w:b w:val="0"/>
+                <w:i w:val="0"/>
+                <w:color w:val="000000"/>
+                <w:sz w:val="20"/>
+              </w:rPr>
+              <w:t>GET /api/inventory/admin/list</w:t>
+              <w:br/>
+              <w:t>PUT /api/inventory/admin/update?productId=&amp;stock=</w:t>
+            </w:r>
+          </w:p>
+        </w:tc>
+        <w:tc>
+          <w:tcPr>
+            <w:tcW w:type="dxa" w:w="2551"/>
+            <w:vAlign w:val="center"/>
+          </w:tcPr>
+          <w:p>
+            <w:pPr>
+              <w:spacing w:before="0" w:after="0" w:line="288" w:lineRule="auto"/>
+              <w:jc w:val="left"/>
+            </w:pPr>
+            <w:r/>
+            <w:r>
+              <w:rPr>
+                <w:rFonts w:ascii="Times New Roman" w:hAnsi="Times New Roman" w:eastAsia="宋体" w:cs="Times New Roman"/>
+                <w:b w:val="0"/>
+                <w:i w:val="0"/>
+                <w:color w:val="000000"/>
+                <w:sz w:val="20"/>
+              </w:rPr>
+              <w:t>列表展示 productId/stock/version + 行内直接修改库存数</w:t>
+            </w:r>
+          </w:p>
+        </w:tc>
+      </w:tr>
+      <w:tr>
+        <w:tc>
+          <w:tcPr>
+            <w:tcW w:type="dxa" w:w="1247"/>
+            <w:vAlign w:val="center"/>
+          </w:tcPr>
+          <w:p>
+            <w:pPr>
+              <w:spacing w:before="0" w:after="0" w:line="288" w:lineRule="auto"/>
+              <w:jc w:val="center"/>
+            </w:pPr>
+            <w:r/>
+            <w:r>
+              <w:rPr>
+                <w:rFonts w:ascii="Times New Roman" w:hAnsi="Times New Roman" w:eastAsia="宋体" w:cs="Times New Roman"/>
+                <w:b/>
+                <w:i w:val="0"/>
+                <w:color w:val="000000"/>
+                <w:sz w:val="20"/>
+              </w:rPr>
+              <w:t>订单管理</w:t>
+            </w:r>
+          </w:p>
+        </w:tc>
+        <w:tc>
+          <w:tcPr>
+            <w:tcW w:type="dxa" w:w="1587"/>
+            <w:vAlign w:val="center"/>
+          </w:tcPr>
+          <w:p>
+            <w:pPr>
+              <w:spacing w:before="0" w:after="0" w:line="288" w:lineRule="auto"/>
+              <w:jc w:val="left"/>
+            </w:pPr>
+            <w:r/>
+            <w:r>
+              <w:rPr>
+                <w:rFonts w:ascii="Times New Roman" w:hAnsi="Times New Roman" w:eastAsia="宋体" w:cs="Times New Roman"/>
+                <w:b w:val="0"/>
+                <w:i w:val="0"/>
+                <w:color w:val="000000"/>
+                <w:sz w:val="20"/>
+              </w:rPr>
+              <w:t>/admin/orders</w:t>
+            </w:r>
+          </w:p>
+        </w:tc>
+        <w:tc>
+          <w:tcPr>
+            <w:tcW w:type="dxa" w:w="3685"/>
+            <w:vAlign w:val="center"/>
+          </w:tcPr>
+          <w:p>
+            <w:pPr>
+              <w:spacing w:before="0" w:after="0" w:line="288" w:lineRule="auto"/>
+              <w:jc w:val="left"/>
+            </w:pPr>
+            <w:r/>
+            <w:r>
+              <w:rPr>
+                <w:rFonts w:ascii="Times New Roman" w:hAnsi="Times New Roman" w:eastAsia="宋体" w:cs="Times New Roman"/>
+                <w:b w:val="0"/>
+                <w:i w:val="0"/>
+                <w:color w:val="000000"/>
+                <w:sz w:val="20"/>
+              </w:rPr>
+              <w:t>GET /api/order/admin/list</w:t>
+              <w:br/>
+              <w:t>GET /api/order/admin/stats</w:t>
+              <w:br/>
+              <w:t>PUT /api/order/admin/pay/{id}</w:t>
+              <w:br/>
+              <w:t>PUT /api/order/admin/cancel/{id}</w:t>
+              <w:br/>
+              <w:t>DELETE /api/order/admin/delete/{id}</w:t>
+            </w:r>
+          </w:p>
+        </w:tc>
+        <w:tc>
+          <w:tcPr>
+            <w:tcW w:type="dxa" w:w="2551"/>
+            <w:vAlign w:val="center"/>
+          </w:tcPr>
+          <w:p>
+            <w:pPr>
+              <w:spacing w:before="0" w:after="0" w:line="288" w:lineRule="auto"/>
+              <w:jc w:val="left"/>
+            </w:pPr>
+            <w:r/>
+            <w:r>
+              <w:rPr>
+                <w:rFonts w:ascii="Times New Roman" w:hAnsi="Times New Roman" w:eastAsia="宋体" w:cs="Times New Roman"/>
+                <w:b w:val="0"/>
+                <w:i w:val="0"/>
+                <w:color w:val="000000"/>
+                <w:sz w:val="20"/>
+              </w:rPr>
+              <w:t>顶部 4 张统计卡 (总单数/待支付/已支付/总金额) + 状态筛选 + 强制操作</w:t>
+            </w:r>
+          </w:p>
+        </w:tc>
+      </w:tr>
+      <w:tr>
+        <w:tc>
+          <w:tcPr>
+            <w:tcW w:type="dxa" w:w="1247"/>
+            <w:vAlign w:val="center"/>
+          </w:tcPr>
+          <w:p>
+            <w:pPr>
+              <w:spacing w:before="0" w:after="0" w:line="288" w:lineRule="auto"/>
+              <w:jc w:val="center"/>
+            </w:pPr>
+            <w:r/>
+            <w:r>
+              <w:rPr>
+                <w:rFonts w:ascii="Times New Roman" w:hAnsi="Times New Roman" w:eastAsia="宋体" w:cs="Times New Roman"/>
+                <w:b/>
+                <w:i w:val="0"/>
+                <w:color w:val="000000"/>
+                <w:sz w:val="20"/>
+              </w:rPr>
+              <w:t>日志管理</w:t>
+            </w:r>
+          </w:p>
+        </w:tc>
+        <w:tc>
+          <w:tcPr>
+            <w:tcW w:type="dxa" w:w="1587"/>
+            <w:vAlign w:val="center"/>
+          </w:tcPr>
+          <w:p>
+            <w:pPr>
+              <w:spacing w:before="0" w:after="0" w:line="288" w:lineRule="auto"/>
+              <w:jc w:val="left"/>
+            </w:pPr>
+            <w:r/>
+            <w:r>
+              <w:rPr>
+                <w:rFonts w:ascii="Times New Roman" w:hAnsi="Times New Roman" w:eastAsia="宋体" w:cs="Times New Roman"/>
+                <w:b w:val="0"/>
+                <w:i w:val="0"/>
+                <w:color w:val="000000"/>
+                <w:sz w:val="20"/>
+              </w:rPr>
+              <w:t>/admin/logs</w:t>
+            </w:r>
+          </w:p>
+        </w:tc>
+        <w:tc>
+          <w:tcPr>
+            <w:tcW w:type="dxa" w:w="3685"/>
+            <w:vAlign w:val="center"/>
+          </w:tcPr>
+          <w:p>
+            <w:pPr>
+              <w:spacing w:before="0" w:after="0" w:line="288" w:lineRule="auto"/>
+              <w:jc w:val="left"/>
+            </w:pPr>
+            <w:r/>
+            <w:r>
+              <w:rPr>
+                <w:rFonts w:ascii="Times New Roman" w:hAnsi="Times New Roman" w:eastAsia="宋体" w:cs="Times New Roman"/>
+                <w:b w:val="0"/>
+                <w:i w:val="0"/>
+                <w:color w:val="000000"/>
+                <w:sz w:val="20"/>
+              </w:rPr>
+              <w:t>GET /api/log/files</w:t>
+              <w:br/>
+              <w:t>GET /api/log/tail?file=&amp;lines=</w:t>
+              <w:br/>
+              <w:t>GET /api/log/search?file=&amp;keyword=&amp;max=</w:t>
+            </w:r>
+          </w:p>
+        </w:tc>
+        <w:tc>
+          <w:tcPr>
+            <w:tcW w:type="dxa" w:w="2551"/>
+            <w:vAlign w:val="center"/>
+          </w:tcPr>
+          <w:p>
+            <w:pPr>
+              <w:spacing w:before="0" w:after="0" w:line="288" w:lineRule="auto"/>
+              <w:jc w:val="left"/>
+            </w:pPr>
+            <w:r/>
+            <w:r>
+              <w:rPr>
+                <w:rFonts w:ascii="Times New Roman" w:hAnsi="Times New Roman" w:eastAsia="宋体" w:cs="Times New Roman"/>
+                <w:b w:val="0"/>
+                <w:i w:val="0"/>
+                <w:color w:val="000000"/>
+                <w:sz w:val="20"/>
+              </w:rPr>
+              <w:t>左文件树 (按服务分组) + 右侧 tail/检索 Tab 切换 + 文件路径 URL 编码</w:t>
+            </w:r>
+          </w:p>
+        </w:tc>
+      </w:tr>
+    </w:tbl>
+    <w:p>
+      <w:pPr>
         <w:pStyle w:val="Heading1"/>
         <w:spacing w:before="280" w:after="120"/>
         <w:jc w:val="left"/>
@@ -2415,7 +7136,7 @@
         <w:drawing>
           <wp:inline xmlns:a="http://schemas.openxmlformats.org/drawingml/2006/main" xmlns:pic="http://schemas.openxmlformats.org/drawingml/2006/picture">
             <wp:extent cx="5400000" cy="3061784"/>
-            <wp:docPr id="2" name="Picture 2"/>
+            <wp:docPr id="4" name="Picture 4"/>
             <wp:cNvGraphicFramePr>
               <a:graphicFrameLocks noChangeAspect="1"/>
             </wp:cNvGraphicFramePr>
@@ -2427,7 +7148,7 @@
                     <pic:cNvPicPr/>
                   </pic:nvPicPr>
                   <pic:blipFill>
-                    <a:blip r:embed="rId10"/>
+                    <a:blip r:embed="rId12"/>
                     <a:stretch>
                       <a:fillRect/>
                     </a:stretch>
@@ -2893,6 +7614,100 @@
                 <w:sz w:val="20"/>
               </w:rPr>
               <w:t>BCrypt 加密后的密码</w:t>
+            </w:r>
+          </w:p>
+        </w:tc>
+      </w:tr>
+      <w:tr>
+        <w:tc>
+          <w:tcPr>
+            <w:tcW w:type="dxa" w:w="1701"/>
+            <w:vAlign w:val="center"/>
+          </w:tcPr>
+          <w:p>
+            <w:pPr>
+              <w:spacing w:before="0" w:after="0" w:line="288" w:lineRule="auto"/>
+              <w:jc w:val="center"/>
+            </w:pPr>
+            <w:r/>
+            <w:r>
+              <w:rPr>
+                <w:rFonts w:ascii="Times New Roman" w:hAnsi="Times New Roman" w:eastAsia="宋体" w:cs="Times New Roman"/>
+                <w:b/>
+                <w:i w:val="0"/>
+                <w:color w:val="000000"/>
+                <w:sz w:val="20"/>
+              </w:rPr>
+              <w:t>role</w:t>
+            </w:r>
+          </w:p>
+        </w:tc>
+        <w:tc>
+          <w:tcPr>
+            <w:tcW w:type="dxa" w:w="1984"/>
+            <w:vAlign w:val="center"/>
+          </w:tcPr>
+          <w:p>
+            <w:pPr>
+              <w:spacing w:before="0" w:after="0" w:line="288" w:lineRule="auto"/>
+              <w:jc w:val="left"/>
+            </w:pPr>
+            <w:r/>
+            <w:r>
+              <w:rPr>
+                <w:rFonts w:ascii="Times New Roman" w:hAnsi="Times New Roman" w:eastAsia="宋体" w:cs="Times New Roman"/>
+                <w:b w:val="0"/>
+                <w:i w:val="0"/>
+                <w:color w:val="000000"/>
+                <w:sz w:val="20"/>
+              </w:rPr>
+              <w:t>VARCHAR(16)</w:t>
+            </w:r>
+          </w:p>
+        </w:tc>
+        <w:tc>
+          <w:tcPr>
+            <w:tcW w:type="dxa" w:w="2268"/>
+            <w:vAlign w:val="center"/>
+          </w:tcPr>
+          <w:p>
+            <w:pPr>
+              <w:spacing w:before="0" w:after="0" w:line="288" w:lineRule="auto"/>
+              <w:jc w:val="left"/>
+            </w:pPr>
+            <w:r/>
+            <w:r>
+              <w:rPr>
+                <w:rFonts w:ascii="Times New Roman" w:hAnsi="Times New Roman" w:eastAsia="宋体" w:cs="Times New Roman"/>
+                <w:b w:val="0"/>
+                <w:i w:val="0"/>
+                <w:color w:val="000000"/>
+                <w:sz w:val="20"/>
+              </w:rPr>
+              <w:t>NOT NULL, DEFAULT 'USER'</w:t>
+            </w:r>
+          </w:p>
+        </w:tc>
+        <w:tc>
+          <w:tcPr>
+            <w:tcW w:type="dxa" w:w="3118"/>
+            <w:vAlign w:val="center"/>
+          </w:tcPr>
+          <w:p>
+            <w:pPr>
+              <w:spacing w:before="0" w:after="0" w:line="288" w:lineRule="auto"/>
+              <w:jc w:val="left"/>
+            </w:pPr>
+            <w:r/>
+            <w:r>
+              <w:rPr>
+                <w:rFonts w:ascii="Times New Roman" w:hAnsi="Times New Roman" w:eastAsia="宋体" w:cs="Times New Roman"/>
+                <w:b w:val="0"/>
+                <w:i w:val="0"/>
+                <w:color w:val="000000"/>
+                <w:sz w:val="20"/>
+              </w:rPr>
+              <w:t>角色: USER (普通用户) / ADMIN (管理员)</w:t>
             </w:r>
           </w:p>
         </w:tc>
@@ -5607,7 +10422,7 @@
         <w:drawing>
           <wp:inline xmlns:a="http://schemas.openxmlformats.org/drawingml/2006/main" xmlns:pic="http://schemas.openxmlformats.org/drawingml/2006/picture">
             <wp:extent cx="5040000" cy="4352568"/>
-            <wp:docPr id="3" name="Picture 3"/>
+            <wp:docPr id="5" name="Picture 5"/>
             <wp:cNvGraphicFramePr>
               <a:graphicFrameLocks noChangeAspect="1"/>
             </wp:cNvGraphicFramePr>
@@ -5619,7 +10434,7 @@
                     <pic:cNvPicPr/>
                   </pic:nvPicPr>
                   <pic:blipFill>
-                    <a:blip r:embed="rId11"/>
+                    <a:blip r:embed="rId13"/>
                     <a:stretch>
                       <a:fillRect/>
                     </a:stretch>
@@ -5673,6 +10488,23 @@
     </w:p>
     <w:p>
       <w:pPr>
+        <w:spacing w:before="0" w:after="80" w:line="360" w:lineRule="auto"/>
+        <w:ind w:firstLine="420"/>
+        <w:jc w:val="both"/>
+      </w:pPr>
+      <w:r>
+        <w:rPr>
+          <w:rFonts w:ascii="Times New Roman" w:hAnsi="Times New Roman" w:eastAsia="宋体" w:cs="Times New Roman"/>
+          <w:b w:val="0"/>
+          <w:i w:val="0"/>
+          <w:color w:val="000000"/>
+          <w:sz w:val="21"/>
+        </w:rPr>
+        <w:t>Gateway 的 AuthGlobalFilter 完成两件事：(1) 验证 JWT 并解析 userId；(2) 抽取 role claim 并以 X-User-Id / X-User-Role 头形式注入到下游请求中。下游服务通过 @RequestHeader("X-User-Role") 即可在 Controller 层面实现 RBAC 校验，无需各自维护 JWT 解析逻辑。</w:t>
+      </w:r>
+    </w:p>
+    <w:p>
+      <w:pPr>
         <w:spacing w:line="276" w:lineRule="auto" w:before="40" w:after="40"/>
         <w:ind w:left="227"/>
         <w:shd w:val="clear" w:color="auto" w:fill="F2F2F2"/>
@@ -6052,7 +10884,25 @@
           <w:sz w:val="18"/>
           <w:rFonts w:ascii="Consolas" w:hAnsi="Consolas" w:eastAsia="宋体"/>
         </w:rPr>
-        <w:t xml:space="preserve">            // 注入 X-User-Id 透传到下游</w:t>
+        <w:t xml:space="preserve">            String role   = String.valueOf(claims.get("role"));  // USER / ADMIN</w:t>
+      </w:r>
+    </w:p>
+    <w:p>
+      <w:pPr>
+        <w:spacing w:line="276" w:lineRule="auto" w:before="0" w:after="0"/>
+        <w:ind w:left="227"/>
+        <w:shd w:val="clear" w:color="auto" w:fill="F2F2F2"/>
+      </w:pPr>
+      <w:r>
+        <w:rPr>
+          <w:rFonts w:ascii="Times New Roman" w:hAnsi="Times New Roman" w:eastAsia="宋体" w:cs="Times New Roman"/>
+          <w:b w:val="0"/>
+          <w:i w:val="0"/>
+          <w:color w:val="000000"/>
+          <w:sz w:val="18"/>
+          <w:rFonts w:ascii="Consolas" w:hAnsi="Consolas" w:eastAsia="宋体"/>
+        </w:rPr>
+        <w:t xml:space="preserve">            // 注入 X-User-Id + X-User-Role 透传到下游</w:t>
       </w:r>
     </w:p>
     <w:p>
@@ -6088,7 +10938,43 @@
           <w:sz w:val="18"/>
           <w:rFonts w:ascii="Consolas" w:hAnsi="Consolas" w:eastAsia="宋体"/>
         </w:rPr>
-        <w:t xml:space="preserve">                .header("X-User-Id", userId).build();</w:t>
+        <w:t xml:space="preserve">                .header("X-User-Id",   userId)</w:t>
+      </w:r>
+    </w:p>
+    <w:p>
+      <w:pPr>
+        <w:spacing w:line="276" w:lineRule="auto" w:before="0" w:after="0"/>
+        <w:ind w:left="227"/>
+        <w:shd w:val="clear" w:color="auto" w:fill="F2F2F2"/>
+      </w:pPr>
+      <w:r>
+        <w:rPr>
+          <w:rFonts w:ascii="Times New Roman" w:hAnsi="Times New Roman" w:eastAsia="宋体" w:cs="Times New Roman"/>
+          <w:b w:val="0"/>
+          <w:i w:val="0"/>
+          <w:color w:val="000000"/>
+          <w:sz w:val="18"/>
+          <w:rFonts w:ascii="Consolas" w:hAnsi="Consolas" w:eastAsia="宋体"/>
+        </w:rPr>
+        <w:t xml:space="preserve">                .header("X-User-Role", role)</w:t>
+      </w:r>
+    </w:p>
+    <w:p>
+      <w:pPr>
+        <w:spacing w:line="276" w:lineRule="auto" w:before="0" w:after="0"/>
+        <w:ind w:left="227"/>
+        <w:shd w:val="clear" w:color="auto" w:fill="F2F2F2"/>
+      </w:pPr>
+      <w:r>
+        <w:rPr>
+          <w:rFonts w:ascii="Times New Roman" w:hAnsi="Times New Roman" w:eastAsia="宋体" w:cs="Times New Roman"/>
+          <w:b w:val="0"/>
+          <w:i w:val="0"/>
+          <w:color w:val="000000"/>
+          <w:sz w:val="18"/>
+          <w:rFonts w:ascii="Consolas" w:hAnsi="Consolas" w:eastAsia="宋体"/>
+        </w:rPr>
+        <w:t xml:space="preserve">                .build();</w:t>
       </w:r>
     </w:p>
     <w:p>
@@ -7566,6 +12452,406 @@
     </w:p>
     <w:p>
       <w:pPr>
+        <w:pStyle w:val="Heading2"/>
+        <w:spacing w:before="160" w:after="120"/>
+        <w:jc w:val="left"/>
+      </w:pPr>
+      <w:r>
+        <w:rPr>
+          <w:rFonts w:ascii="Times New Roman" w:hAnsi="Times New Roman" w:eastAsia="宋体" w:cs="Times New Roman"/>
+          <w:b/>
+          <w:i w:val="0"/>
+          <w:color w:val="000000"/>
+          <w:sz w:val="32"/>
+        </w:rPr>
+        <w:t>4.6 管理员 RBAC 校验 (user-service / 其他服务的 /admin/** Controller)</w:t>
+      </w:r>
+    </w:p>
+    <w:p>
+      <w:pPr>
+        <w:spacing w:before="0" w:after="80" w:line="360" w:lineRule="auto"/>
+        <w:ind w:firstLine="420"/>
+        <w:jc w:val="both"/>
+      </w:pPr>
+      <w:r>
+        <w:rPr>
+          <w:rFonts w:ascii="Times New Roman" w:hAnsi="Times New Roman" w:eastAsia="宋体" w:cs="Times New Roman"/>
+          <w:b w:val="0"/>
+          <w:i w:val="0"/>
+          <w:color w:val="000000"/>
+          <w:sz w:val="21"/>
+        </w:rPr>
+        <w:t>所有 /admin/** 控制器在方法签名中显式声明 @RequestHeader("X-User-Role") String role，若 role != "ADMIN" 直接抛 BusinessException(403, "需要管理员权限")。user-service 由于引入 Spring Security，必须把 SecurityConfig 改为 permitAll()，鉴权统一由 Gateway 接管。</w:t>
+      </w:r>
+    </w:p>
+    <w:p>
+      <w:pPr>
+        <w:spacing w:line="276" w:lineRule="auto" w:before="40" w:after="40"/>
+        <w:ind w:left="227"/>
+        <w:shd w:val="clear" w:color="auto" w:fill="F2F2F2"/>
+        <w:pBdr>
+          <w:top w:val="single" w:sz="4" w:color="000000"/>
+          <w:left w:val="single" w:sz="4" w:color="000000"/>
+          <w:bottom w:val="single" w:sz="4" w:color="000000"/>
+          <w:right w:val="single" w:sz="4" w:color="000000"/>
+        </w:pBdr>
+      </w:pPr>
+      <w:r>
+        <w:rPr>
+          <w:rFonts w:ascii="Times New Roman" w:hAnsi="Times New Roman" w:eastAsia="宋体" w:cs="Times New Roman"/>
+          <w:b w:val="0"/>
+          <w:i w:val="0"/>
+          <w:color w:val="000000"/>
+          <w:sz w:val="18"/>
+          <w:rFonts w:ascii="Consolas" w:hAnsi="Consolas" w:eastAsia="宋体"/>
+        </w:rPr>
+        <w:t>@RestController</w:t>
+      </w:r>
+    </w:p>
+    <w:p>
+      <w:pPr>
+        <w:spacing w:line="276" w:lineRule="auto" w:before="0" w:after="0"/>
+        <w:ind w:left="227"/>
+        <w:shd w:val="clear" w:color="auto" w:fill="F2F2F2"/>
+      </w:pPr>
+      <w:r>
+        <w:rPr>
+          <w:rFonts w:ascii="Times New Roman" w:hAnsi="Times New Roman" w:eastAsia="宋体" w:cs="Times New Roman"/>
+          <w:b w:val="0"/>
+          <w:i w:val="0"/>
+          <w:color w:val="000000"/>
+          <w:sz w:val="18"/>
+          <w:rFonts w:ascii="Consolas" w:hAnsi="Consolas" w:eastAsia="宋体"/>
+        </w:rPr>
+        <w:t>@RequestMapping("/user/admin")</w:t>
+      </w:r>
+    </w:p>
+    <w:p>
+      <w:pPr>
+        <w:spacing w:line="276" w:lineRule="auto" w:before="0" w:after="0"/>
+        <w:ind w:left="227"/>
+        <w:shd w:val="clear" w:color="auto" w:fill="F2F2F2"/>
+      </w:pPr>
+      <w:r>
+        <w:rPr>
+          <w:rFonts w:ascii="Times New Roman" w:hAnsi="Times New Roman" w:eastAsia="宋体" w:cs="Times New Roman"/>
+          <w:b w:val="0"/>
+          <w:i w:val="0"/>
+          <w:color w:val="000000"/>
+          <w:sz w:val="18"/>
+          <w:rFonts w:ascii="Consolas" w:hAnsi="Consolas" w:eastAsia="宋体"/>
+        </w:rPr>
+        <w:t>public class UserAdminController {</w:t>
+      </w:r>
+    </w:p>
+    <w:p>
+      <w:pPr>
+        <w:spacing w:line="276" w:lineRule="auto" w:before="0" w:after="0"/>
+        <w:ind w:left="227"/>
+        <w:shd w:val="clear" w:color="auto" w:fill="F2F2F2"/>
+      </w:pPr>
+      <w:r>
+        <w:rPr>
+          <w:rFonts w:ascii="Times New Roman" w:hAnsi="Times New Roman" w:eastAsia="宋体" w:cs="Times New Roman"/>
+          <w:b w:val="0"/>
+          <w:i w:val="0"/>
+          <w:color w:val="000000"/>
+          <w:sz w:val="18"/>
+          <w:rFonts w:ascii="Consolas" w:hAnsi="Consolas" w:eastAsia="宋体"/>
+        </w:rPr>
+        <w:t xml:space="preserve"> </w:t>
+      </w:r>
+    </w:p>
+    <w:p>
+      <w:pPr>
+        <w:spacing w:line="276" w:lineRule="auto" w:before="0" w:after="0"/>
+        <w:ind w:left="227"/>
+        <w:shd w:val="clear" w:color="auto" w:fill="F2F2F2"/>
+      </w:pPr>
+      <w:r>
+        <w:rPr>
+          <w:rFonts w:ascii="Times New Roman" w:hAnsi="Times New Roman" w:eastAsia="宋体" w:cs="Times New Roman"/>
+          <w:b w:val="0"/>
+          <w:i w:val="0"/>
+          <w:color w:val="000000"/>
+          <w:sz w:val="18"/>
+          <w:rFonts w:ascii="Consolas" w:hAnsi="Consolas" w:eastAsia="宋体"/>
+        </w:rPr>
+        <w:t xml:space="preserve">    @GetMapping("/list")</w:t>
+      </w:r>
+    </w:p>
+    <w:p>
+      <w:pPr>
+        <w:spacing w:line="276" w:lineRule="auto" w:before="0" w:after="0"/>
+        <w:ind w:left="227"/>
+        <w:shd w:val="clear" w:color="auto" w:fill="F2F2F2"/>
+      </w:pPr>
+      <w:r>
+        <w:rPr>
+          <w:rFonts w:ascii="Times New Roman" w:hAnsi="Times New Roman" w:eastAsia="宋体" w:cs="Times New Roman"/>
+          <w:b w:val="0"/>
+          <w:i w:val="0"/>
+          <w:color w:val="000000"/>
+          <w:sz w:val="18"/>
+          <w:rFonts w:ascii="Consolas" w:hAnsi="Consolas" w:eastAsia="宋体"/>
+        </w:rPr>
+        <w:t xml:space="preserve">    public ResponseResult&lt;IPage&lt;User&gt;&gt; list(</w:t>
+      </w:r>
+    </w:p>
+    <w:p>
+      <w:pPr>
+        <w:spacing w:line="276" w:lineRule="auto" w:before="0" w:after="0"/>
+        <w:ind w:left="227"/>
+        <w:shd w:val="clear" w:color="auto" w:fill="F2F2F2"/>
+      </w:pPr>
+      <w:r>
+        <w:rPr>
+          <w:rFonts w:ascii="Times New Roman" w:hAnsi="Times New Roman" w:eastAsia="宋体" w:cs="Times New Roman"/>
+          <w:b w:val="0"/>
+          <w:i w:val="0"/>
+          <w:color w:val="000000"/>
+          <w:sz w:val="18"/>
+          <w:rFonts w:ascii="Consolas" w:hAnsi="Consolas" w:eastAsia="宋体"/>
+        </w:rPr>
+        <w:t xml:space="preserve">            @RequestHeader(value = "X-User-Id",   required = false) Long userId,</w:t>
+      </w:r>
+    </w:p>
+    <w:p>
+      <w:pPr>
+        <w:spacing w:line="276" w:lineRule="auto" w:before="0" w:after="0"/>
+        <w:ind w:left="227"/>
+        <w:shd w:val="clear" w:color="auto" w:fill="F2F2F2"/>
+      </w:pPr>
+      <w:r>
+        <w:rPr>
+          <w:rFonts w:ascii="Times New Roman" w:hAnsi="Times New Roman" w:eastAsia="宋体" w:cs="Times New Roman"/>
+          <w:b w:val="0"/>
+          <w:i w:val="0"/>
+          <w:color w:val="000000"/>
+          <w:sz w:val="18"/>
+          <w:rFonts w:ascii="Consolas" w:hAnsi="Consolas" w:eastAsia="宋体"/>
+        </w:rPr>
+        <w:t xml:space="preserve">            @RequestHeader(value = "X-User-Role", required = false) String role,</w:t>
+      </w:r>
+    </w:p>
+    <w:p>
+      <w:pPr>
+        <w:spacing w:line="276" w:lineRule="auto" w:before="0" w:after="0"/>
+        <w:ind w:left="227"/>
+        <w:shd w:val="clear" w:color="auto" w:fill="F2F2F2"/>
+      </w:pPr>
+      <w:r>
+        <w:rPr>
+          <w:rFonts w:ascii="Times New Roman" w:hAnsi="Times New Roman" w:eastAsia="宋体" w:cs="Times New Roman"/>
+          <w:b w:val="0"/>
+          <w:i w:val="0"/>
+          <w:color w:val="000000"/>
+          <w:sz w:val="18"/>
+          <w:rFonts w:ascii="Consolas" w:hAnsi="Consolas" w:eastAsia="宋体"/>
+        </w:rPr>
+        <w:t xml:space="preserve">            @RequestParam(defaultValue = "1")  int page,</w:t>
+      </w:r>
+    </w:p>
+    <w:p>
+      <w:pPr>
+        <w:spacing w:line="276" w:lineRule="auto" w:before="0" w:after="0"/>
+        <w:ind w:left="227"/>
+        <w:shd w:val="clear" w:color="auto" w:fill="F2F2F2"/>
+      </w:pPr>
+      <w:r>
+        <w:rPr>
+          <w:rFonts w:ascii="Times New Roman" w:hAnsi="Times New Roman" w:eastAsia="宋体" w:cs="Times New Roman"/>
+          <w:b w:val="0"/>
+          <w:i w:val="0"/>
+          <w:color w:val="000000"/>
+          <w:sz w:val="18"/>
+          <w:rFonts w:ascii="Consolas" w:hAnsi="Consolas" w:eastAsia="宋体"/>
+        </w:rPr>
+        <w:t xml:space="preserve">            @RequestParam(defaultValue = "10") int size) {</w:t>
+      </w:r>
+    </w:p>
+    <w:p>
+      <w:pPr>
+        <w:spacing w:line="276" w:lineRule="auto" w:before="0" w:after="0"/>
+        <w:ind w:left="227"/>
+        <w:shd w:val="clear" w:color="auto" w:fill="F2F2F2"/>
+      </w:pPr>
+      <w:r>
+        <w:rPr>
+          <w:rFonts w:ascii="Times New Roman" w:hAnsi="Times New Roman" w:eastAsia="宋体" w:cs="Times New Roman"/>
+          <w:b w:val="0"/>
+          <w:i w:val="0"/>
+          <w:color w:val="000000"/>
+          <w:sz w:val="18"/>
+          <w:rFonts w:ascii="Consolas" w:hAnsi="Consolas" w:eastAsia="宋体"/>
+        </w:rPr>
+        <w:t xml:space="preserve">        requireAdmin(role);</w:t>
+      </w:r>
+    </w:p>
+    <w:p>
+      <w:pPr>
+        <w:spacing w:line="276" w:lineRule="auto" w:before="0" w:after="0"/>
+        <w:ind w:left="227"/>
+        <w:shd w:val="clear" w:color="auto" w:fill="F2F2F2"/>
+      </w:pPr>
+      <w:r>
+        <w:rPr>
+          <w:rFonts w:ascii="Times New Roman" w:hAnsi="Times New Roman" w:eastAsia="宋体" w:cs="Times New Roman"/>
+          <w:b w:val="0"/>
+          <w:i w:val="0"/>
+          <w:color w:val="000000"/>
+          <w:sz w:val="18"/>
+          <w:rFonts w:ascii="Consolas" w:hAnsi="Consolas" w:eastAsia="宋体"/>
+        </w:rPr>
+        <w:t xml:space="preserve">        return ResponseResult.success(userService.adminList(page, size));</w:t>
+      </w:r>
+    </w:p>
+    <w:p>
+      <w:pPr>
+        <w:spacing w:line="276" w:lineRule="auto" w:before="0" w:after="0"/>
+        <w:ind w:left="227"/>
+        <w:shd w:val="clear" w:color="auto" w:fill="F2F2F2"/>
+      </w:pPr>
+      <w:r>
+        <w:rPr>
+          <w:rFonts w:ascii="Times New Roman" w:hAnsi="Times New Roman" w:eastAsia="宋体" w:cs="Times New Roman"/>
+          <w:b w:val="0"/>
+          <w:i w:val="0"/>
+          <w:color w:val="000000"/>
+          <w:sz w:val="18"/>
+          <w:rFonts w:ascii="Consolas" w:hAnsi="Consolas" w:eastAsia="宋体"/>
+        </w:rPr>
+        <w:t xml:space="preserve">    }</w:t>
+      </w:r>
+    </w:p>
+    <w:p>
+      <w:pPr>
+        <w:spacing w:line="276" w:lineRule="auto" w:before="0" w:after="0"/>
+        <w:ind w:left="227"/>
+        <w:shd w:val="clear" w:color="auto" w:fill="F2F2F2"/>
+      </w:pPr>
+      <w:r>
+        <w:rPr>
+          <w:rFonts w:ascii="Times New Roman" w:hAnsi="Times New Roman" w:eastAsia="宋体" w:cs="Times New Roman"/>
+          <w:b w:val="0"/>
+          <w:i w:val="0"/>
+          <w:color w:val="000000"/>
+          <w:sz w:val="18"/>
+          <w:rFonts w:ascii="Consolas" w:hAnsi="Consolas" w:eastAsia="宋体"/>
+        </w:rPr>
+        <w:t xml:space="preserve"> </w:t>
+      </w:r>
+    </w:p>
+    <w:p>
+      <w:pPr>
+        <w:spacing w:line="276" w:lineRule="auto" w:before="0" w:after="0"/>
+        <w:ind w:left="227"/>
+        <w:shd w:val="clear" w:color="auto" w:fill="F2F2F2"/>
+      </w:pPr>
+      <w:r>
+        <w:rPr>
+          <w:rFonts w:ascii="Times New Roman" w:hAnsi="Times New Roman" w:eastAsia="宋体" w:cs="Times New Roman"/>
+          <w:b w:val="0"/>
+          <w:i w:val="0"/>
+          <w:color w:val="000000"/>
+          <w:sz w:val="18"/>
+          <w:rFonts w:ascii="Consolas" w:hAnsi="Consolas" w:eastAsia="宋体"/>
+        </w:rPr>
+        <w:t xml:space="preserve">    private void requireAdmin(String role) {</w:t>
+      </w:r>
+    </w:p>
+    <w:p>
+      <w:pPr>
+        <w:spacing w:line="276" w:lineRule="auto" w:before="0" w:after="0"/>
+        <w:ind w:left="227"/>
+        <w:shd w:val="clear" w:color="auto" w:fill="F2F2F2"/>
+      </w:pPr>
+      <w:r>
+        <w:rPr>
+          <w:rFonts w:ascii="Times New Roman" w:hAnsi="Times New Roman" w:eastAsia="宋体" w:cs="Times New Roman"/>
+          <w:b w:val="0"/>
+          <w:i w:val="0"/>
+          <w:color w:val="000000"/>
+          <w:sz w:val="18"/>
+          <w:rFonts w:ascii="Consolas" w:hAnsi="Consolas" w:eastAsia="宋体"/>
+        </w:rPr>
+        <w:t xml:space="preserve">        if (!"ADMIN".equals(role)) {</w:t>
+      </w:r>
+    </w:p>
+    <w:p>
+      <w:pPr>
+        <w:spacing w:line="276" w:lineRule="auto" w:before="0" w:after="0"/>
+        <w:ind w:left="227"/>
+        <w:shd w:val="clear" w:color="auto" w:fill="F2F2F2"/>
+      </w:pPr>
+      <w:r>
+        <w:rPr>
+          <w:rFonts w:ascii="Times New Roman" w:hAnsi="Times New Roman" w:eastAsia="宋体" w:cs="Times New Roman"/>
+          <w:b w:val="0"/>
+          <w:i w:val="0"/>
+          <w:color w:val="000000"/>
+          <w:sz w:val="18"/>
+          <w:rFonts w:ascii="Consolas" w:hAnsi="Consolas" w:eastAsia="宋体"/>
+        </w:rPr>
+        <w:t xml:space="preserve">            throw new BusinessException(403, "需要管理员权限");</w:t>
+      </w:r>
+    </w:p>
+    <w:p>
+      <w:pPr>
+        <w:spacing w:line="276" w:lineRule="auto" w:before="0" w:after="0"/>
+        <w:ind w:left="227"/>
+        <w:shd w:val="clear" w:color="auto" w:fill="F2F2F2"/>
+      </w:pPr>
+      <w:r>
+        <w:rPr>
+          <w:rFonts w:ascii="Times New Roman" w:hAnsi="Times New Roman" w:eastAsia="宋体" w:cs="Times New Roman"/>
+          <w:b w:val="0"/>
+          <w:i w:val="0"/>
+          <w:color w:val="000000"/>
+          <w:sz w:val="18"/>
+          <w:rFonts w:ascii="Consolas" w:hAnsi="Consolas" w:eastAsia="宋体"/>
+        </w:rPr>
+        <w:t xml:space="preserve">        }</w:t>
+      </w:r>
+    </w:p>
+    <w:p>
+      <w:pPr>
+        <w:spacing w:line="276" w:lineRule="auto" w:before="0" w:after="0"/>
+        <w:ind w:left="227"/>
+        <w:shd w:val="clear" w:color="auto" w:fill="F2F2F2"/>
+      </w:pPr>
+      <w:r>
+        <w:rPr>
+          <w:rFonts w:ascii="Times New Roman" w:hAnsi="Times New Roman" w:eastAsia="宋体" w:cs="Times New Roman"/>
+          <w:b w:val="0"/>
+          <w:i w:val="0"/>
+          <w:color w:val="000000"/>
+          <w:sz w:val="18"/>
+          <w:rFonts w:ascii="Consolas" w:hAnsi="Consolas" w:eastAsia="宋体"/>
+        </w:rPr>
+        <w:t xml:space="preserve">    }</w:t>
+      </w:r>
+    </w:p>
+    <w:p>
+      <w:pPr>
+        <w:spacing w:line="276" w:lineRule="auto" w:before="0" w:after="0"/>
+        <w:ind w:left="227"/>
+        <w:shd w:val="clear" w:color="auto" w:fill="F2F2F2"/>
+      </w:pPr>
+      <w:r>
+        <w:rPr>
+          <w:rFonts w:ascii="Times New Roman" w:hAnsi="Times New Roman" w:eastAsia="宋体" w:cs="Times New Roman"/>
+          <w:b w:val="0"/>
+          <w:i w:val="0"/>
+          <w:color w:val="000000"/>
+          <w:sz w:val="18"/>
+          <w:rFonts w:ascii="Consolas" w:hAnsi="Consolas" w:eastAsia="宋体"/>
+        </w:rPr>
+        <w:t>}</w:t>
+      </w:r>
+    </w:p>
+    <w:p>
+      <w:pPr>
         <w:pStyle w:val="Heading1"/>
         <w:spacing w:before="280" w:after="120"/>
         <w:jc w:val="left"/>
@@ -8539,7 +13825,7 @@
           <w:color w:val="000000"/>
           <w:sz w:val="21"/>
         </w:rPr>
-        <w:t>传输安全：JWT 通过 Authorization 头传递，HS256 签名防篡改。</w:t>
+        <w:t>传输安全：JWT 通过 Authorization 头传递，HS256 签名防篡改；token 内含 id/username/role 三个 claim。</w:t>
       </w:r>
     </w:p>
     <w:p>
@@ -8608,6 +13894,57 @@
           <w:sz w:val="21"/>
         </w:rPr>
         <w:t>限流保护：Sentinel 网关层 + 服务层双重限流，防止雪崩。</w:t>
+      </w:r>
+    </w:p>
+    <w:p>
+      <w:pPr>
+        <w:pStyle w:val="ListBullet"/>
+        <w:spacing w:before="0" w:after="0" w:line="336" w:lineRule="auto"/>
+        <w:ind w:left="420"/>
+      </w:pPr>
+      <w:r>
+        <w:rPr>
+          <w:rFonts w:ascii="Times New Roman" w:hAnsi="Times New Roman" w:eastAsia="宋体" w:cs="Times New Roman"/>
+          <w:b w:val="0"/>
+          <w:i w:val="0"/>
+          <w:color w:val="000000"/>
+          <w:sz w:val="21"/>
+        </w:rPr>
+        <w:t>RBAC 鉴权：角色信息嵌入 JWT，网关注入 X-User-Role 头，下游 Controller 通过 @RequestHeader 显式校验 ADMIN。</w:t>
+      </w:r>
+    </w:p>
+    <w:p>
+      <w:pPr>
+        <w:pStyle w:val="ListBullet"/>
+        <w:spacing w:before="0" w:after="0" w:line="336" w:lineRule="auto"/>
+        <w:ind w:left="420"/>
+      </w:pPr>
+      <w:r>
+        <w:rPr>
+          <w:rFonts w:ascii="Times New Roman" w:hAnsi="Times New Roman" w:eastAsia="宋体" w:cs="Times New Roman"/>
+          <w:b w:val="0"/>
+          <w:i w:val="0"/>
+          <w:color w:val="000000"/>
+          <w:sz w:val="21"/>
+        </w:rPr>
+        <w:t>前后端双重防护：路由 meta.adminOnly 守卫拦截普通用户访问 /admin/** 路径，后端再用 X-User-Role 头二次校验，避免绕过前端直接调用 API。</w:t>
+      </w:r>
+    </w:p>
+    <w:p>
+      <w:pPr>
+        <w:pStyle w:val="ListBullet"/>
+        <w:spacing w:before="0" w:after="0" w:line="336" w:lineRule="auto"/>
+        <w:ind w:left="420"/>
+      </w:pPr>
+      <w:r>
+        <w:rPr>
+          <w:rFonts w:ascii="Times New Roman" w:hAnsi="Times New Roman" w:eastAsia="宋体" w:cs="Times New Roman"/>
+          <w:b w:val="0"/>
+          <w:i w:val="0"/>
+          <w:color w:val="000000"/>
+          <w:sz w:val="21"/>
+        </w:rPr>
+        <w:t>日志文件路径安全：log-service 解析请求参数中的 file 字段后必须 getCanonicalPath 落在 ${emall.log.root} 根目录之内，绝对路径逃逸与 ../ 路径穿越均抛 400 拒绝。</w:t>
       </w:r>
     </w:p>
     <w:p>
@@ -9143,6 +14480,290 @@
                 <w:sz w:val="20"/>
               </w:rPr>
               <w:t>request.js + router</w:t>
+            </w:r>
+          </w:p>
+        </w:tc>
+      </w:tr>
+      <w:tr>
+        <w:tc>
+          <w:tcPr>
+            <w:tcW w:type="dxa" w:w="2268"/>
+            <w:vAlign w:val="center"/>
+          </w:tcPr>
+          <w:p>
+            <w:pPr>
+              <w:spacing w:before="0" w:after="0" w:line="288" w:lineRule="auto"/>
+              <w:jc w:val="center"/>
+            </w:pPr>
+            <w:r/>
+            <w:r>
+              <w:rPr>
+                <w:rFonts w:ascii="Times New Roman" w:hAnsi="Times New Roman" w:eastAsia="宋体" w:cs="Times New Roman"/>
+                <w:b/>
+                <w:i w:val="0"/>
+                <w:color w:val="000000"/>
+                <w:sz w:val="20"/>
+              </w:rPr>
+              <w:t>RabbitMQ 推送失败</w:t>
+            </w:r>
+          </w:p>
+        </w:tc>
+        <w:tc>
+          <w:tcPr>
+            <w:tcW w:type="dxa" w:w="3969"/>
+            <w:vAlign w:val="center"/>
+          </w:tcPr>
+          <w:p>
+            <w:pPr>
+              <w:spacing w:before="0" w:after="0" w:line="288" w:lineRule="auto"/>
+              <w:jc w:val="left"/>
+            </w:pPr>
+            <w:r/>
+            <w:r>
+              <w:rPr>
+                <w:rFonts w:ascii="Times New Roman" w:hAnsi="Times New Roman" w:eastAsia="宋体" w:cs="Times New Roman"/>
+                <w:b w:val="0"/>
+                <w:i w:val="0"/>
+                <w:color w:val="000000"/>
+                <w:sz w:val="20"/>
+              </w:rPr>
+              <w:t>OrderEventPublisher 捕获异常记 ERROR，不回滚订单事务</w:t>
+            </w:r>
+          </w:p>
+        </w:tc>
+        <w:tc>
+          <w:tcPr>
+            <w:tcW w:type="dxa" w:w="2835"/>
+            <w:vAlign w:val="center"/>
+          </w:tcPr>
+          <w:p>
+            <w:pPr>
+              <w:spacing w:before="0" w:after="0" w:line="288" w:lineRule="auto"/>
+              <w:jc w:val="left"/>
+            </w:pPr>
+            <w:r/>
+            <w:r>
+              <w:rPr>
+                <w:rFonts w:ascii="Times New Roman" w:hAnsi="Times New Roman" w:eastAsia="宋体" w:cs="Times New Roman"/>
+                <w:b w:val="0"/>
+                <w:i w:val="0"/>
+                <w:color w:val="000000"/>
+                <w:sz w:val="20"/>
+              </w:rPr>
+              <w:t>OrderEventPublisher.send()</w:t>
+            </w:r>
+          </w:p>
+        </w:tc>
+      </w:tr>
+      <w:tr>
+        <w:tc>
+          <w:tcPr>
+            <w:tcW w:type="dxa" w:w="2268"/>
+            <w:vAlign w:val="center"/>
+          </w:tcPr>
+          <w:p>
+            <w:pPr>
+              <w:spacing w:before="0" w:after="0" w:line="288" w:lineRule="auto"/>
+              <w:jc w:val="center"/>
+            </w:pPr>
+            <w:r/>
+            <w:r>
+              <w:rPr>
+                <w:rFonts w:ascii="Times New Roman" w:hAnsi="Times New Roman" w:eastAsia="宋体" w:cs="Times New Roman"/>
+                <w:b/>
+                <w:i w:val="0"/>
+                <w:color w:val="000000"/>
+                <w:sz w:val="20"/>
+              </w:rPr>
+              <w:t>RabbitMQ 消费失败</w:t>
+            </w:r>
+          </w:p>
+        </w:tc>
+        <w:tc>
+          <w:tcPr>
+            <w:tcW w:type="dxa" w:w="3969"/>
+            <w:vAlign w:val="center"/>
+          </w:tcPr>
+          <w:p>
+            <w:pPr>
+              <w:spacing w:before="0" w:after="0" w:line="288" w:lineRule="auto"/>
+              <w:jc w:val="left"/>
+            </w:pPr>
+            <w:r/>
+            <w:r>
+              <w:rPr>
+                <w:rFonts w:ascii="Times New Roman" w:hAnsi="Times New Roman" w:eastAsia="宋体" w:cs="Times New Roman"/>
+                <w:b w:val="0"/>
+                <w:i w:val="0"/>
+                <w:color w:val="000000"/>
+                <w:sz w:val="20"/>
+              </w:rPr>
+              <w:t>@RabbitListener 异常仅记 ERROR；listener.simple.retry 3 次</w:t>
+            </w:r>
+          </w:p>
+        </w:tc>
+        <w:tc>
+          <w:tcPr>
+            <w:tcW w:type="dxa" w:w="2835"/>
+            <w:vAlign w:val="center"/>
+          </w:tcPr>
+          <w:p>
+            <w:pPr>
+              <w:spacing w:before="0" w:after="0" w:line="288" w:lineRule="auto"/>
+              <w:jc w:val="left"/>
+            </w:pPr>
+            <w:r/>
+            <w:r>
+              <w:rPr>
+                <w:rFonts w:ascii="Times New Roman" w:hAnsi="Times New Roman" w:eastAsia="宋体" w:cs="Times New Roman"/>
+                <w:b w:val="0"/>
+                <w:i w:val="0"/>
+                <w:color w:val="000000"/>
+                <w:sz w:val="20"/>
+              </w:rPr>
+              <w:t>application.yml + Listener</w:t>
+            </w:r>
+          </w:p>
+        </w:tc>
+      </w:tr>
+      <w:tr>
+        <w:tc>
+          <w:tcPr>
+            <w:tcW w:type="dxa" w:w="2268"/>
+            <w:vAlign w:val="center"/>
+          </w:tcPr>
+          <w:p>
+            <w:pPr>
+              <w:spacing w:before="0" w:after="0" w:line="288" w:lineRule="auto"/>
+              <w:jc w:val="center"/>
+            </w:pPr>
+            <w:r/>
+            <w:r>
+              <w:rPr>
+                <w:rFonts w:ascii="Times New Roman" w:hAnsi="Times New Roman" w:eastAsia="宋体" w:cs="Times New Roman"/>
+                <w:b/>
+                <w:i w:val="0"/>
+                <w:color w:val="000000"/>
+                <w:sz w:val="20"/>
+              </w:rPr>
+              <w:t>RabbitMQ 宕机</w:t>
+            </w:r>
+          </w:p>
+        </w:tc>
+        <w:tc>
+          <w:tcPr>
+            <w:tcW w:type="dxa" w:w="3969"/>
+            <w:vAlign w:val="center"/>
+          </w:tcPr>
+          <w:p>
+            <w:pPr>
+              <w:spacing w:before="0" w:after="0" w:line="288" w:lineRule="auto"/>
+              <w:jc w:val="left"/>
+            </w:pPr>
+            <w:r/>
+            <w:r>
+              <w:rPr>
+                <w:rFonts w:ascii="Times New Roman" w:hAnsi="Times New Roman" w:eastAsia="宋体" w:cs="Times New Roman"/>
+                <w:b w:val="0"/>
+                <w:i w:val="0"/>
+                <w:color w:val="000000"/>
+                <w:sz w:val="20"/>
+              </w:rPr>
+              <w:t>订单事务与 MQ 推送解耦，业务可用性优先</w:t>
+            </w:r>
+          </w:p>
+        </w:tc>
+        <w:tc>
+          <w:tcPr>
+            <w:tcW w:type="dxa" w:w="2835"/>
+            <w:vAlign w:val="center"/>
+          </w:tcPr>
+          <w:p>
+            <w:pPr>
+              <w:spacing w:before="0" w:after="0" w:line="288" w:lineRule="auto"/>
+              <w:jc w:val="left"/>
+            </w:pPr>
+            <w:r/>
+            <w:r>
+              <w:rPr>
+                <w:rFonts w:ascii="Times New Roman" w:hAnsi="Times New Roman" w:eastAsia="宋体" w:cs="Times New Roman"/>
+                <w:b w:val="0"/>
+                <w:i w:val="0"/>
+                <w:color w:val="000000"/>
+                <w:sz w:val="20"/>
+              </w:rPr>
+              <w:t>OrderServiceImpl + OrderEventPublisher</w:t>
+            </w:r>
+          </w:p>
+        </w:tc>
+      </w:tr>
+      <w:tr>
+        <w:tc>
+          <w:tcPr>
+            <w:tcW w:type="dxa" w:w="2268"/>
+            <w:vAlign w:val="center"/>
+          </w:tcPr>
+          <w:p>
+            <w:pPr>
+              <w:spacing w:before="0" w:after="0" w:line="288" w:lineRule="auto"/>
+              <w:jc w:val="center"/>
+            </w:pPr>
+            <w:r/>
+            <w:r>
+              <w:rPr>
+                <w:rFonts w:ascii="Times New Roman" w:hAnsi="Times New Roman" w:eastAsia="宋体" w:cs="Times New Roman"/>
+                <w:b/>
+                <w:i w:val="0"/>
+                <w:color w:val="000000"/>
+                <w:sz w:val="20"/>
+              </w:rPr>
+              <w:t>订单事件丢失</w:t>
+            </w:r>
+          </w:p>
+        </w:tc>
+        <w:tc>
+          <w:tcPr>
+            <w:tcW w:type="dxa" w:w="3969"/>
+            <w:vAlign w:val="center"/>
+          </w:tcPr>
+          <w:p>
+            <w:pPr>
+              <w:spacing w:before="0" w:after="0" w:line="288" w:lineRule="auto"/>
+              <w:jc w:val="left"/>
+            </w:pPr>
+            <w:r/>
+            <w:r>
+              <w:rPr>
+                <w:rFonts w:ascii="Times New Roman" w:hAnsi="Times New Roman" w:eastAsia="宋体" w:cs="Times New Roman"/>
+                <w:b w:val="0"/>
+                <w:i w:val="0"/>
+                <w:color w:val="000000"/>
+                <w:sz w:val="20"/>
+              </w:rPr>
+              <w:t>业务关键数据 (MySQL) 已持久化；MQ 仅用于统计/审计，最坏丢一次事件</w:t>
+            </w:r>
+          </w:p>
+        </w:tc>
+        <w:tc>
+          <w:tcPr>
+            <w:tcW w:type="dxa" w:w="2835"/>
+            <w:vAlign w:val="center"/>
+          </w:tcPr>
+          <w:p>
+            <w:pPr>
+              <w:spacing w:before="0" w:after="0" w:line="288" w:lineRule="auto"/>
+              <w:jc w:val="left"/>
+            </w:pPr>
+            <w:r/>
+            <w:r>
+              <w:rPr>
+                <w:rFonts w:ascii="Times New Roman" w:hAnsi="Times New Roman" w:eastAsia="宋体" w:cs="Times New Roman"/>
+                <w:b w:val="0"/>
+                <w:i w:val="0"/>
+                <w:color w:val="000000"/>
+                <w:sz w:val="20"/>
+              </w:rPr>
+              <w:t>最终一致性</w:t>
             </w:r>
           </w:p>
         </w:tc>
